--- a/public/reports/S7_LR04_template.docx
+++ b/public/reports/S7_LR04_template.docx
@@ -2197,7 +2197,7 @@
                 <w:szCs w:val="19"/>
                 <w:color w:val="1C1C1C"/>
               </w:rPr>
-              <w:t>Вход из последовательности</w:t>
+              <w:t>Результаты предыдущих работ</w:t>
             </w:r>
           </w:p>
         </w:tc>
@@ -2219,7 +2219,7 @@
                 <w:szCs w:val="19"/>
                 <w:color w:val="1C1C1C"/>
               </w:rPr>
-              <w:t>Проблемная карточка из ЛР 3 и сведения об окружении выбранного варианта</w:t>
+              <w:t>Карточка проблемного обращения и решение о его маршрутизации из ЛР 3.</w:t>
             </w:r>
           </w:p>
         </w:tc>
@@ -2249,7 +2249,7 @@
                 <w:szCs w:val="19"/>
                 <w:color w:val="1C1C1C"/>
               </w:rPr>
-              <w:t>Передача в следующую работу</w:t>
+              <w:t>Материалы на входе</w:t>
             </w:r>
           </w:p>
         </w:tc>
@@ -2272,7 +2272,7 @@
                 <w:szCs w:val="19"/>
                 <w:color w:val="1C1C1C"/>
               </w:rPr>
-              <w:t>Подтверждённый сценарий и безопасный обходной путь используются в статьях базы знаний ЛР 5 и плане обновления ЛР 6</w:t>
+              <w:t>Исходное сообщение пользователя, таблица трёх сеансов, черновые действия и запись ERR-ATTACH-17.</w:t>
             </w:r>
           </w:p>
         </w:tc>
@@ -2301,7 +2301,7 @@
                 <w:szCs w:val="19"/>
                 <w:color w:val="1C1C1C"/>
               </w:rPr>
-              <w:t>Предметная область</w:t>
+              <w:t>Использование результата</w:t>
             </w:r>
           </w:p>
         </w:tc>
@@ -2321,9 +2321,9 @@
                 <w:rFonts w:ascii="Times New Roman" w:hAnsi="Times New Roman" w:eastAsia="Times New Roman" w:cs="Times New Roman"/>
                 <w:sz w:val="19"/>
                 <w:szCs w:val="19"/>
-                <w:color w:val="77777F"/>
-              </w:rPr>
-              <w:t>[Укажите сквозной вариант SA01–SA30 и название]</w:t>
+                <w:color w:val="1C1C1C"/>
+              </w:rPr>
+              <w:t>Проверенный сценарий и безопасный обходной путь используются в ЛР 5 и ЛР 6.</w:t>
             </w:r>
           </w:p>
         </w:tc>
@@ -2353,6 +2353,58 @@
                 <w:szCs w:val="19"/>
                 <w:color w:val="1C1C1C"/>
               </w:rPr>
+              <w:t>Предметная область</w:t>
+            </w:r>
+          </w:p>
+        </w:tc>
+        <w:tc>
+          <w:tcPr>
+            <w:tcW w:w="6900" w:type="dxa"/>
+            <w:vAlign w:val="center"/>
+            <w:shd w:val="clear" w:fill="F7F7F9"/>
+          </w:tcPr>
+          <w:p>
+            <w:pPr>
+              <w:jc w:val="left"/>
+              <w:spacing w:before="0" w:after="0" w:line="240" w:lineRule="auto"/>
+              <w:keepLines/>
+            </w:pPr>
+            <w:r>
+              <w:rPr>
+                <w:rFonts w:ascii="Times New Roman" w:hAnsi="Times New Roman" w:eastAsia="Times New Roman" w:cs="Times New Roman"/>
+                <w:sz w:val="19"/>
+                <w:szCs w:val="19"/>
+                <w:color w:val="77777F"/>
+              </w:rPr>
+              <w:t>[Укажите сквозной вариант SA01–SA30 и название]</w:t>
+            </w:r>
+          </w:p>
+        </w:tc>
+      </w:tr>
+      <w:tr>
+        <w:trPr>
+          <w:cantSplit/>
+        </w:trPr>
+        <w:tc>
+          <w:tcPr>
+            <w:tcW w:w="2100" w:type="dxa"/>
+            <w:vAlign w:val="center"/>
+          </w:tcPr>
+          <w:p>
+            <w:pPr>
+              <w:jc w:val="left"/>
+              <w:spacing w:before="0" w:after="0" w:line="240" w:lineRule="auto"/>
+              <w:keepLines/>
+            </w:pPr>
+            <w:r>
+              <w:rPr>
+                <w:rFonts w:ascii="Times New Roman" w:hAnsi="Times New Roman" w:eastAsia="Times New Roman" w:cs="Times New Roman"/>
+                <w:b/>
+                <w:bCs/>
+                <w:sz w:val="19"/>
+                <w:szCs w:val="19"/>
+                <w:color w:val="1C1C1C"/>
+              </w:rPr>
               <w:t>Имя итогового файла</w:t>
             </w:r>
           </w:p>
@@ -2361,7 +2413,6 @@
           <w:tcPr>
             <w:tcW w:w="6900" w:type="dxa"/>
             <w:vAlign w:val="center"/>
-            <w:shd w:val="clear" w:fill="F7F7F9"/>
           </w:tcPr>
           <w:p>
             <w:pPr>
@@ -2415,28 +2466,474 @@
         <w:t>Преобразовать неполное сообщение в безопасный и минимальный сценарий воспроизведения с контролируемыми условиями.</w:t>
       </w:r>
     </w:p>
-    <w:p>
-      <w:pPr>
-        <w:spacing w:before="50" w:after="100" w:line="250" w:lineRule="auto"/>
-        <w:keepLines/>
-        <w:shd w:val="clear" w:fill="F1F1F4"/>
-        <w:pBdr>
-          <w:top w:val="single" w:sz="5" w:space="5" w:color="D2D3D8"/>
-          <w:left w:val="single" w:sz="5" w:space="5" w:color="D2D3D8"/>
-          <w:bottom w:val="single" w:sz="5" w:space="5" w:color="D2D3D8"/>
-          <w:right w:val="single" w:sz="5" w:space="5" w:color="D2D3D8"/>
-        </w:pBdr>
-      </w:pPr>
-      <w:r>
-        <w:rPr>
-          <w:rFonts w:ascii="Times New Roman" w:hAnsi="Times New Roman" w:eastAsia="Times New Roman" w:cs="Times New Roman"/>
-          <w:sz w:val="20"/>
-          <w:szCs w:val="20"/>
-          <w:color w:val="77777F"/>
-        </w:rPr>
-        <w:t>[При необходимости уточните формулировку цели своими словами, не добавляя теоретический обзор.]</w:t>
-      </w:r>
-    </w:p>
+    <w:tbl>
+      <w:tblPr>
+        <w:tblW w:w="9000" w:type="dxa"/>
+        <w:tblInd w:w="120" w:type="dxa"/>
+        <w:tblLayout w:type="fixed"/>
+        <w:tblCellMar>
+          <w:top w:w="90" w:type="dxa"/>
+          <w:start w:w="120" w:type="dxa"/>
+          <w:bottom w:w="90" w:type="dxa"/>
+          <w:end w:w="120" w:type="dxa"/>
+        </w:tblCellMar>
+        <w:tblBorders>
+          <w:top w:val="single" w:sz="6" w:space="0" w:color="C7C8CD"/>
+          <w:start w:val="single" w:sz="6" w:space="0" w:color="C7C8CD"/>
+          <w:bottom w:val="single" w:sz="6" w:space="0" w:color="C7C8CD"/>
+          <w:end w:val="single" w:sz="6" w:space="0" w:color="C7C8CD"/>
+          <w:insideH w:val="single" w:sz="6" w:space="0" w:color="C7C8CD"/>
+          <w:insideV w:val="single" w:sz="6" w:space="0" w:color="C7C8CD"/>
+        </w:tblBorders>
+      </w:tblPr>
+      <w:tblGrid>
+        <w:gridCol w:w="550"/>
+        <w:gridCol w:w="5250"/>
+        <w:gridCol w:w="3200"/>
+      </w:tblGrid>
+      <w:tr>
+        <w:trPr>
+          <w:cantSplit/>
+          <w:tblHeader/>
+        </w:trPr>
+        <w:tc>
+          <w:tcPr>
+            <w:tcW w:w="550" w:type="dxa"/>
+            <w:vAlign w:val="center"/>
+            <w:shd w:val="clear" w:fill="1C1C1C"/>
+          </w:tcPr>
+          <w:p>
+            <w:pPr>
+              <w:jc w:val="center"/>
+              <w:spacing w:before="0" w:after="0" w:line="240" w:lineRule="auto"/>
+              <w:keepLines/>
+            </w:pPr>
+            <w:r>
+              <w:rPr>
+                <w:rFonts w:ascii="Times New Roman" w:hAnsi="Times New Roman" w:eastAsia="Times New Roman" w:cs="Times New Roman"/>
+                <w:b/>
+                <w:bCs/>
+                <w:sz w:val="18"/>
+                <w:szCs w:val="18"/>
+                <w:color w:val="FFFFFF"/>
+              </w:rPr>
+              <w:t>№</w:t>
+            </w:r>
+          </w:p>
+        </w:tc>
+        <w:tc>
+          <w:tcPr>
+            <w:tcW w:w="5250" w:type="dxa"/>
+            <w:vAlign w:val="center"/>
+            <w:shd w:val="clear" w:fill="1C1C1C"/>
+          </w:tcPr>
+          <w:p>
+            <w:pPr>
+              <w:jc w:val="center"/>
+              <w:spacing w:before="0" w:after="0" w:line="240" w:lineRule="auto"/>
+              <w:keepLines/>
+            </w:pPr>
+            <w:r>
+              <w:rPr>
+                <w:rFonts w:ascii="Times New Roman" w:hAnsi="Times New Roman" w:eastAsia="Times New Roman" w:cs="Times New Roman"/>
+                <w:b/>
+                <w:bCs/>
+                <w:sz w:val="18"/>
+                <w:szCs w:val="18"/>
+                <w:color w:val="FFFFFF"/>
+              </w:rPr>
+              <w:t>Формируемое умение</w:t>
+            </w:r>
+          </w:p>
+        </w:tc>
+        <w:tc>
+          <w:tcPr>
+            <w:tcW w:w="3200" w:type="dxa"/>
+            <w:vAlign w:val="center"/>
+            <w:shd w:val="clear" w:fill="1C1C1C"/>
+          </w:tcPr>
+          <w:p>
+            <w:pPr>
+              <w:jc w:val="center"/>
+              <w:spacing w:before="0" w:after="0" w:line="240" w:lineRule="auto"/>
+              <w:keepLines/>
+            </w:pPr>
+            <w:r>
+              <w:rPr>
+                <w:rFonts w:ascii="Times New Roman" w:hAnsi="Times New Roman" w:eastAsia="Times New Roman" w:cs="Times New Roman"/>
+                <w:b/>
+                <w:bCs/>
+                <w:sz w:val="18"/>
+                <w:szCs w:val="18"/>
+                <w:color w:val="FFFFFF"/>
+              </w:rPr>
+              <w:t>Где подтверждено</w:t>
+            </w:r>
+          </w:p>
+        </w:tc>
+      </w:tr>
+      <w:tr>
+        <w:trPr>
+          <w:cantSplit/>
+        </w:trPr>
+        <w:tc>
+          <w:tcPr>
+            <w:tcW w:w="550" w:type="dxa"/>
+            <w:vAlign w:val="center"/>
+          </w:tcPr>
+          <w:p>
+            <w:pPr>
+              <w:jc w:val="center"/>
+              <w:spacing w:before="0" w:after="0" w:line="240" w:lineRule="auto"/>
+              <w:keepLines/>
+            </w:pPr>
+            <w:r>
+              <w:rPr>
+                <w:rFonts w:ascii="Times New Roman" w:hAnsi="Times New Roman" w:eastAsia="Times New Roman" w:cs="Times New Roman"/>
+                <w:sz w:val="18"/>
+                <w:szCs w:val="18"/>
+                <w:color w:val="1C1C1C"/>
+              </w:rPr>
+              <w:t>1</w:t>
+            </w:r>
+          </w:p>
+        </w:tc>
+        <w:tc>
+          <w:tcPr>
+            <w:tcW w:w="5250" w:type="dxa"/>
+            <w:vAlign w:val="center"/>
+          </w:tcPr>
+          <w:p>
+            <w:pPr>
+              <w:jc w:val="left"/>
+              <w:spacing w:before="0" w:after="0" w:line="240" w:lineRule="auto"/>
+              <w:keepLines/>
+            </w:pPr>
+            <w:r>
+              <w:rPr>
+                <w:rFonts w:ascii="Times New Roman" w:hAnsi="Times New Roman" w:eastAsia="Times New Roman" w:cs="Times New Roman"/>
+                <w:sz w:val="18"/>
+                <w:szCs w:val="18"/>
+                <w:color w:val="1C1C1C"/>
+              </w:rPr>
+              <w:t>Выявлять недостающие сведения</w:t>
+            </w:r>
+          </w:p>
+        </w:tc>
+        <w:tc>
+          <w:tcPr>
+            <w:tcW w:w="3200" w:type="dxa"/>
+            <w:vAlign w:val="center"/>
+          </w:tcPr>
+          <w:p>
+            <w:pPr>
+              <w:jc w:val="left"/>
+              <w:spacing w:before="0" w:after="0" w:line="240" w:lineRule="auto"/>
+              <w:keepLines/>
+            </w:pPr>
+            <w:r>
+              <w:rPr>
+                <w:rFonts w:ascii="Times New Roman" w:hAnsi="Times New Roman" w:eastAsia="Times New Roman" w:cs="Times New Roman"/>
+                <w:sz w:val="18"/>
+                <w:szCs w:val="18"/>
+                <w:color w:val="77777F"/>
+              </w:rPr>
+              <w:t>[Укажите раздел или доказательство]</w:t>
+            </w:r>
+          </w:p>
+        </w:tc>
+      </w:tr>
+      <w:tr>
+        <w:trPr>
+          <w:cantSplit/>
+        </w:trPr>
+        <w:tc>
+          <w:tcPr>
+            <w:tcW w:w="550" w:type="dxa"/>
+            <w:vAlign w:val="center"/>
+            <w:shd w:val="clear" w:fill="F7F7F9"/>
+          </w:tcPr>
+          <w:p>
+            <w:pPr>
+              <w:jc w:val="center"/>
+              <w:spacing w:before="0" w:after="0" w:line="240" w:lineRule="auto"/>
+              <w:keepLines/>
+            </w:pPr>
+            <w:r>
+              <w:rPr>
+                <w:rFonts w:ascii="Times New Roman" w:hAnsi="Times New Roman" w:eastAsia="Times New Roman" w:cs="Times New Roman"/>
+                <w:sz w:val="18"/>
+                <w:szCs w:val="18"/>
+                <w:color w:val="1C1C1C"/>
+              </w:rPr>
+              <w:t>2</w:t>
+            </w:r>
+          </w:p>
+        </w:tc>
+        <w:tc>
+          <w:tcPr>
+            <w:tcW w:w="5250" w:type="dxa"/>
+            <w:vAlign w:val="center"/>
+            <w:shd w:val="clear" w:fill="F7F7F9"/>
+          </w:tcPr>
+          <w:p>
+            <w:pPr>
+              <w:jc w:val="left"/>
+              <w:spacing w:before="0" w:after="0" w:line="240" w:lineRule="auto"/>
+              <w:keepLines/>
+            </w:pPr>
+            <w:r>
+              <w:rPr>
+                <w:rFonts w:ascii="Times New Roman" w:hAnsi="Times New Roman" w:eastAsia="Times New Roman" w:cs="Times New Roman"/>
+                <w:sz w:val="18"/>
+                <w:szCs w:val="18"/>
+                <w:color w:val="1C1C1C"/>
+              </w:rPr>
+              <w:t>Формулировать уточняющие вопросы</w:t>
+            </w:r>
+          </w:p>
+        </w:tc>
+        <w:tc>
+          <w:tcPr>
+            <w:tcW w:w="3200" w:type="dxa"/>
+            <w:vAlign w:val="center"/>
+            <w:shd w:val="clear" w:fill="F7F7F9"/>
+          </w:tcPr>
+          <w:p>
+            <w:pPr>
+              <w:jc w:val="left"/>
+              <w:spacing w:before="0" w:after="0" w:line="240" w:lineRule="auto"/>
+              <w:keepLines/>
+            </w:pPr>
+            <w:r>
+              <w:rPr>
+                <w:rFonts w:ascii="Times New Roman" w:hAnsi="Times New Roman" w:eastAsia="Times New Roman" w:cs="Times New Roman"/>
+                <w:sz w:val="18"/>
+                <w:szCs w:val="18"/>
+                <w:color w:val="77777F"/>
+              </w:rPr>
+              <w:t>[Укажите раздел или доказательство]</w:t>
+            </w:r>
+          </w:p>
+        </w:tc>
+      </w:tr>
+      <w:tr>
+        <w:trPr>
+          <w:cantSplit/>
+        </w:trPr>
+        <w:tc>
+          <w:tcPr>
+            <w:tcW w:w="550" w:type="dxa"/>
+            <w:vAlign w:val="center"/>
+          </w:tcPr>
+          <w:p>
+            <w:pPr>
+              <w:jc w:val="center"/>
+              <w:spacing w:before="0" w:after="0" w:line="240" w:lineRule="auto"/>
+              <w:keepLines/>
+            </w:pPr>
+            <w:r>
+              <w:rPr>
+                <w:rFonts w:ascii="Times New Roman" w:hAnsi="Times New Roman" w:eastAsia="Times New Roman" w:cs="Times New Roman"/>
+                <w:sz w:val="18"/>
+                <w:szCs w:val="18"/>
+                <w:color w:val="1C1C1C"/>
+              </w:rPr>
+              <w:t>3</w:t>
+            </w:r>
+          </w:p>
+        </w:tc>
+        <w:tc>
+          <w:tcPr>
+            <w:tcW w:w="5250" w:type="dxa"/>
+            <w:vAlign w:val="center"/>
+          </w:tcPr>
+          <w:p>
+            <w:pPr>
+              <w:jc w:val="left"/>
+              <w:spacing w:before="0" w:after="0" w:line="240" w:lineRule="auto"/>
+              <w:keepLines/>
+            </w:pPr>
+            <w:r>
+              <w:rPr>
+                <w:rFonts w:ascii="Times New Roman" w:hAnsi="Times New Roman" w:eastAsia="Times New Roman" w:cs="Times New Roman"/>
+                <w:sz w:val="18"/>
+                <w:szCs w:val="18"/>
+                <w:color w:val="1C1C1C"/>
+              </w:rPr>
+              <w:t>Фиксировать окружение и предусловия</w:t>
+            </w:r>
+          </w:p>
+        </w:tc>
+        <w:tc>
+          <w:tcPr>
+            <w:tcW w:w="3200" w:type="dxa"/>
+            <w:vAlign w:val="center"/>
+          </w:tcPr>
+          <w:p>
+            <w:pPr>
+              <w:jc w:val="left"/>
+              <w:spacing w:before="0" w:after="0" w:line="240" w:lineRule="auto"/>
+              <w:keepLines/>
+            </w:pPr>
+            <w:r>
+              <w:rPr>
+                <w:rFonts w:ascii="Times New Roman" w:hAnsi="Times New Roman" w:eastAsia="Times New Roman" w:cs="Times New Roman"/>
+                <w:sz w:val="18"/>
+                <w:szCs w:val="18"/>
+                <w:color w:val="77777F"/>
+              </w:rPr>
+              <w:t>[Укажите раздел или доказательство]</w:t>
+            </w:r>
+          </w:p>
+        </w:tc>
+      </w:tr>
+      <w:tr>
+        <w:trPr>
+          <w:cantSplit/>
+        </w:trPr>
+        <w:tc>
+          <w:tcPr>
+            <w:tcW w:w="550" w:type="dxa"/>
+            <w:vAlign w:val="center"/>
+            <w:shd w:val="clear" w:fill="F7F7F9"/>
+          </w:tcPr>
+          <w:p>
+            <w:pPr>
+              <w:jc w:val="center"/>
+              <w:spacing w:before="0" w:after="0" w:line="240" w:lineRule="auto"/>
+              <w:keepLines/>
+            </w:pPr>
+            <w:r>
+              <w:rPr>
+                <w:rFonts w:ascii="Times New Roman" w:hAnsi="Times New Roman" w:eastAsia="Times New Roman" w:cs="Times New Roman"/>
+                <w:sz w:val="18"/>
+                <w:szCs w:val="18"/>
+                <w:color w:val="1C1C1C"/>
+              </w:rPr>
+              <w:t>4</w:t>
+            </w:r>
+          </w:p>
+        </w:tc>
+        <w:tc>
+          <w:tcPr>
+            <w:tcW w:w="5250" w:type="dxa"/>
+            <w:vAlign w:val="center"/>
+            <w:shd w:val="clear" w:fill="F7F7F9"/>
+          </w:tcPr>
+          <w:p>
+            <w:pPr>
+              <w:jc w:val="left"/>
+              <w:spacing w:before="0" w:after="0" w:line="240" w:lineRule="auto"/>
+              <w:keepLines/>
+            </w:pPr>
+            <w:r>
+              <w:rPr>
+                <w:rFonts w:ascii="Times New Roman" w:hAnsi="Times New Roman" w:eastAsia="Times New Roman" w:cs="Times New Roman"/>
+                <w:sz w:val="18"/>
+                <w:szCs w:val="18"/>
+                <w:color w:val="1C1C1C"/>
+              </w:rPr>
+              <w:t>Сокращать сценарий до минимального</w:t>
+            </w:r>
+          </w:p>
+        </w:tc>
+        <w:tc>
+          <w:tcPr>
+            <w:tcW w:w="3200" w:type="dxa"/>
+            <w:vAlign w:val="center"/>
+            <w:shd w:val="clear" w:fill="F7F7F9"/>
+          </w:tcPr>
+          <w:p>
+            <w:pPr>
+              <w:jc w:val="left"/>
+              <w:spacing w:before="0" w:after="0" w:line="240" w:lineRule="auto"/>
+              <w:keepLines/>
+            </w:pPr>
+            <w:r>
+              <w:rPr>
+                <w:rFonts w:ascii="Times New Roman" w:hAnsi="Times New Roman" w:eastAsia="Times New Roman" w:cs="Times New Roman"/>
+                <w:sz w:val="18"/>
+                <w:szCs w:val="18"/>
+                <w:color w:val="77777F"/>
+              </w:rPr>
+              <w:t>[Укажите раздел или доказательство]</w:t>
+            </w:r>
+          </w:p>
+        </w:tc>
+      </w:tr>
+      <w:tr>
+        <w:trPr>
+          <w:cantSplit/>
+        </w:trPr>
+        <w:tc>
+          <w:tcPr>
+            <w:tcW w:w="550" w:type="dxa"/>
+            <w:vAlign w:val="center"/>
+          </w:tcPr>
+          <w:p>
+            <w:pPr>
+              <w:jc w:val="center"/>
+              <w:spacing w:before="0" w:after="0" w:line="240" w:lineRule="auto"/>
+              <w:keepLines/>
+            </w:pPr>
+            <w:r>
+              <w:rPr>
+                <w:rFonts w:ascii="Times New Roman" w:hAnsi="Times New Roman" w:eastAsia="Times New Roman" w:cs="Times New Roman"/>
+                <w:sz w:val="18"/>
+                <w:szCs w:val="18"/>
+                <w:color w:val="1C1C1C"/>
+              </w:rPr>
+              <w:t>5</w:t>
+            </w:r>
+          </w:p>
+        </w:tc>
+        <w:tc>
+          <w:tcPr>
+            <w:tcW w:w="5250" w:type="dxa"/>
+            <w:vAlign w:val="center"/>
+          </w:tcPr>
+          <w:p>
+            <w:pPr>
+              <w:jc w:val="left"/>
+              <w:spacing w:before="0" w:after="0" w:line="240" w:lineRule="auto"/>
+              <w:keepLines/>
+            </w:pPr>
+            <w:r>
+              <w:rPr>
+                <w:rFonts w:ascii="Times New Roman" w:hAnsi="Times New Roman" w:eastAsia="Times New Roman" w:cs="Times New Roman"/>
+                <w:sz w:val="18"/>
+                <w:szCs w:val="18"/>
+                <w:color w:val="1C1C1C"/>
+              </w:rPr>
+              <w:t>Различать ожидаемый и фактический результат</w:t>
+            </w:r>
+          </w:p>
+        </w:tc>
+        <w:tc>
+          <w:tcPr>
+            <w:tcW w:w="3200" w:type="dxa"/>
+            <w:vAlign w:val="center"/>
+          </w:tcPr>
+          <w:p>
+            <w:pPr>
+              <w:jc w:val="left"/>
+              <w:spacing w:before="0" w:after="0" w:line="240" w:lineRule="auto"/>
+              <w:keepLines/>
+            </w:pPr>
+            <w:r>
+              <w:rPr>
+                <w:rFonts w:ascii="Times New Roman" w:hAnsi="Times New Roman" w:eastAsia="Times New Roman" w:cs="Times New Roman"/>
+                <w:sz w:val="18"/>
+                <w:szCs w:val="18"/>
+                <w:color w:val="77777F"/>
+              </w:rPr>
+              <w:t>[Укажите раздел или доказательство]</w:t>
+            </w:r>
+          </w:p>
+        </w:tc>
+      </w:tr>
+    </w:tbl>
     <w:p>
       <w:pPr>
         <w:pStyle w:val="1"/>
@@ -2698,6 +3195,7 @@
         <w:spacing w:before="180" w:after="90" w:line="276" w:lineRule="auto"/>
         <w:keepNext/>
         <w:keepLines/>
+        <w:pageBreakBefore/>
       </w:pPr>
       <w:r>
         <w:rPr>
@@ -2708,7 +3206,26 @@
           <w:szCs w:val="28"/>
           <w:color w:val="ED131C"/>
         </w:rPr>
-        <w:t>3. Выполнение задания</w:t>
+        <w:t>3. Выполнение обязательных шагов</w:t>
+      </w:r>
+    </w:p>
+    <w:p>
+      <w:pPr>
+        <w:pStyle w:val="2"/>
+        <w:spacing w:before="120" w:after="90" w:line="276" w:lineRule="auto"/>
+        <w:keepNext/>
+        <w:keepLines/>
+      </w:pPr>
+      <w:r>
+        <w:rPr>
+          <w:rFonts w:ascii="Times New Roman" w:hAnsi="Times New Roman" w:eastAsia="Times New Roman" w:cs="Times New Roman"/>
+          <w:b/>
+          <w:bCs/>
+          <w:sz w:val="24"/>
+          <w:szCs w:val="24"/>
+          <w:color w:val="1C1C1C"/>
+        </w:rPr>
+        <w:t>Шаг 1</w:t>
       </w:r>
     </w:p>
     <w:tbl>
@@ -2732,10 +3249,8 @@
         </w:tblBorders>
       </w:tblPr>
       <w:tblGrid>
-        <w:gridCol w:w="650"/>
-        <w:gridCol w:w="2750"/>
-        <w:gridCol w:w="3500"/>
-        <w:gridCol w:w="2100"/>
+        <w:gridCol w:w="2200"/>
+        <w:gridCol w:w="6800"/>
       </w:tblGrid>
       <w:tr>
         <w:trPr>
@@ -2744,7 +3259,7 @@
         </w:trPr>
         <w:tc>
           <w:tcPr>
-            <w:tcW w:w="650" w:type="dxa"/>
+            <w:tcW w:w="2200" w:type="dxa"/>
             <w:vAlign w:val="center"/>
             <w:shd w:val="clear" w:fill="1C1C1C"/>
           </w:tcPr>
@@ -2763,13 +3278,13 @@
                 <w:szCs w:val="17"/>
                 <w:color w:val="FFFFFF"/>
               </w:rPr>
-              <w:t>Этап</w:t>
-            </w:r>
-          </w:p>
-        </w:tc>
-        <w:tc>
-          <w:tcPr>
-            <w:tcW w:w="2750" w:type="dxa"/>
+              <w:t>Элемент шага</w:t>
+            </w:r>
+          </w:p>
+        </w:tc>
+        <w:tc>
+          <w:tcPr>
+            <w:tcW w:w="6800" w:type="dxa"/>
             <w:vAlign w:val="center"/>
             <w:shd w:val="clear" w:fill="1C1C1C"/>
           </w:tcPr>
@@ -2788,13 +3303,375 @@
                 <w:szCs w:val="17"/>
                 <w:color w:val="FFFFFF"/>
               </w:rPr>
-              <w:t>Логика этапа</w:t>
-            </w:r>
-          </w:p>
-        </w:tc>
-        <w:tc>
-          <w:tcPr>
-            <w:tcW w:w="3500" w:type="dxa"/>
+              <w:t>Содержание</w:t>
+            </w:r>
+          </w:p>
+        </w:tc>
+      </w:tr>
+      <w:tr>
+        <w:trPr>
+          <w:cantSplit/>
+        </w:trPr>
+        <w:tc>
+          <w:tcPr>
+            <w:tcW w:w="2200" w:type="dxa"/>
+            <w:vAlign w:val="center"/>
+          </w:tcPr>
+          <w:p>
+            <w:pPr>
+              <w:jc w:val="center"/>
+              <w:spacing w:before="0" w:after="0" w:line="240" w:lineRule="auto"/>
+              <w:keepLines/>
+            </w:pPr>
+            <w:r>
+              <w:rPr>
+                <w:rFonts w:ascii="Times New Roman" w:hAnsi="Times New Roman" w:eastAsia="Times New Roman" w:cs="Times New Roman"/>
+                <w:b/>
+                <w:bCs/>
+                <w:sz w:val="17"/>
+                <w:szCs w:val="17"/>
+                <w:color w:val="1C1C1C"/>
+              </w:rPr>
+              <w:t>Что выполнить</w:t>
+            </w:r>
+          </w:p>
+        </w:tc>
+        <w:tc>
+          <w:tcPr>
+            <w:tcW w:w="6800" w:type="dxa"/>
+            <w:vAlign w:val="center"/>
+          </w:tcPr>
+          <w:p>
+            <w:pPr>
+              <w:jc w:val="left"/>
+              <w:spacing w:before="0" w:after="0" w:line="240" w:lineRule="auto"/>
+              <w:keepLines/>
+            </w:pPr>
+            <w:r>
+              <w:rPr>
+                <w:rFonts w:ascii="Times New Roman" w:hAnsi="Times New Roman" w:eastAsia="Times New Roman" w:cs="Times New Roman"/>
+                <w:sz w:val="17"/>
+                <w:szCs w:val="17"/>
+                <w:color w:val="1C1C1C"/>
+              </w:rPr>
+              <w:t>Разделите исходное сообщение на подтверждённые факты, предположения и недостающие сведения.</w:t>
+            </w:r>
+          </w:p>
+        </w:tc>
+      </w:tr>
+      <w:tr>
+        <w:trPr>
+          <w:cantSplit/>
+        </w:trPr>
+        <w:tc>
+          <w:tcPr>
+            <w:tcW w:w="2200" w:type="dxa"/>
+            <w:vAlign w:val="center"/>
+            <w:shd w:val="clear" w:fill="F7F7F9"/>
+          </w:tcPr>
+          <w:p>
+            <w:pPr>
+              <w:jc w:val="center"/>
+              <w:spacing w:before="0" w:after="0" w:line="240" w:lineRule="auto"/>
+              <w:keepLines/>
+            </w:pPr>
+            <w:r>
+              <w:rPr>
+                <w:rFonts w:ascii="Times New Roman" w:hAnsi="Times New Roman" w:eastAsia="Times New Roman" w:cs="Times New Roman"/>
+                <w:b/>
+                <w:bCs/>
+                <w:sz w:val="17"/>
+                <w:szCs w:val="17"/>
+                <w:color w:val="1C1C1C"/>
+              </w:rPr>
+              <w:t>Исходные данные</w:t>
+            </w:r>
+          </w:p>
+        </w:tc>
+        <w:tc>
+          <w:tcPr>
+            <w:tcW w:w="6800" w:type="dxa"/>
+            <w:vAlign w:val="center"/>
+            <w:shd w:val="clear" w:fill="F7F7F9"/>
+          </w:tcPr>
+          <w:p>
+            <w:pPr>
+              <w:jc w:val="left"/>
+              <w:spacing w:before="0" w:after="0" w:line="240" w:lineRule="auto"/>
+              <w:keepLines/>
+            </w:pPr>
+            <w:r>
+              <w:rPr>
+                <w:rFonts w:ascii="Times New Roman" w:hAnsi="Times New Roman" w:eastAsia="Times New Roman" w:cs="Times New Roman"/>
+                <w:sz w:val="17"/>
+                <w:szCs w:val="17"/>
+                <w:color w:val="1C1C1C"/>
+              </w:rPr>
+              <w:t>Текст пользователя и карточка проблемного обращения из ЛР 3.</w:t>
+            </w:r>
+          </w:p>
+        </w:tc>
+      </w:tr>
+      <w:tr>
+        <w:trPr>
+          <w:cantSplit/>
+        </w:trPr>
+        <w:tc>
+          <w:tcPr>
+            <w:tcW w:w="2200" w:type="dxa"/>
+            <w:vAlign w:val="center"/>
+          </w:tcPr>
+          <w:p>
+            <w:pPr>
+              <w:jc w:val="left"/>
+              <w:spacing w:before="0" w:after="0" w:line="240" w:lineRule="auto"/>
+              <w:keepLines/>
+            </w:pPr>
+            <w:r>
+              <w:rPr>
+                <w:rFonts w:ascii="Times New Roman" w:hAnsi="Times New Roman" w:eastAsia="Times New Roman" w:cs="Times New Roman"/>
+                <w:b/>
+                <w:bCs/>
+                <w:sz w:val="17"/>
+                <w:szCs w:val="17"/>
+                <w:color w:val="1C1C1C"/>
+              </w:rPr>
+              <w:t>Что должно получиться</w:t>
+            </w:r>
+          </w:p>
+        </w:tc>
+        <w:tc>
+          <w:tcPr>
+            <w:tcW w:w="6800" w:type="dxa"/>
+            <w:vAlign w:val="center"/>
+          </w:tcPr>
+          <w:p>
+            <w:pPr>
+              <w:jc w:val="left"/>
+              <w:spacing w:before="0" w:after="0" w:line="240" w:lineRule="auto"/>
+              <w:keepLines/>
+            </w:pPr>
+            <w:r>
+              <w:rPr>
+                <w:rFonts w:ascii="Times New Roman" w:hAnsi="Times New Roman" w:eastAsia="Times New Roman" w:cs="Times New Roman"/>
+                <w:sz w:val="17"/>
+                <w:szCs w:val="17"/>
+                <w:color w:val="1C1C1C"/>
+              </w:rPr>
+              <w:t>Таблица с тремя категориями и ссылкой на источник каждого факта.</w:t>
+            </w:r>
+          </w:p>
+        </w:tc>
+      </w:tr>
+      <w:tr>
+        <w:trPr>
+          <w:cantSplit/>
+        </w:trPr>
+        <w:tc>
+          <w:tcPr>
+            <w:tcW w:w="2200" w:type="dxa"/>
+            <w:vAlign w:val="center"/>
+            <w:shd w:val="clear" w:fill="F7F7F9"/>
+          </w:tcPr>
+          <w:p>
+            <w:pPr>
+              <w:jc w:val="center"/>
+              <w:spacing w:before="0" w:after="0" w:line="240" w:lineRule="auto"/>
+              <w:keepLines/>
+            </w:pPr>
+            <w:r>
+              <w:rPr>
+                <w:rFonts w:ascii="Times New Roman" w:hAnsi="Times New Roman" w:eastAsia="Times New Roman" w:cs="Times New Roman"/>
+                <w:b/>
+                <w:bCs/>
+                <w:sz w:val="17"/>
+                <w:szCs w:val="17"/>
+                <w:color w:val="1C1C1C"/>
+              </w:rPr>
+              <w:t>Как проверить</w:t>
+            </w:r>
+          </w:p>
+        </w:tc>
+        <w:tc>
+          <w:tcPr>
+            <w:tcW w:w="6800" w:type="dxa"/>
+            <w:vAlign w:val="center"/>
+            <w:shd w:val="clear" w:fill="F7F7F9"/>
+          </w:tcPr>
+          <w:p>
+            <w:pPr>
+              <w:jc w:val="left"/>
+              <w:spacing w:before="0" w:after="0" w:line="240" w:lineRule="auto"/>
+              <w:keepLines/>
+            </w:pPr>
+            <w:r>
+              <w:rPr>
+                <w:rFonts w:ascii="Times New Roman" w:hAnsi="Times New Roman" w:eastAsia="Times New Roman" w:cs="Times New Roman"/>
+                <w:sz w:val="17"/>
+                <w:szCs w:val="17"/>
+                <w:color w:val="1C1C1C"/>
+              </w:rPr>
+              <w:t>Ни одно предположение не записано как факт; для каждого пробела указано, зачем он нужен.</w:t>
+            </w:r>
+          </w:p>
+        </w:tc>
+      </w:tr>
+      <w:tr>
+        <w:trPr>
+          <w:cantSplit/>
+        </w:trPr>
+        <w:tc>
+          <w:tcPr>
+            <w:tcW w:w="2200" w:type="dxa"/>
+            <w:vAlign w:val="center"/>
+          </w:tcPr>
+          <w:p>
+            <w:pPr>
+              <w:jc w:val="left"/>
+              <w:spacing w:before="0" w:after="0" w:line="240" w:lineRule="auto"/>
+              <w:keepLines/>
+            </w:pPr>
+            <w:r>
+              <w:rPr>
+                <w:rFonts w:ascii="Times New Roman" w:hAnsi="Times New Roman" w:eastAsia="Times New Roman" w:cs="Times New Roman"/>
+                <w:b/>
+                <w:bCs/>
+                <w:sz w:val="17"/>
+                <w:szCs w:val="17"/>
+                <w:color w:val="1C1C1C"/>
+              </w:rPr>
+              <w:t>Выполнение студента</w:t>
+            </w:r>
+          </w:p>
+        </w:tc>
+        <w:tc>
+          <w:tcPr>
+            <w:tcW w:w="6800" w:type="dxa"/>
+            <w:vAlign w:val="center"/>
+          </w:tcPr>
+          <w:p>
+            <w:pPr>
+              <w:jc w:val="left"/>
+              <w:spacing w:before="0" w:after="0" w:line="240" w:lineRule="auto"/>
+              <w:keepLines/>
+            </w:pPr>
+            <w:r>
+              <w:rPr>
+                <w:rFonts w:ascii="Times New Roman" w:hAnsi="Times New Roman" w:eastAsia="Times New Roman" w:cs="Times New Roman"/>
+                <w:sz w:val="17"/>
+                <w:szCs w:val="17"/>
+                <w:color w:val="77777F"/>
+              </w:rPr>
+              <w:t>[Опишите действие и полученный промежуточный результат]</w:t>
+            </w:r>
+          </w:p>
+        </w:tc>
+      </w:tr>
+      <w:tr>
+        <w:trPr>
+          <w:cantSplit/>
+        </w:trPr>
+        <w:tc>
+          <w:tcPr>
+            <w:tcW w:w="2200" w:type="dxa"/>
+            <w:vAlign w:val="center"/>
+            <w:shd w:val="clear" w:fill="F7F7F9"/>
+          </w:tcPr>
+          <w:p>
+            <w:pPr>
+              <w:jc w:val="center"/>
+              <w:spacing w:before="0" w:after="0" w:line="240" w:lineRule="auto"/>
+              <w:keepLines/>
+            </w:pPr>
+            <w:r>
+              <w:rPr>
+                <w:rFonts w:ascii="Times New Roman" w:hAnsi="Times New Roman" w:eastAsia="Times New Roman" w:cs="Times New Roman"/>
+                <w:b/>
+                <w:bCs/>
+                <w:sz w:val="17"/>
+                <w:szCs w:val="17"/>
+                <w:color w:val="1C1C1C"/>
+              </w:rPr>
+              <w:t>Доказательство</w:t>
+            </w:r>
+          </w:p>
+        </w:tc>
+        <w:tc>
+          <w:tcPr>
+            <w:tcW w:w="6800" w:type="dxa"/>
+            <w:vAlign w:val="center"/>
+            <w:shd w:val="clear" w:fill="F7F7F9"/>
+          </w:tcPr>
+          <w:p>
+            <w:pPr>
+              <w:jc w:val="left"/>
+              <w:spacing w:before="0" w:after="0" w:line="240" w:lineRule="auto"/>
+              <w:keepLines/>
+            </w:pPr>
+            <w:r>
+              <w:rPr>
+                <w:rFonts w:ascii="Times New Roman" w:hAnsi="Times New Roman" w:eastAsia="Times New Roman" w:cs="Times New Roman"/>
+                <w:sz w:val="17"/>
+                <w:szCs w:val="17"/>
+                <w:color w:val="77777F"/>
+              </w:rPr>
+              <w:t>[Укажите таблицу, ID, рисунок или другой проверяемый фрагмент]</w:t>
+            </w:r>
+          </w:p>
+        </w:tc>
+      </w:tr>
+    </w:tbl>
+    <w:p>
+      <w:pPr>
+        <w:pStyle w:val="2"/>
+        <w:spacing w:before="120" w:after="90" w:line="276" w:lineRule="auto"/>
+        <w:keepNext/>
+        <w:keepLines/>
+      </w:pPr>
+      <w:r>
+        <w:rPr>
+          <w:rFonts w:ascii="Times New Roman" w:hAnsi="Times New Roman" w:eastAsia="Times New Roman" w:cs="Times New Roman"/>
+          <w:b/>
+          <w:bCs/>
+          <w:sz w:val="24"/>
+          <w:szCs w:val="24"/>
+          <w:color w:val="1C1C1C"/>
+        </w:rPr>
+        <w:t>Шаг 2</w:t>
+      </w:r>
+    </w:p>
+    <w:tbl>
+      <w:tblPr>
+        <w:tblW w:w="9000" w:type="dxa"/>
+        <w:tblInd w:w="120" w:type="dxa"/>
+        <w:tblLayout w:type="fixed"/>
+        <w:tblCellMar>
+          <w:top w:w="90" w:type="dxa"/>
+          <w:start w:w="120" w:type="dxa"/>
+          <w:bottom w:w="90" w:type="dxa"/>
+          <w:end w:w="120" w:type="dxa"/>
+        </w:tblCellMar>
+        <w:tblBorders>
+          <w:top w:val="single" w:sz="6" w:space="0" w:color="C7C8CD"/>
+          <w:start w:val="single" w:sz="6" w:space="0" w:color="C7C8CD"/>
+          <w:bottom w:val="single" w:sz="6" w:space="0" w:color="C7C8CD"/>
+          <w:end w:val="single" w:sz="6" w:space="0" w:color="C7C8CD"/>
+          <w:insideH w:val="single" w:sz="6" w:space="0" w:color="C7C8CD"/>
+          <w:insideV w:val="single" w:sz="6" w:space="0" w:color="C7C8CD"/>
+        </w:tblBorders>
+      </w:tblPr>
+      <w:tblGrid>
+        <w:gridCol w:w="2200"/>
+        <w:gridCol w:w="6800"/>
+      </w:tblGrid>
+      <w:tr>
+        <w:trPr>
+          <w:cantSplit/>
+          <w:tblHeader/>
+        </w:trPr>
+        <w:tc>
+          <w:tcPr>
+            <w:tcW w:w="2200" w:type="dxa"/>
             <w:vAlign w:val="center"/>
             <w:shd w:val="clear" w:fill="1C1C1C"/>
           </w:tcPr>
@@ -2813,13 +3690,13 @@
                 <w:szCs w:val="17"/>
                 <w:color w:val="FFFFFF"/>
               </w:rPr>
-              <w:t>Что выполнено</w:t>
-            </w:r>
-          </w:p>
-        </w:tc>
-        <w:tc>
-          <w:tcPr>
-            <w:tcW w:w="2100" w:type="dxa"/>
+              <w:t>Элемент шага</w:t>
+            </w:r>
+          </w:p>
+        </w:tc>
+        <w:tc>
+          <w:tcPr>
+            <w:tcW w:w="6800" w:type="dxa"/>
             <w:vAlign w:val="center"/>
             <w:shd w:val="clear" w:fill="1C1C1C"/>
           </w:tcPr>
@@ -2838,7 +3715,7 @@
                 <w:szCs w:val="17"/>
                 <w:color w:val="FFFFFF"/>
               </w:rPr>
-              <w:t>Доказательство</w:t>
+              <w:t>Содержание</w:t>
             </w:r>
           </w:p>
         </w:tc>
@@ -2849,7 +3726,7 @@
         </w:trPr>
         <w:tc>
           <w:tcPr>
-            <w:tcW w:w="650" w:type="dxa"/>
+            <w:tcW w:w="2200" w:type="dxa"/>
             <w:vAlign w:val="center"/>
           </w:tcPr>
           <w:p>
@@ -2861,17 +3738,19 @@
             <w:r>
               <w:rPr>
                 <w:rFonts w:ascii="Times New Roman" w:hAnsi="Times New Roman" w:eastAsia="Times New Roman" w:cs="Times New Roman"/>
+                <w:b/>
+                <w:bCs/>
                 <w:sz w:val="17"/>
                 <w:szCs w:val="17"/>
                 <w:color w:val="1C1C1C"/>
               </w:rPr>
-              <w:t>1</w:t>
-            </w:r>
-          </w:p>
-        </w:tc>
-        <w:tc>
-          <w:tcPr>
-            <w:tcW w:w="2750" w:type="dxa"/>
+              <w:t>Что выполнить</w:t>
+            </w:r>
+          </w:p>
+        </w:tc>
+        <w:tc>
+          <w:tcPr>
+            <w:tcW w:w="6800" w:type="dxa"/>
             <w:vAlign w:val="center"/>
           </w:tcPr>
           <w:p>
@@ -2887,51 +3766,7 @@
                 <w:szCs w:val="17"/>
                 <w:color w:val="1C1C1C"/>
               </w:rPr>
-              <w:t>Разобрать исходное сообщение на наблюдения</w:t>
-            </w:r>
-          </w:p>
-        </w:tc>
-        <w:tc>
-          <w:tcPr>
-            <w:tcW w:w="3500" w:type="dxa"/>
-            <w:vAlign w:val="center"/>
-          </w:tcPr>
-          <w:p>
-            <w:pPr>
-              <w:jc w:val="left"/>
-              <w:spacing w:before="0" w:after="0" w:line="240" w:lineRule="auto"/>
-              <w:keepLines/>
-            </w:pPr>
-            <w:r>
-              <w:rPr>
-                <w:rFonts w:ascii="Times New Roman" w:hAnsi="Times New Roman" w:eastAsia="Times New Roman" w:cs="Times New Roman"/>
-                <w:sz w:val="17"/>
-                <w:szCs w:val="17"/>
-                <w:color w:val="77777F"/>
-              </w:rPr>
-              <w:t>[Действие и полученный промежуточный результат]</w:t>
-            </w:r>
-          </w:p>
-        </w:tc>
-        <w:tc>
-          <w:tcPr>
-            <w:tcW w:w="2100" w:type="dxa"/>
-            <w:vAlign w:val="center"/>
-          </w:tcPr>
-          <w:p>
-            <w:pPr>
-              <w:jc w:val="left"/>
-              <w:spacing w:before="0" w:after="0" w:line="240" w:lineRule="auto"/>
-              <w:keepLines/>
-            </w:pPr>
-            <w:r>
-              <w:rPr>
-                <w:rFonts w:ascii="Times New Roman" w:hAnsi="Times New Roman" w:eastAsia="Times New Roman" w:cs="Times New Roman"/>
-                <w:sz w:val="17"/>
-                <w:szCs w:val="17"/>
-                <w:color w:val="77777F"/>
-              </w:rPr>
-              <w:t>[Таблица, ID, рисунок]</w:t>
+              <w:t>Составьте не менее восьми уточняющих вопросов в порядке диагностической ценности.</w:t>
             </w:r>
           </w:p>
         </w:tc>
@@ -2942,7 +3777,7 @@
         </w:trPr>
         <w:tc>
           <w:tcPr>
-            <w:tcW w:w="650" w:type="dxa"/>
+            <w:tcW w:w="2200" w:type="dxa"/>
             <w:vAlign w:val="center"/>
             <w:shd w:val="clear" w:fill="F7F7F9"/>
           </w:tcPr>
@@ -2955,17 +3790,19 @@
             <w:r>
               <w:rPr>
                 <w:rFonts w:ascii="Times New Roman" w:hAnsi="Times New Roman" w:eastAsia="Times New Roman" w:cs="Times New Roman"/>
+                <w:b/>
+                <w:bCs/>
                 <w:sz w:val="17"/>
                 <w:szCs w:val="17"/>
                 <w:color w:val="1C1C1C"/>
               </w:rPr>
-              <w:t>2</w:t>
-            </w:r>
-          </w:p>
-        </w:tc>
-        <w:tc>
-          <w:tcPr>
-            <w:tcW w:w="2750" w:type="dxa"/>
+              <w:t>Исходные данные</w:t>
+            </w:r>
+          </w:p>
+        </w:tc>
+        <w:tc>
+          <w:tcPr>
+            <w:tcW w:w="6800" w:type="dxa"/>
             <w:vAlign w:val="center"/>
             <w:shd w:val="clear" w:fill="F7F7F9"/>
           </w:tcPr>
@@ -2982,53 +3819,7 @@
                 <w:szCs w:val="17"/>
                 <w:color w:val="1C1C1C"/>
               </w:rPr>
-              <w:t>Сопоставить различия трёх окружений</w:t>
-            </w:r>
-          </w:p>
-        </w:tc>
-        <w:tc>
-          <w:tcPr>
-            <w:tcW w:w="3500" w:type="dxa"/>
-            <w:vAlign w:val="center"/>
-            <w:shd w:val="clear" w:fill="F7F7F9"/>
-          </w:tcPr>
-          <w:p>
-            <w:pPr>
-              <w:jc w:val="left"/>
-              <w:spacing w:before="0" w:after="0" w:line="240" w:lineRule="auto"/>
-              <w:keepLines/>
-            </w:pPr>
-            <w:r>
-              <w:rPr>
-                <w:rFonts w:ascii="Times New Roman" w:hAnsi="Times New Roman" w:eastAsia="Times New Roman" w:cs="Times New Roman"/>
-                <w:sz w:val="17"/>
-                <w:szCs w:val="17"/>
-                <w:color w:val="77777F"/>
-              </w:rPr>
-              <w:t>[Действие и полученный промежуточный результат]</w:t>
-            </w:r>
-          </w:p>
-        </w:tc>
-        <w:tc>
-          <w:tcPr>
-            <w:tcW w:w="2100" w:type="dxa"/>
-            <w:vAlign w:val="center"/>
-            <w:shd w:val="clear" w:fill="F7F7F9"/>
-          </w:tcPr>
-          <w:p>
-            <w:pPr>
-              <w:jc w:val="left"/>
-              <w:spacing w:before="0" w:after="0" w:line="240" w:lineRule="auto"/>
-              <w:keepLines/>
-            </w:pPr>
-            <w:r>
-              <w:rPr>
-                <w:rFonts w:ascii="Times New Roman" w:hAnsi="Times New Roman" w:eastAsia="Times New Roman" w:cs="Times New Roman"/>
-                <w:sz w:val="17"/>
-                <w:szCs w:val="17"/>
-                <w:color w:val="77777F"/>
-              </w:rPr>
-              <w:t>[Таблица, ID, рисунок]</w:t>
+              <w:t>Таблица фактов и ограничения на работу с учётной записью.</w:t>
             </w:r>
           </w:p>
         </w:tc>
@@ -3039,29 +3830,31 @@
         </w:trPr>
         <w:tc>
           <w:tcPr>
-            <w:tcW w:w="650" w:type="dxa"/>
-            <w:vAlign w:val="center"/>
-          </w:tcPr>
-          <w:p>
-            <w:pPr>
-              <w:jc w:val="center"/>
-              <w:spacing w:before="0" w:after="0" w:line="240" w:lineRule="auto"/>
-              <w:keepLines/>
-            </w:pPr>
-            <w:r>
-              <w:rPr>
-                <w:rFonts w:ascii="Times New Roman" w:hAnsi="Times New Roman" w:eastAsia="Times New Roman" w:cs="Times New Roman"/>
+            <w:tcW w:w="2200" w:type="dxa"/>
+            <w:vAlign w:val="center"/>
+          </w:tcPr>
+          <w:p>
+            <w:pPr>
+              <w:jc w:val="left"/>
+              <w:spacing w:before="0" w:after="0" w:line="240" w:lineRule="auto"/>
+              <w:keepLines/>
+            </w:pPr>
+            <w:r>
+              <w:rPr>
+                <w:rFonts w:ascii="Times New Roman" w:hAnsi="Times New Roman" w:eastAsia="Times New Roman" w:cs="Times New Roman"/>
+                <w:b/>
+                <w:bCs/>
                 <w:sz w:val="17"/>
                 <w:szCs w:val="17"/>
                 <w:color w:val="1C1C1C"/>
               </w:rPr>
-              <w:t>3</w:t>
-            </w:r>
-          </w:p>
-        </w:tc>
-        <w:tc>
-          <w:tcPr>
-            <w:tcW w:w="2750" w:type="dxa"/>
+              <w:t>Что должно получиться</w:t>
+            </w:r>
+          </w:p>
+        </w:tc>
+        <w:tc>
+          <w:tcPr>
+            <w:tcW w:w="6800" w:type="dxa"/>
             <w:vAlign w:val="center"/>
           </w:tcPr>
           <w:p>
@@ -3077,51 +3870,7 @@
                 <w:szCs w:val="17"/>
                 <w:color w:val="1C1C1C"/>
               </w:rPr>
-              <w:t>Выбрать безопасную учебную учётную запись</w:t>
-            </w:r>
-          </w:p>
-        </w:tc>
-        <w:tc>
-          <w:tcPr>
-            <w:tcW w:w="3500" w:type="dxa"/>
-            <w:vAlign w:val="center"/>
-          </w:tcPr>
-          <w:p>
-            <w:pPr>
-              <w:jc w:val="left"/>
-              <w:spacing w:before="0" w:after="0" w:line="240" w:lineRule="auto"/>
-              <w:keepLines/>
-            </w:pPr>
-            <w:r>
-              <w:rPr>
-                <w:rFonts w:ascii="Times New Roman" w:hAnsi="Times New Roman" w:eastAsia="Times New Roman" w:cs="Times New Roman"/>
-                <w:sz w:val="17"/>
-                <w:szCs w:val="17"/>
-                <w:color w:val="77777F"/>
-              </w:rPr>
-              <w:t>[Действие и полученный промежуточный результат]</w:t>
-            </w:r>
-          </w:p>
-        </w:tc>
-        <w:tc>
-          <w:tcPr>
-            <w:tcW w:w="2100" w:type="dxa"/>
-            <w:vAlign w:val="center"/>
-          </w:tcPr>
-          <w:p>
-            <w:pPr>
-              <w:jc w:val="left"/>
-              <w:spacing w:before="0" w:after="0" w:line="240" w:lineRule="auto"/>
-              <w:keepLines/>
-            </w:pPr>
-            <w:r>
-              <w:rPr>
-                <w:rFonts w:ascii="Times New Roman" w:hAnsi="Times New Roman" w:eastAsia="Times New Roman" w:cs="Times New Roman"/>
-                <w:sz w:val="17"/>
-                <w:szCs w:val="17"/>
-                <w:color w:val="77777F"/>
-              </w:rPr>
-              <w:t>[Таблица, ID, рисунок]</w:t>
+              <w:t>Список вопросов с ожидаемым типом ответа и решением, на которое ответ влияет.</w:t>
             </w:r>
           </w:p>
         </w:tc>
@@ -3132,7 +3881,7 @@
         </w:trPr>
         <w:tc>
           <w:tcPr>
-            <w:tcW w:w="650" w:type="dxa"/>
+            <w:tcW w:w="2200" w:type="dxa"/>
             <w:vAlign w:val="center"/>
             <w:shd w:val="clear" w:fill="F7F7F9"/>
           </w:tcPr>
@@ -3145,17 +3894,19 @@
             <w:r>
               <w:rPr>
                 <w:rFonts w:ascii="Times New Roman" w:hAnsi="Times New Roman" w:eastAsia="Times New Roman" w:cs="Times New Roman"/>
+                <w:b/>
+                <w:bCs/>
                 <w:sz w:val="17"/>
                 <w:szCs w:val="17"/>
                 <w:color w:val="1C1C1C"/>
               </w:rPr>
-              <w:t>4</w:t>
-            </w:r>
-          </w:p>
-        </w:tc>
-        <w:tc>
-          <w:tcPr>
-            <w:tcW w:w="2750" w:type="dxa"/>
+              <w:t>Как проверить</w:t>
+            </w:r>
+          </w:p>
+        </w:tc>
+        <w:tc>
+          <w:tcPr>
+            <w:tcW w:w="6800" w:type="dxa"/>
             <w:vAlign w:val="center"/>
             <w:shd w:val="clear" w:fill="F7F7F9"/>
           </w:tcPr>
@@ -3172,53 +3923,7 @@
                 <w:szCs w:val="17"/>
                 <w:color w:val="1C1C1C"/>
               </w:rPr>
-              <w:t>Проверить шаги кандидата последовательным сокращением</w:t>
-            </w:r>
-          </w:p>
-        </w:tc>
-        <w:tc>
-          <w:tcPr>
-            <w:tcW w:w="3500" w:type="dxa"/>
-            <w:vAlign w:val="center"/>
-            <w:shd w:val="clear" w:fill="F7F7F9"/>
-          </w:tcPr>
-          <w:p>
-            <w:pPr>
-              <w:jc w:val="left"/>
-              <w:spacing w:before="0" w:after="0" w:line="240" w:lineRule="auto"/>
-              <w:keepLines/>
-            </w:pPr>
-            <w:r>
-              <w:rPr>
-                <w:rFonts w:ascii="Times New Roman" w:hAnsi="Times New Roman" w:eastAsia="Times New Roman" w:cs="Times New Roman"/>
-                <w:sz w:val="17"/>
-                <w:szCs w:val="17"/>
-                <w:color w:val="77777F"/>
-              </w:rPr>
-              <w:t>[Действие и полученный промежуточный результат]</w:t>
-            </w:r>
-          </w:p>
-        </w:tc>
-        <w:tc>
-          <w:tcPr>
-            <w:tcW w:w="2100" w:type="dxa"/>
-            <w:vAlign w:val="center"/>
-            <w:shd w:val="clear" w:fill="F7F7F9"/>
-          </w:tcPr>
-          <w:p>
-            <w:pPr>
-              <w:jc w:val="left"/>
-              <w:spacing w:before="0" w:after="0" w:line="240" w:lineRule="auto"/>
-              <w:keepLines/>
-            </w:pPr>
-            <w:r>
-              <w:rPr>
-                <w:rFonts w:ascii="Times New Roman" w:hAnsi="Times New Roman" w:eastAsia="Times New Roman" w:cs="Times New Roman"/>
-                <w:sz w:val="17"/>
-                <w:szCs w:val="17"/>
-                <w:color w:val="77777F"/>
-              </w:rPr>
-              <w:t>[Таблица, ID, рисунок]</w:t>
+              <w:t>Вопросы не запрашивают пароль или персональные данные и не дублируют уже известные сведения.</w:t>
             </w:r>
           </w:p>
         </w:tc>
@@ -3229,51 +3934,31 @@
         </w:trPr>
         <w:tc>
           <w:tcPr>
-            <w:tcW w:w="650" w:type="dxa"/>
-            <w:vAlign w:val="center"/>
-          </w:tcPr>
-          <w:p>
-            <w:pPr>
-              <w:jc w:val="center"/>
-              <w:spacing w:before="0" w:after="0" w:line="240" w:lineRule="auto"/>
-              <w:keepLines/>
-            </w:pPr>
-            <w:r>
-              <w:rPr>
-                <w:rFonts w:ascii="Times New Roman" w:hAnsi="Times New Roman" w:eastAsia="Times New Roman" w:cs="Times New Roman"/>
+            <w:tcW w:w="2200" w:type="dxa"/>
+            <w:vAlign w:val="center"/>
+          </w:tcPr>
+          <w:p>
+            <w:pPr>
+              <w:jc w:val="left"/>
+              <w:spacing w:before="0" w:after="0" w:line="240" w:lineRule="auto"/>
+              <w:keepLines/>
+            </w:pPr>
+            <w:r>
+              <w:rPr>
+                <w:rFonts w:ascii="Times New Roman" w:hAnsi="Times New Roman" w:eastAsia="Times New Roman" w:cs="Times New Roman"/>
+                <w:b/>
+                <w:bCs/>
                 <w:sz w:val="17"/>
                 <w:szCs w:val="17"/>
                 <w:color w:val="1C1C1C"/>
               </w:rPr>
-              <w:t>5</w:t>
-            </w:r>
-          </w:p>
-        </w:tc>
-        <w:tc>
-          <w:tcPr>
-            <w:tcW w:w="2750" w:type="dxa"/>
-            <w:vAlign w:val="center"/>
-          </w:tcPr>
-          <w:p>
-            <w:pPr>
-              <w:jc w:val="left"/>
-              <w:spacing w:before="0" w:after="0" w:line="240" w:lineRule="auto"/>
-              <w:keepLines/>
-            </w:pPr>
-            <w:r>
-              <w:rPr>
-                <w:rFonts w:ascii="Times New Roman" w:hAnsi="Times New Roman" w:eastAsia="Times New Roman" w:cs="Times New Roman"/>
-                <w:sz w:val="17"/>
-                <w:szCs w:val="17"/>
-                <w:color w:val="1C1C1C"/>
-              </w:rPr>
-              <w:t>Зафиксировать код ошибки и момент его появления</w:t>
-            </w:r>
-          </w:p>
-        </w:tc>
-        <w:tc>
-          <w:tcPr>
-            <w:tcW w:w="3500" w:type="dxa"/>
+              <w:t>Выполнение студента</w:t>
+            </w:r>
+          </w:p>
+        </w:tc>
+        <w:tc>
+          <w:tcPr>
+            <w:tcW w:w="6800" w:type="dxa"/>
             <w:vAlign w:val="center"/>
           </w:tcPr>
           <w:p>
@@ -3289,29 +3974,7 @@
                 <w:szCs w:val="17"/>
                 <w:color w:val="77777F"/>
               </w:rPr>
-              <w:t>[Действие и полученный промежуточный результат]</w:t>
-            </w:r>
-          </w:p>
-        </w:tc>
-        <w:tc>
-          <w:tcPr>
-            <w:tcW w:w="2100" w:type="dxa"/>
-            <w:vAlign w:val="center"/>
-          </w:tcPr>
-          <w:p>
-            <w:pPr>
-              <w:jc w:val="left"/>
-              <w:spacing w:before="0" w:after="0" w:line="240" w:lineRule="auto"/>
-              <w:keepLines/>
-            </w:pPr>
-            <w:r>
-              <w:rPr>
-                <w:rFonts w:ascii="Times New Roman" w:hAnsi="Times New Roman" w:eastAsia="Times New Roman" w:cs="Times New Roman"/>
-                <w:sz w:val="17"/>
-                <w:szCs w:val="17"/>
-                <w:color w:val="77777F"/>
-              </w:rPr>
-              <w:t>[Таблица, ID, рисунок]</w:t>
+              <w:t>[Опишите действие и полученный промежуточный результат]</w:t>
             </w:r>
           </w:p>
         </w:tc>
@@ -3322,7 +3985,7 @@
         </w:trPr>
         <w:tc>
           <w:tcPr>
-            <w:tcW w:w="650" w:type="dxa"/>
+            <w:tcW w:w="2200" w:type="dxa"/>
             <w:vAlign w:val="center"/>
             <w:shd w:val="clear" w:fill="F7F7F9"/>
           </w:tcPr>
@@ -3335,17 +3998,19 @@
             <w:r>
               <w:rPr>
                 <w:rFonts w:ascii="Times New Roman" w:hAnsi="Times New Roman" w:eastAsia="Times New Roman" w:cs="Times New Roman"/>
+                <w:b/>
+                <w:bCs/>
                 <w:sz w:val="17"/>
                 <w:szCs w:val="17"/>
                 <w:color w:val="1C1C1C"/>
               </w:rPr>
-              <w:t>6</w:t>
-            </w:r>
-          </w:p>
-        </w:tc>
-        <w:tc>
-          <w:tcPr>
-            <w:tcW w:w="2750" w:type="dxa"/>
+              <w:t>Доказательство</w:t>
+            </w:r>
+          </w:p>
+        </w:tc>
+        <w:tc>
+          <w:tcPr>
+            <w:tcW w:w="6800" w:type="dxa"/>
             <w:vAlign w:val="center"/>
             <w:shd w:val="clear" w:fill="F7F7F9"/>
           </w:tcPr>
@@ -3358,19 +4023,355 @@
             <w:r>
               <w:rPr>
                 <w:rFonts w:ascii="Times New Roman" w:hAnsi="Times New Roman" w:eastAsia="Times New Roman" w:cs="Times New Roman"/>
+                <w:sz w:val="17"/>
+                <w:szCs w:val="17"/>
+                <w:color w:val="77777F"/>
+              </w:rPr>
+              <w:t>[Укажите таблицу, ID, рисунок или другой проверяемый фрагмент]</w:t>
+            </w:r>
+          </w:p>
+        </w:tc>
+      </w:tr>
+    </w:tbl>
+    <w:p>
+      <w:pPr>
+        <w:pStyle w:val="2"/>
+        <w:spacing w:before="120" w:after="90" w:line="276" w:lineRule="auto"/>
+        <w:keepNext/>
+        <w:keepLines/>
+      </w:pPr>
+      <w:r>
+        <w:rPr>
+          <w:rFonts w:ascii="Times New Roman" w:hAnsi="Times New Roman" w:eastAsia="Times New Roman" w:cs="Times New Roman"/>
+          <w:b/>
+          <w:bCs/>
+          <w:sz w:val="24"/>
+          <w:szCs w:val="24"/>
+          <w:color w:val="1C1C1C"/>
+        </w:rPr>
+        <w:t>Шаг 3</w:t>
+      </w:r>
+    </w:p>
+    <w:tbl>
+      <w:tblPr>
+        <w:tblW w:w="9000" w:type="dxa"/>
+        <w:tblInd w:w="120" w:type="dxa"/>
+        <w:tblLayout w:type="fixed"/>
+        <w:tblCellMar>
+          <w:top w:w="90" w:type="dxa"/>
+          <w:start w:w="120" w:type="dxa"/>
+          <w:bottom w:w="90" w:type="dxa"/>
+          <w:end w:w="120" w:type="dxa"/>
+        </w:tblCellMar>
+        <w:tblBorders>
+          <w:top w:val="single" w:sz="6" w:space="0" w:color="C7C8CD"/>
+          <w:start w:val="single" w:sz="6" w:space="0" w:color="C7C8CD"/>
+          <w:bottom w:val="single" w:sz="6" w:space="0" w:color="C7C8CD"/>
+          <w:end w:val="single" w:sz="6" w:space="0" w:color="C7C8CD"/>
+          <w:insideH w:val="single" w:sz="6" w:space="0" w:color="C7C8CD"/>
+          <w:insideV w:val="single" w:sz="6" w:space="0" w:color="C7C8CD"/>
+        </w:tblBorders>
+      </w:tblPr>
+      <w:tblGrid>
+        <w:gridCol w:w="2200"/>
+        <w:gridCol w:w="6800"/>
+      </w:tblGrid>
+      <w:tr>
+        <w:trPr>
+          <w:cantSplit/>
+          <w:tblHeader/>
+        </w:trPr>
+        <w:tc>
+          <w:tcPr>
+            <w:tcW w:w="2200" w:type="dxa"/>
+            <w:vAlign w:val="center"/>
+            <w:shd w:val="clear" w:fill="1C1C1C"/>
+          </w:tcPr>
+          <w:p>
+            <w:pPr>
+              <w:jc w:val="center"/>
+              <w:spacing w:before="0" w:after="0" w:line="240" w:lineRule="auto"/>
+              <w:keepLines/>
+            </w:pPr>
+            <w:r>
+              <w:rPr>
+                <w:rFonts w:ascii="Times New Roman" w:hAnsi="Times New Roman" w:eastAsia="Times New Roman" w:cs="Times New Roman"/>
+                <w:b/>
+                <w:bCs/>
+                <w:sz w:val="17"/>
+                <w:szCs w:val="17"/>
+                <w:color w:val="FFFFFF"/>
+              </w:rPr>
+              <w:t>Элемент шага</w:t>
+            </w:r>
+          </w:p>
+        </w:tc>
+        <w:tc>
+          <w:tcPr>
+            <w:tcW w:w="6800" w:type="dxa"/>
+            <w:vAlign w:val="center"/>
+            <w:shd w:val="clear" w:fill="1C1C1C"/>
+          </w:tcPr>
+          <w:p>
+            <w:pPr>
+              <w:jc w:val="center"/>
+              <w:spacing w:before="0" w:after="0" w:line="240" w:lineRule="auto"/>
+              <w:keepLines/>
+            </w:pPr>
+            <w:r>
+              <w:rPr>
+                <w:rFonts w:ascii="Times New Roman" w:hAnsi="Times New Roman" w:eastAsia="Times New Roman" w:cs="Times New Roman"/>
+                <w:b/>
+                <w:bCs/>
+                <w:sz w:val="17"/>
+                <w:szCs w:val="17"/>
+                <w:color w:val="FFFFFF"/>
+              </w:rPr>
+              <w:t>Содержание</w:t>
+            </w:r>
+          </w:p>
+        </w:tc>
+      </w:tr>
+      <w:tr>
+        <w:trPr>
+          <w:cantSplit/>
+        </w:trPr>
+        <w:tc>
+          <w:tcPr>
+            <w:tcW w:w="2200" w:type="dxa"/>
+            <w:vAlign w:val="center"/>
+          </w:tcPr>
+          <w:p>
+            <w:pPr>
+              <w:jc w:val="center"/>
+              <w:spacing w:before="0" w:after="0" w:line="240" w:lineRule="auto"/>
+              <w:keepLines/>
+            </w:pPr>
+            <w:r>
+              <w:rPr>
+                <w:rFonts w:ascii="Times New Roman" w:hAnsi="Times New Roman" w:eastAsia="Times New Roman" w:cs="Times New Roman"/>
+                <w:b/>
+                <w:bCs/>
                 <w:sz w:val="17"/>
                 <w:szCs w:val="17"/>
                 <w:color w:val="1C1C1C"/>
               </w:rPr>
-              <w:t>Оформить сценарий для передачи следующей линии</w:t>
-            </w:r>
-          </w:p>
-        </w:tc>
-        <w:tc>
-          <w:tcPr>
-            <w:tcW w:w="3500" w:type="dxa"/>
+              <w:t>Что выполнить</w:t>
+            </w:r>
+          </w:p>
+        </w:tc>
+        <w:tc>
+          <w:tcPr>
+            <w:tcW w:w="6800" w:type="dxa"/>
+            <w:vAlign w:val="center"/>
+          </w:tcPr>
+          <w:p>
+            <w:pPr>
+              <w:jc w:val="left"/>
+              <w:spacing w:before="0" w:after="0" w:line="240" w:lineRule="auto"/>
+              <w:keepLines/>
+            </w:pPr>
+            <w:r>
+              <w:rPr>
+                <w:rFonts w:ascii="Times New Roman" w:hAnsi="Times New Roman" w:eastAsia="Times New Roman" w:cs="Times New Roman"/>
+                <w:sz w:val="17"/>
+                <w:szCs w:val="17"/>
+                <w:color w:val="1C1C1C"/>
+              </w:rPr>
+              <w:t>Сравните сеансы A, B и C и выделите условия, связанные с проявлением ошибки.</w:t>
+            </w:r>
+          </w:p>
+        </w:tc>
+      </w:tr>
+      <w:tr>
+        <w:trPr>
+          <w:cantSplit/>
+        </w:trPr>
+        <w:tc>
+          <w:tcPr>
+            <w:tcW w:w="2200" w:type="dxa"/>
             <w:vAlign w:val="center"/>
             <w:shd w:val="clear" w:fill="F7F7F9"/>
+          </w:tcPr>
+          <w:p>
+            <w:pPr>
+              <w:jc w:val="center"/>
+              <w:spacing w:before="0" w:after="0" w:line="240" w:lineRule="auto"/>
+              <w:keepLines/>
+            </w:pPr>
+            <w:r>
+              <w:rPr>
+                <w:rFonts w:ascii="Times New Roman" w:hAnsi="Times New Roman" w:eastAsia="Times New Roman" w:cs="Times New Roman"/>
+                <w:b/>
+                <w:bCs/>
+                <w:sz w:val="17"/>
+                <w:szCs w:val="17"/>
+                <w:color w:val="1C1C1C"/>
+              </w:rPr>
+              <w:t>Исходные данные</w:t>
+            </w:r>
+          </w:p>
+        </w:tc>
+        <w:tc>
+          <w:tcPr>
+            <w:tcW w:w="6800" w:type="dxa"/>
+            <w:vAlign w:val="center"/>
+            <w:shd w:val="clear" w:fill="F7F7F9"/>
+          </w:tcPr>
+          <w:p>
+            <w:pPr>
+              <w:jc w:val="left"/>
+              <w:spacing w:before="0" w:after="0" w:line="240" w:lineRule="auto"/>
+              <w:keepLines/>
+            </w:pPr>
+            <w:r>
+              <w:rPr>
+                <w:rFonts w:ascii="Times New Roman" w:hAnsi="Times New Roman" w:eastAsia="Times New Roman" w:cs="Times New Roman"/>
+                <w:sz w:val="17"/>
+                <w:szCs w:val="17"/>
+                <w:color w:val="1C1C1C"/>
+              </w:rPr>
+              <w:t>Таблица окружений и запись ERR-ATTACH-17.</w:t>
+            </w:r>
+          </w:p>
+        </w:tc>
+      </w:tr>
+      <w:tr>
+        <w:trPr>
+          <w:cantSplit/>
+        </w:trPr>
+        <w:tc>
+          <w:tcPr>
+            <w:tcW w:w="2200" w:type="dxa"/>
+            <w:vAlign w:val="center"/>
+          </w:tcPr>
+          <w:p>
+            <w:pPr>
+              <w:jc w:val="left"/>
+              <w:spacing w:before="0" w:after="0" w:line="240" w:lineRule="auto"/>
+              <w:keepLines/>
+            </w:pPr>
+            <w:r>
+              <w:rPr>
+                <w:rFonts w:ascii="Times New Roman" w:hAnsi="Times New Roman" w:eastAsia="Times New Roman" w:cs="Times New Roman"/>
+                <w:b/>
+                <w:bCs/>
+                <w:sz w:val="17"/>
+                <w:szCs w:val="17"/>
+                <w:color w:val="1C1C1C"/>
+              </w:rPr>
+              <w:t>Что должно получиться</w:t>
+            </w:r>
+          </w:p>
+        </w:tc>
+        <w:tc>
+          <w:tcPr>
+            <w:tcW w:w="6800" w:type="dxa"/>
+            <w:vAlign w:val="center"/>
+          </w:tcPr>
+          <w:p>
+            <w:pPr>
+              <w:jc w:val="left"/>
+              <w:spacing w:before="0" w:after="0" w:line="240" w:lineRule="auto"/>
+              <w:keepLines/>
+            </w:pPr>
+            <w:r>
+              <w:rPr>
+                <w:rFonts w:ascii="Times New Roman" w:hAnsi="Times New Roman" w:eastAsia="Times New Roman" w:cs="Times New Roman"/>
+                <w:sz w:val="17"/>
+                <w:szCs w:val="17"/>
+                <w:color w:val="1C1C1C"/>
+              </w:rPr>
+              <w:t>Сравнительная таблица различий и минимум две проверяемые гипотезы.</w:t>
+            </w:r>
+          </w:p>
+        </w:tc>
+      </w:tr>
+      <w:tr>
+        <w:trPr>
+          <w:cantSplit/>
+        </w:trPr>
+        <w:tc>
+          <w:tcPr>
+            <w:tcW w:w="2200" w:type="dxa"/>
+            <w:vAlign w:val="center"/>
+            <w:shd w:val="clear" w:fill="F7F7F9"/>
+          </w:tcPr>
+          <w:p>
+            <w:pPr>
+              <w:jc w:val="center"/>
+              <w:spacing w:before="0" w:after="0" w:line="240" w:lineRule="auto"/>
+              <w:keepLines/>
+            </w:pPr>
+            <w:r>
+              <w:rPr>
+                <w:rFonts w:ascii="Times New Roman" w:hAnsi="Times New Roman" w:eastAsia="Times New Roman" w:cs="Times New Roman"/>
+                <w:b/>
+                <w:bCs/>
+                <w:sz w:val="17"/>
+                <w:szCs w:val="17"/>
+                <w:color w:val="1C1C1C"/>
+              </w:rPr>
+              <w:t>Как проверить</w:t>
+            </w:r>
+          </w:p>
+        </w:tc>
+        <w:tc>
+          <w:tcPr>
+            <w:tcW w:w="6800" w:type="dxa"/>
+            <w:vAlign w:val="center"/>
+            <w:shd w:val="clear" w:fill="F7F7F9"/>
+          </w:tcPr>
+          <w:p>
+            <w:pPr>
+              <w:jc w:val="left"/>
+              <w:spacing w:before="0" w:after="0" w:line="240" w:lineRule="auto"/>
+              <w:keepLines/>
+            </w:pPr>
+            <w:r>
+              <w:rPr>
+                <w:rFonts w:ascii="Times New Roman" w:hAnsi="Times New Roman" w:eastAsia="Times New Roman" w:cs="Times New Roman"/>
+                <w:sz w:val="17"/>
+                <w:szCs w:val="17"/>
+                <w:color w:val="1C1C1C"/>
+              </w:rPr>
+              <w:t>Вывод учитывает версию, браузер, тип записи и результат; совпадение не объявлено причиной без проверки.</w:t>
+            </w:r>
+          </w:p>
+        </w:tc>
+      </w:tr>
+      <w:tr>
+        <w:trPr>
+          <w:cantSplit/>
+        </w:trPr>
+        <w:tc>
+          <w:tcPr>
+            <w:tcW w:w="2200" w:type="dxa"/>
+            <w:vAlign w:val="center"/>
+          </w:tcPr>
+          <w:p>
+            <w:pPr>
+              <w:jc w:val="left"/>
+              <w:spacing w:before="0" w:after="0" w:line="240" w:lineRule="auto"/>
+              <w:keepLines/>
+            </w:pPr>
+            <w:r>
+              <w:rPr>
+                <w:rFonts w:ascii="Times New Roman" w:hAnsi="Times New Roman" w:eastAsia="Times New Roman" w:cs="Times New Roman"/>
+                <w:b/>
+                <w:bCs/>
+                <w:sz w:val="17"/>
+                <w:szCs w:val="17"/>
+                <w:color w:val="1C1C1C"/>
+              </w:rPr>
+              <w:t>Выполнение студента</w:t>
+            </w:r>
+          </w:p>
+        </w:tc>
+        <w:tc>
+          <w:tcPr>
+            <w:tcW w:w="6800" w:type="dxa"/>
+            <w:vAlign w:val="center"/>
           </w:tcPr>
           <w:p>
             <w:pPr>
@@ -3385,13 +4386,43 @@
                 <w:szCs w:val="17"/>
                 <w:color w:val="77777F"/>
               </w:rPr>
-              <w:t>[Действие и полученный промежуточный результат]</w:t>
-            </w:r>
-          </w:p>
-        </w:tc>
-        <w:tc>
-          <w:tcPr>
-            <w:tcW w:w="2100" w:type="dxa"/>
+              <w:t>[Опишите действие и полученный промежуточный результат]</w:t>
+            </w:r>
+          </w:p>
+        </w:tc>
+      </w:tr>
+      <w:tr>
+        <w:trPr>
+          <w:cantSplit/>
+        </w:trPr>
+        <w:tc>
+          <w:tcPr>
+            <w:tcW w:w="2200" w:type="dxa"/>
+            <w:vAlign w:val="center"/>
+            <w:shd w:val="clear" w:fill="F7F7F9"/>
+          </w:tcPr>
+          <w:p>
+            <w:pPr>
+              <w:jc w:val="center"/>
+              <w:spacing w:before="0" w:after="0" w:line="240" w:lineRule="auto"/>
+              <w:keepLines/>
+            </w:pPr>
+            <w:r>
+              <w:rPr>
+                <w:rFonts w:ascii="Times New Roman" w:hAnsi="Times New Roman" w:eastAsia="Times New Roman" w:cs="Times New Roman"/>
+                <w:b/>
+                <w:bCs/>
+                <w:sz w:val="17"/>
+                <w:szCs w:val="17"/>
+                <w:color w:val="1C1C1C"/>
+              </w:rPr>
+              <w:t>Доказательство</w:t>
+            </w:r>
+          </w:p>
+        </w:tc>
+        <w:tc>
+          <w:tcPr>
+            <w:tcW w:w="6800" w:type="dxa"/>
             <w:vAlign w:val="center"/>
             <w:shd w:val="clear" w:fill="F7F7F9"/>
           </w:tcPr>
@@ -3408,7 +4439,1620 @@
                 <w:szCs w:val="17"/>
                 <w:color w:val="77777F"/>
               </w:rPr>
-              <w:t>[Таблица, ID, рисунок]</w:t>
+              <w:t>[Укажите таблицу, ID, рисунок или другой проверяемый фрагмент]</w:t>
+            </w:r>
+          </w:p>
+        </w:tc>
+      </w:tr>
+    </w:tbl>
+    <w:p>
+      <w:pPr>
+        <w:pStyle w:val="2"/>
+        <w:spacing w:before="120" w:after="90" w:line="276" w:lineRule="auto"/>
+        <w:keepNext/>
+        <w:keepLines/>
+        <w:pageBreakBefore/>
+      </w:pPr>
+      <w:r>
+        <w:rPr>
+          <w:rFonts w:ascii="Times New Roman" w:hAnsi="Times New Roman" w:eastAsia="Times New Roman" w:cs="Times New Roman"/>
+          <w:b/>
+          <w:bCs/>
+          <w:sz w:val="24"/>
+          <w:szCs w:val="24"/>
+          <w:color w:val="1C1C1C"/>
+        </w:rPr>
+        <w:t>Шаг 4</w:t>
+      </w:r>
+    </w:p>
+    <w:tbl>
+      <w:tblPr>
+        <w:tblW w:w="9000" w:type="dxa"/>
+        <w:tblInd w:w="120" w:type="dxa"/>
+        <w:tblLayout w:type="fixed"/>
+        <w:tblCellMar>
+          <w:top w:w="90" w:type="dxa"/>
+          <w:start w:w="120" w:type="dxa"/>
+          <w:bottom w:w="90" w:type="dxa"/>
+          <w:end w:w="120" w:type="dxa"/>
+        </w:tblCellMar>
+        <w:tblBorders>
+          <w:top w:val="single" w:sz="6" w:space="0" w:color="C7C8CD"/>
+          <w:start w:val="single" w:sz="6" w:space="0" w:color="C7C8CD"/>
+          <w:bottom w:val="single" w:sz="6" w:space="0" w:color="C7C8CD"/>
+          <w:end w:val="single" w:sz="6" w:space="0" w:color="C7C8CD"/>
+          <w:insideH w:val="single" w:sz="6" w:space="0" w:color="C7C8CD"/>
+          <w:insideV w:val="single" w:sz="6" w:space="0" w:color="C7C8CD"/>
+        </w:tblBorders>
+      </w:tblPr>
+      <w:tblGrid>
+        <w:gridCol w:w="2200"/>
+        <w:gridCol w:w="6800"/>
+      </w:tblGrid>
+      <w:tr>
+        <w:trPr>
+          <w:cantSplit/>
+          <w:tblHeader/>
+        </w:trPr>
+        <w:tc>
+          <w:tcPr>
+            <w:tcW w:w="2200" w:type="dxa"/>
+            <w:vAlign w:val="center"/>
+            <w:shd w:val="clear" w:fill="1C1C1C"/>
+          </w:tcPr>
+          <w:p>
+            <w:pPr>
+              <w:jc w:val="center"/>
+              <w:spacing w:before="0" w:after="0" w:line="240" w:lineRule="auto"/>
+              <w:keepLines/>
+            </w:pPr>
+            <w:r>
+              <w:rPr>
+                <w:rFonts w:ascii="Times New Roman" w:hAnsi="Times New Roman" w:eastAsia="Times New Roman" w:cs="Times New Roman"/>
+                <w:b/>
+                <w:bCs/>
+                <w:sz w:val="17"/>
+                <w:szCs w:val="17"/>
+                <w:color w:val="FFFFFF"/>
+              </w:rPr>
+              <w:t>Элемент шага</w:t>
+            </w:r>
+          </w:p>
+        </w:tc>
+        <w:tc>
+          <w:tcPr>
+            <w:tcW w:w="6800" w:type="dxa"/>
+            <w:vAlign w:val="center"/>
+            <w:shd w:val="clear" w:fill="1C1C1C"/>
+          </w:tcPr>
+          <w:p>
+            <w:pPr>
+              <w:jc w:val="center"/>
+              <w:spacing w:before="0" w:after="0" w:line="240" w:lineRule="auto"/>
+              <w:keepLines/>
+            </w:pPr>
+            <w:r>
+              <w:rPr>
+                <w:rFonts w:ascii="Times New Roman" w:hAnsi="Times New Roman" w:eastAsia="Times New Roman" w:cs="Times New Roman"/>
+                <w:b/>
+                <w:bCs/>
+                <w:sz w:val="17"/>
+                <w:szCs w:val="17"/>
+                <w:color w:val="FFFFFF"/>
+              </w:rPr>
+              <w:t>Содержание</w:t>
+            </w:r>
+          </w:p>
+        </w:tc>
+      </w:tr>
+      <w:tr>
+        <w:trPr>
+          <w:cantSplit/>
+        </w:trPr>
+        <w:tc>
+          <w:tcPr>
+            <w:tcW w:w="2200" w:type="dxa"/>
+            <w:vAlign w:val="center"/>
+          </w:tcPr>
+          <w:p>
+            <w:pPr>
+              <w:jc w:val="center"/>
+              <w:spacing w:before="0" w:after="0" w:line="240" w:lineRule="auto"/>
+              <w:keepLines/>
+            </w:pPr>
+            <w:r>
+              <w:rPr>
+                <w:rFonts w:ascii="Times New Roman" w:hAnsi="Times New Roman" w:eastAsia="Times New Roman" w:cs="Times New Roman"/>
+                <w:b/>
+                <w:bCs/>
+                <w:sz w:val="17"/>
+                <w:szCs w:val="17"/>
+                <w:color w:val="1C1C1C"/>
+              </w:rPr>
+              <w:t>Что выполнить</w:t>
+            </w:r>
+          </w:p>
+        </w:tc>
+        <w:tc>
+          <w:tcPr>
+            <w:tcW w:w="6800" w:type="dxa"/>
+            <w:vAlign w:val="center"/>
+          </w:tcPr>
+          <w:p>
+            <w:pPr>
+              <w:jc w:val="left"/>
+              <w:spacing w:before="0" w:after="0" w:line="240" w:lineRule="auto"/>
+              <w:keepLines/>
+            </w:pPr>
+            <w:r>
+              <w:rPr>
+                <w:rFonts w:ascii="Times New Roman" w:hAnsi="Times New Roman" w:eastAsia="Times New Roman" w:cs="Times New Roman"/>
+                <w:sz w:val="17"/>
+                <w:szCs w:val="17"/>
+                <w:color w:val="1C1C1C"/>
+              </w:rPr>
+              <w:t>Задайте безопасные предусловия, учебную роль и тестовые данные.</w:t>
+            </w:r>
+          </w:p>
+        </w:tc>
+      </w:tr>
+      <w:tr>
+        <w:trPr>
+          <w:cantSplit/>
+        </w:trPr>
+        <w:tc>
+          <w:tcPr>
+            <w:tcW w:w="2200" w:type="dxa"/>
+            <w:vAlign w:val="center"/>
+            <w:shd w:val="clear" w:fill="F7F7F9"/>
+          </w:tcPr>
+          <w:p>
+            <w:pPr>
+              <w:jc w:val="center"/>
+              <w:spacing w:before="0" w:after="0" w:line="240" w:lineRule="auto"/>
+              <w:keepLines/>
+            </w:pPr>
+            <w:r>
+              <w:rPr>
+                <w:rFonts w:ascii="Times New Roman" w:hAnsi="Times New Roman" w:eastAsia="Times New Roman" w:cs="Times New Roman"/>
+                <w:b/>
+                <w:bCs/>
+                <w:sz w:val="17"/>
+                <w:szCs w:val="17"/>
+                <w:color w:val="1C1C1C"/>
+              </w:rPr>
+              <w:t>Исходные данные</w:t>
+            </w:r>
+          </w:p>
+        </w:tc>
+        <w:tc>
+          <w:tcPr>
+            <w:tcW w:w="6800" w:type="dxa"/>
+            <w:vAlign w:val="center"/>
+            <w:shd w:val="clear" w:fill="F7F7F9"/>
+          </w:tcPr>
+          <w:p>
+            <w:pPr>
+              <w:jc w:val="left"/>
+              <w:spacing w:before="0" w:after="0" w:line="240" w:lineRule="auto"/>
+              <w:keepLines/>
+            </w:pPr>
+            <w:r>
+              <w:rPr>
+                <w:rFonts w:ascii="Times New Roman" w:hAnsi="Times New Roman" w:eastAsia="Times New Roman" w:cs="Times New Roman"/>
+                <w:sz w:val="17"/>
+                <w:szCs w:val="17"/>
+                <w:color w:val="1C1C1C"/>
+              </w:rPr>
+              <w:t>Ограничения исходного обращения и найденные значимые условия.</w:t>
+            </w:r>
+          </w:p>
+        </w:tc>
+      </w:tr>
+      <w:tr>
+        <w:trPr>
+          <w:cantSplit/>
+        </w:trPr>
+        <w:tc>
+          <w:tcPr>
+            <w:tcW w:w="2200" w:type="dxa"/>
+            <w:vAlign w:val="center"/>
+          </w:tcPr>
+          <w:p>
+            <w:pPr>
+              <w:jc w:val="left"/>
+              <w:spacing w:before="0" w:after="0" w:line="240" w:lineRule="auto"/>
+              <w:keepLines/>
+            </w:pPr>
+            <w:r>
+              <w:rPr>
+                <w:rFonts w:ascii="Times New Roman" w:hAnsi="Times New Roman" w:eastAsia="Times New Roman" w:cs="Times New Roman"/>
+                <w:b/>
+                <w:bCs/>
+                <w:sz w:val="17"/>
+                <w:szCs w:val="17"/>
+                <w:color w:val="1C1C1C"/>
+              </w:rPr>
+              <w:t>Что должно получиться</w:t>
+            </w:r>
+          </w:p>
+        </w:tc>
+        <w:tc>
+          <w:tcPr>
+            <w:tcW w:w="6800" w:type="dxa"/>
+            <w:vAlign w:val="center"/>
+          </w:tcPr>
+          <w:p>
+            <w:pPr>
+              <w:jc w:val="left"/>
+              <w:spacing w:before="0" w:after="0" w:line="240" w:lineRule="auto"/>
+              <w:keepLines/>
+            </w:pPr>
+            <w:r>
+              <w:rPr>
+                <w:rFonts w:ascii="Times New Roman" w:hAnsi="Times New Roman" w:eastAsia="Times New Roman" w:cs="Times New Roman"/>
+                <w:sz w:val="17"/>
+                <w:szCs w:val="17"/>
+                <w:color w:val="1C1C1C"/>
+              </w:rPr>
+              <w:t>Карточка окружения с версией, ролью, типом записи и исходным состоянием.</w:t>
+            </w:r>
+          </w:p>
+        </w:tc>
+      </w:tr>
+      <w:tr>
+        <w:trPr>
+          <w:cantSplit/>
+        </w:trPr>
+        <w:tc>
+          <w:tcPr>
+            <w:tcW w:w="2200" w:type="dxa"/>
+            <w:vAlign w:val="center"/>
+            <w:shd w:val="clear" w:fill="F7F7F9"/>
+          </w:tcPr>
+          <w:p>
+            <w:pPr>
+              <w:jc w:val="center"/>
+              <w:spacing w:before="0" w:after="0" w:line="240" w:lineRule="auto"/>
+              <w:keepLines/>
+            </w:pPr>
+            <w:r>
+              <w:rPr>
+                <w:rFonts w:ascii="Times New Roman" w:hAnsi="Times New Roman" w:eastAsia="Times New Roman" w:cs="Times New Roman"/>
+                <w:b/>
+                <w:bCs/>
+                <w:sz w:val="17"/>
+                <w:szCs w:val="17"/>
+                <w:color w:val="1C1C1C"/>
+              </w:rPr>
+              <w:t>Как проверить</w:t>
+            </w:r>
+          </w:p>
+        </w:tc>
+        <w:tc>
+          <w:tcPr>
+            <w:tcW w:w="6800" w:type="dxa"/>
+            <w:vAlign w:val="center"/>
+            <w:shd w:val="clear" w:fill="F7F7F9"/>
+          </w:tcPr>
+          <w:p>
+            <w:pPr>
+              <w:jc w:val="left"/>
+              <w:spacing w:before="0" w:after="0" w:line="240" w:lineRule="auto"/>
+              <w:keepLines/>
+            </w:pPr>
+            <w:r>
+              <w:rPr>
+                <w:rFonts w:ascii="Times New Roman" w:hAnsi="Times New Roman" w:eastAsia="Times New Roman" w:cs="Times New Roman"/>
+                <w:sz w:val="17"/>
+                <w:szCs w:val="17"/>
+                <w:color w:val="1C1C1C"/>
+              </w:rPr>
+              <w:t>Карточка позволяет другому специалисту подготовить то же окружение без доступа к рабочим секретам.</w:t>
+            </w:r>
+          </w:p>
+        </w:tc>
+      </w:tr>
+      <w:tr>
+        <w:trPr>
+          <w:cantSplit/>
+        </w:trPr>
+        <w:tc>
+          <w:tcPr>
+            <w:tcW w:w="2200" w:type="dxa"/>
+            <w:vAlign w:val="center"/>
+          </w:tcPr>
+          <w:p>
+            <w:pPr>
+              <w:jc w:val="left"/>
+              <w:spacing w:before="0" w:after="0" w:line="240" w:lineRule="auto"/>
+              <w:keepLines/>
+            </w:pPr>
+            <w:r>
+              <w:rPr>
+                <w:rFonts w:ascii="Times New Roman" w:hAnsi="Times New Roman" w:eastAsia="Times New Roman" w:cs="Times New Roman"/>
+                <w:b/>
+                <w:bCs/>
+                <w:sz w:val="17"/>
+                <w:szCs w:val="17"/>
+                <w:color w:val="1C1C1C"/>
+              </w:rPr>
+              <w:t>Выполнение студента</w:t>
+            </w:r>
+          </w:p>
+        </w:tc>
+        <w:tc>
+          <w:tcPr>
+            <w:tcW w:w="6800" w:type="dxa"/>
+            <w:vAlign w:val="center"/>
+          </w:tcPr>
+          <w:p>
+            <w:pPr>
+              <w:jc w:val="left"/>
+              <w:spacing w:before="0" w:after="0" w:line="240" w:lineRule="auto"/>
+              <w:keepLines/>
+            </w:pPr>
+            <w:r>
+              <w:rPr>
+                <w:rFonts w:ascii="Times New Roman" w:hAnsi="Times New Roman" w:eastAsia="Times New Roman" w:cs="Times New Roman"/>
+                <w:sz w:val="17"/>
+                <w:szCs w:val="17"/>
+                <w:color w:val="77777F"/>
+              </w:rPr>
+              <w:t>[Опишите действие и полученный промежуточный результат]</w:t>
+            </w:r>
+          </w:p>
+        </w:tc>
+      </w:tr>
+      <w:tr>
+        <w:trPr>
+          <w:cantSplit/>
+        </w:trPr>
+        <w:tc>
+          <w:tcPr>
+            <w:tcW w:w="2200" w:type="dxa"/>
+            <w:vAlign w:val="center"/>
+            <w:shd w:val="clear" w:fill="F7F7F9"/>
+          </w:tcPr>
+          <w:p>
+            <w:pPr>
+              <w:jc w:val="center"/>
+              <w:spacing w:before="0" w:after="0" w:line="240" w:lineRule="auto"/>
+              <w:keepLines/>
+            </w:pPr>
+            <w:r>
+              <w:rPr>
+                <w:rFonts w:ascii="Times New Roman" w:hAnsi="Times New Roman" w:eastAsia="Times New Roman" w:cs="Times New Roman"/>
+                <w:b/>
+                <w:bCs/>
+                <w:sz w:val="17"/>
+                <w:szCs w:val="17"/>
+                <w:color w:val="1C1C1C"/>
+              </w:rPr>
+              <w:t>Доказательство</w:t>
+            </w:r>
+          </w:p>
+        </w:tc>
+        <w:tc>
+          <w:tcPr>
+            <w:tcW w:w="6800" w:type="dxa"/>
+            <w:vAlign w:val="center"/>
+            <w:shd w:val="clear" w:fill="F7F7F9"/>
+          </w:tcPr>
+          <w:p>
+            <w:pPr>
+              <w:jc w:val="left"/>
+              <w:spacing w:before="0" w:after="0" w:line="240" w:lineRule="auto"/>
+              <w:keepLines/>
+            </w:pPr>
+            <w:r>
+              <w:rPr>
+                <w:rFonts w:ascii="Times New Roman" w:hAnsi="Times New Roman" w:eastAsia="Times New Roman" w:cs="Times New Roman"/>
+                <w:sz w:val="17"/>
+                <w:szCs w:val="17"/>
+                <w:color w:val="77777F"/>
+              </w:rPr>
+              <w:t>[Укажите таблицу, ID, рисунок или другой проверяемый фрагмент]</w:t>
+            </w:r>
+          </w:p>
+        </w:tc>
+      </w:tr>
+    </w:tbl>
+    <w:p>
+      <w:pPr>
+        <w:pStyle w:val="2"/>
+        <w:spacing w:before="120" w:after="90" w:line="276" w:lineRule="auto"/>
+        <w:keepNext/>
+        <w:keepLines/>
+      </w:pPr>
+      <w:r>
+        <w:rPr>
+          <w:rFonts w:ascii="Times New Roman" w:hAnsi="Times New Roman" w:eastAsia="Times New Roman" w:cs="Times New Roman"/>
+          <w:b/>
+          <w:bCs/>
+          <w:sz w:val="24"/>
+          <w:szCs w:val="24"/>
+          <w:color w:val="1C1C1C"/>
+        </w:rPr>
+        <w:t>Шаг 5</w:t>
+      </w:r>
+    </w:p>
+    <w:tbl>
+      <w:tblPr>
+        <w:tblW w:w="9000" w:type="dxa"/>
+        <w:tblInd w:w="120" w:type="dxa"/>
+        <w:tblLayout w:type="fixed"/>
+        <w:tblCellMar>
+          <w:top w:w="90" w:type="dxa"/>
+          <w:start w:w="120" w:type="dxa"/>
+          <w:bottom w:w="90" w:type="dxa"/>
+          <w:end w:w="120" w:type="dxa"/>
+        </w:tblCellMar>
+        <w:tblBorders>
+          <w:top w:val="single" w:sz="6" w:space="0" w:color="C7C8CD"/>
+          <w:start w:val="single" w:sz="6" w:space="0" w:color="C7C8CD"/>
+          <w:bottom w:val="single" w:sz="6" w:space="0" w:color="C7C8CD"/>
+          <w:end w:val="single" w:sz="6" w:space="0" w:color="C7C8CD"/>
+          <w:insideH w:val="single" w:sz="6" w:space="0" w:color="C7C8CD"/>
+          <w:insideV w:val="single" w:sz="6" w:space="0" w:color="C7C8CD"/>
+        </w:tblBorders>
+      </w:tblPr>
+      <w:tblGrid>
+        <w:gridCol w:w="2200"/>
+        <w:gridCol w:w="6800"/>
+      </w:tblGrid>
+      <w:tr>
+        <w:trPr>
+          <w:cantSplit/>
+          <w:tblHeader/>
+        </w:trPr>
+        <w:tc>
+          <w:tcPr>
+            <w:tcW w:w="2200" w:type="dxa"/>
+            <w:vAlign w:val="center"/>
+            <w:shd w:val="clear" w:fill="1C1C1C"/>
+          </w:tcPr>
+          <w:p>
+            <w:pPr>
+              <w:jc w:val="center"/>
+              <w:spacing w:before="0" w:after="0" w:line="240" w:lineRule="auto"/>
+              <w:keepLines/>
+            </w:pPr>
+            <w:r>
+              <w:rPr>
+                <w:rFonts w:ascii="Times New Roman" w:hAnsi="Times New Roman" w:eastAsia="Times New Roman" w:cs="Times New Roman"/>
+                <w:b/>
+                <w:bCs/>
+                <w:sz w:val="17"/>
+                <w:szCs w:val="17"/>
+                <w:color w:val="FFFFFF"/>
+              </w:rPr>
+              <w:t>Элемент шага</w:t>
+            </w:r>
+          </w:p>
+        </w:tc>
+        <w:tc>
+          <w:tcPr>
+            <w:tcW w:w="6800" w:type="dxa"/>
+            <w:vAlign w:val="center"/>
+            <w:shd w:val="clear" w:fill="1C1C1C"/>
+          </w:tcPr>
+          <w:p>
+            <w:pPr>
+              <w:jc w:val="center"/>
+              <w:spacing w:before="0" w:after="0" w:line="240" w:lineRule="auto"/>
+              <w:keepLines/>
+            </w:pPr>
+            <w:r>
+              <w:rPr>
+                <w:rFonts w:ascii="Times New Roman" w:hAnsi="Times New Roman" w:eastAsia="Times New Roman" w:cs="Times New Roman"/>
+                <w:b/>
+                <w:bCs/>
+                <w:sz w:val="17"/>
+                <w:szCs w:val="17"/>
+                <w:color w:val="FFFFFF"/>
+              </w:rPr>
+              <w:t>Содержание</w:t>
+            </w:r>
+          </w:p>
+        </w:tc>
+      </w:tr>
+      <w:tr>
+        <w:trPr>
+          <w:cantSplit/>
+        </w:trPr>
+        <w:tc>
+          <w:tcPr>
+            <w:tcW w:w="2200" w:type="dxa"/>
+            <w:vAlign w:val="center"/>
+          </w:tcPr>
+          <w:p>
+            <w:pPr>
+              <w:jc w:val="center"/>
+              <w:spacing w:before="0" w:after="0" w:line="240" w:lineRule="auto"/>
+              <w:keepLines/>
+            </w:pPr>
+            <w:r>
+              <w:rPr>
+                <w:rFonts w:ascii="Times New Roman" w:hAnsi="Times New Roman" w:eastAsia="Times New Roman" w:cs="Times New Roman"/>
+                <w:b/>
+                <w:bCs/>
+                <w:sz w:val="17"/>
+                <w:szCs w:val="17"/>
+                <w:color w:val="1C1C1C"/>
+              </w:rPr>
+              <w:t>Что выполнить</w:t>
+            </w:r>
+          </w:p>
+        </w:tc>
+        <w:tc>
+          <w:tcPr>
+            <w:tcW w:w="6800" w:type="dxa"/>
+            <w:vAlign w:val="center"/>
+          </w:tcPr>
+          <w:p>
+            <w:pPr>
+              <w:jc w:val="left"/>
+              <w:spacing w:before="0" w:after="0" w:line="240" w:lineRule="auto"/>
+              <w:keepLines/>
+            </w:pPr>
+            <w:r>
+              <w:rPr>
+                <w:rFonts w:ascii="Times New Roman" w:hAnsi="Times New Roman" w:eastAsia="Times New Roman" w:cs="Times New Roman"/>
+                <w:sz w:val="17"/>
+                <w:szCs w:val="17"/>
+                <w:color w:val="1C1C1C"/>
+              </w:rPr>
+              <w:t>Сократите черновой сценарий, удаляя по одному необязательному действию.</w:t>
+            </w:r>
+          </w:p>
+        </w:tc>
+      </w:tr>
+      <w:tr>
+        <w:trPr>
+          <w:cantSplit/>
+        </w:trPr>
+        <w:tc>
+          <w:tcPr>
+            <w:tcW w:w="2200" w:type="dxa"/>
+            <w:vAlign w:val="center"/>
+            <w:shd w:val="clear" w:fill="F7F7F9"/>
+          </w:tcPr>
+          <w:p>
+            <w:pPr>
+              <w:jc w:val="center"/>
+              <w:spacing w:before="0" w:after="0" w:line="240" w:lineRule="auto"/>
+              <w:keepLines/>
+            </w:pPr>
+            <w:r>
+              <w:rPr>
+                <w:rFonts w:ascii="Times New Roman" w:hAnsi="Times New Roman" w:eastAsia="Times New Roman" w:cs="Times New Roman"/>
+                <w:b/>
+                <w:bCs/>
+                <w:sz w:val="17"/>
+                <w:szCs w:val="17"/>
+                <w:color w:val="1C1C1C"/>
+              </w:rPr>
+              <w:t>Исходные данные</w:t>
+            </w:r>
+          </w:p>
+        </w:tc>
+        <w:tc>
+          <w:tcPr>
+            <w:tcW w:w="6800" w:type="dxa"/>
+            <w:vAlign w:val="center"/>
+            <w:shd w:val="clear" w:fill="F7F7F9"/>
+          </w:tcPr>
+          <w:p>
+            <w:pPr>
+              <w:jc w:val="left"/>
+              <w:spacing w:before="0" w:after="0" w:line="240" w:lineRule="auto"/>
+              <w:keepLines/>
+            </w:pPr>
+            <w:r>
+              <w:rPr>
+                <w:rFonts w:ascii="Times New Roman" w:hAnsi="Times New Roman" w:eastAsia="Times New Roman" w:cs="Times New Roman"/>
+                <w:sz w:val="17"/>
+                <w:szCs w:val="17"/>
+                <w:color w:val="1C1C1C"/>
+              </w:rPr>
+              <w:t>Шаги 1–6 чернового сценария и результаты сеансов.</w:t>
+            </w:r>
+          </w:p>
+        </w:tc>
+      </w:tr>
+      <w:tr>
+        <w:trPr>
+          <w:cantSplit/>
+        </w:trPr>
+        <w:tc>
+          <w:tcPr>
+            <w:tcW w:w="2200" w:type="dxa"/>
+            <w:vAlign w:val="center"/>
+          </w:tcPr>
+          <w:p>
+            <w:pPr>
+              <w:jc w:val="left"/>
+              <w:spacing w:before="0" w:after="0" w:line="240" w:lineRule="auto"/>
+              <w:keepLines/>
+            </w:pPr>
+            <w:r>
+              <w:rPr>
+                <w:rFonts w:ascii="Times New Roman" w:hAnsi="Times New Roman" w:eastAsia="Times New Roman" w:cs="Times New Roman"/>
+                <w:b/>
+                <w:bCs/>
+                <w:sz w:val="17"/>
+                <w:szCs w:val="17"/>
+                <w:color w:val="1C1C1C"/>
+              </w:rPr>
+              <w:t>Что должно получиться</w:t>
+            </w:r>
+          </w:p>
+        </w:tc>
+        <w:tc>
+          <w:tcPr>
+            <w:tcW w:w="6800" w:type="dxa"/>
+            <w:vAlign w:val="center"/>
+          </w:tcPr>
+          <w:p>
+            <w:pPr>
+              <w:jc w:val="left"/>
+              <w:spacing w:before="0" w:after="0" w:line="240" w:lineRule="auto"/>
+              <w:keepLines/>
+            </w:pPr>
+            <w:r>
+              <w:rPr>
+                <w:rFonts w:ascii="Times New Roman" w:hAnsi="Times New Roman" w:eastAsia="Times New Roman" w:cs="Times New Roman"/>
+                <w:sz w:val="17"/>
+                <w:szCs w:val="17"/>
+                <w:color w:val="1C1C1C"/>
+              </w:rPr>
+              <w:t>Минимальный нумерованный сценарий с ожидаемым результатом каждого шага.</w:t>
+            </w:r>
+          </w:p>
+        </w:tc>
+      </w:tr>
+      <w:tr>
+        <w:trPr>
+          <w:cantSplit/>
+        </w:trPr>
+        <w:tc>
+          <w:tcPr>
+            <w:tcW w:w="2200" w:type="dxa"/>
+            <w:vAlign w:val="center"/>
+            <w:shd w:val="clear" w:fill="F7F7F9"/>
+          </w:tcPr>
+          <w:p>
+            <w:pPr>
+              <w:jc w:val="center"/>
+              <w:spacing w:before="0" w:after="0" w:line="240" w:lineRule="auto"/>
+              <w:keepLines/>
+            </w:pPr>
+            <w:r>
+              <w:rPr>
+                <w:rFonts w:ascii="Times New Roman" w:hAnsi="Times New Roman" w:eastAsia="Times New Roman" w:cs="Times New Roman"/>
+                <w:b/>
+                <w:bCs/>
+                <w:sz w:val="17"/>
+                <w:szCs w:val="17"/>
+                <w:color w:val="1C1C1C"/>
+              </w:rPr>
+              <w:t>Как проверить</w:t>
+            </w:r>
+          </w:p>
+        </w:tc>
+        <w:tc>
+          <w:tcPr>
+            <w:tcW w:w="6800" w:type="dxa"/>
+            <w:vAlign w:val="center"/>
+            <w:shd w:val="clear" w:fill="F7F7F9"/>
+          </w:tcPr>
+          <w:p>
+            <w:pPr>
+              <w:jc w:val="left"/>
+              <w:spacing w:before="0" w:after="0" w:line="240" w:lineRule="auto"/>
+              <w:keepLines/>
+            </w:pPr>
+            <w:r>
+              <w:rPr>
+                <w:rFonts w:ascii="Times New Roman" w:hAnsi="Times New Roman" w:eastAsia="Times New Roman" w:cs="Times New Roman"/>
+                <w:sz w:val="17"/>
+                <w:szCs w:val="17"/>
+                <w:color w:val="1C1C1C"/>
+              </w:rPr>
+              <w:t>Каждый оставшийся шаг содержит одно действие; для каждого удалённого шага зафиксирована повторная проверка.</w:t>
+            </w:r>
+          </w:p>
+        </w:tc>
+      </w:tr>
+      <w:tr>
+        <w:trPr>
+          <w:cantSplit/>
+        </w:trPr>
+        <w:tc>
+          <w:tcPr>
+            <w:tcW w:w="2200" w:type="dxa"/>
+            <w:vAlign w:val="center"/>
+          </w:tcPr>
+          <w:p>
+            <w:pPr>
+              <w:jc w:val="left"/>
+              <w:spacing w:before="0" w:after="0" w:line="240" w:lineRule="auto"/>
+              <w:keepLines/>
+            </w:pPr>
+            <w:r>
+              <w:rPr>
+                <w:rFonts w:ascii="Times New Roman" w:hAnsi="Times New Roman" w:eastAsia="Times New Roman" w:cs="Times New Roman"/>
+                <w:b/>
+                <w:bCs/>
+                <w:sz w:val="17"/>
+                <w:szCs w:val="17"/>
+                <w:color w:val="1C1C1C"/>
+              </w:rPr>
+              <w:t>Выполнение студента</w:t>
+            </w:r>
+          </w:p>
+        </w:tc>
+        <w:tc>
+          <w:tcPr>
+            <w:tcW w:w="6800" w:type="dxa"/>
+            <w:vAlign w:val="center"/>
+          </w:tcPr>
+          <w:p>
+            <w:pPr>
+              <w:jc w:val="left"/>
+              <w:spacing w:before="0" w:after="0" w:line="240" w:lineRule="auto"/>
+              <w:keepLines/>
+            </w:pPr>
+            <w:r>
+              <w:rPr>
+                <w:rFonts w:ascii="Times New Roman" w:hAnsi="Times New Roman" w:eastAsia="Times New Roman" w:cs="Times New Roman"/>
+                <w:sz w:val="17"/>
+                <w:szCs w:val="17"/>
+                <w:color w:val="77777F"/>
+              </w:rPr>
+              <w:t>[Опишите действие и полученный промежуточный результат]</w:t>
+            </w:r>
+          </w:p>
+        </w:tc>
+      </w:tr>
+      <w:tr>
+        <w:trPr>
+          <w:cantSplit/>
+        </w:trPr>
+        <w:tc>
+          <w:tcPr>
+            <w:tcW w:w="2200" w:type="dxa"/>
+            <w:vAlign w:val="center"/>
+            <w:shd w:val="clear" w:fill="F7F7F9"/>
+          </w:tcPr>
+          <w:p>
+            <w:pPr>
+              <w:jc w:val="center"/>
+              <w:spacing w:before="0" w:after="0" w:line="240" w:lineRule="auto"/>
+              <w:keepLines/>
+            </w:pPr>
+            <w:r>
+              <w:rPr>
+                <w:rFonts w:ascii="Times New Roman" w:hAnsi="Times New Roman" w:eastAsia="Times New Roman" w:cs="Times New Roman"/>
+                <w:b/>
+                <w:bCs/>
+                <w:sz w:val="17"/>
+                <w:szCs w:val="17"/>
+                <w:color w:val="1C1C1C"/>
+              </w:rPr>
+              <w:t>Доказательство</w:t>
+            </w:r>
+          </w:p>
+        </w:tc>
+        <w:tc>
+          <w:tcPr>
+            <w:tcW w:w="6800" w:type="dxa"/>
+            <w:vAlign w:val="center"/>
+            <w:shd w:val="clear" w:fill="F7F7F9"/>
+          </w:tcPr>
+          <w:p>
+            <w:pPr>
+              <w:jc w:val="left"/>
+              <w:spacing w:before="0" w:after="0" w:line="240" w:lineRule="auto"/>
+              <w:keepLines/>
+            </w:pPr>
+            <w:r>
+              <w:rPr>
+                <w:rFonts w:ascii="Times New Roman" w:hAnsi="Times New Roman" w:eastAsia="Times New Roman" w:cs="Times New Roman"/>
+                <w:sz w:val="17"/>
+                <w:szCs w:val="17"/>
+                <w:color w:val="77777F"/>
+              </w:rPr>
+              <w:t>[Укажите таблицу, ID, рисунок или другой проверяемый фрагмент]</w:t>
+            </w:r>
+          </w:p>
+        </w:tc>
+      </w:tr>
+    </w:tbl>
+    <w:p>
+      <w:pPr>
+        <w:pStyle w:val="2"/>
+        <w:spacing w:before="120" w:after="90" w:line="276" w:lineRule="auto"/>
+        <w:keepNext/>
+        <w:keepLines/>
+      </w:pPr>
+      <w:r>
+        <w:rPr>
+          <w:rFonts w:ascii="Times New Roman" w:hAnsi="Times New Roman" w:eastAsia="Times New Roman" w:cs="Times New Roman"/>
+          <w:b/>
+          <w:bCs/>
+          <w:sz w:val="24"/>
+          <w:szCs w:val="24"/>
+          <w:color w:val="1C1C1C"/>
+        </w:rPr>
+        <w:t>Шаг 6</w:t>
+      </w:r>
+    </w:p>
+    <w:tbl>
+      <w:tblPr>
+        <w:tblW w:w="9000" w:type="dxa"/>
+        <w:tblInd w:w="120" w:type="dxa"/>
+        <w:tblLayout w:type="fixed"/>
+        <w:tblCellMar>
+          <w:top w:w="90" w:type="dxa"/>
+          <w:start w:w="120" w:type="dxa"/>
+          <w:bottom w:w="90" w:type="dxa"/>
+          <w:end w:w="120" w:type="dxa"/>
+        </w:tblCellMar>
+        <w:tblBorders>
+          <w:top w:val="single" w:sz="6" w:space="0" w:color="C7C8CD"/>
+          <w:start w:val="single" w:sz="6" w:space="0" w:color="C7C8CD"/>
+          <w:bottom w:val="single" w:sz="6" w:space="0" w:color="C7C8CD"/>
+          <w:end w:val="single" w:sz="6" w:space="0" w:color="C7C8CD"/>
+          <w:insideH w:val="single" w:sz="6" w:space="0" w:color="C7C8CD"/>
+          <w:insideV w:val="single" w:sz="6" w:space="0" w:color="C7C8CD"/>
+        </w:tblBorders>
+      </w:tblPr>
+      <w:tblGrid>
+        <w:gridCol w:w="2200"/>
+        <w:gridCol w:w="6800"/>
+      </w:tblGrid>
+      <w:tr>
+        <w:trPr>
+          <w:cantSplit/>
+          <w:tblHeader/>
+        </w:trPr>
+        <w:tc>
+          <w:tcPr>
+            <w:tcW w:w="2200" w:type="dxa"/>
+            <w:vAlign w:val="center"/>
+            <w:shd w:val="clear" w:fill="1C1C1C"/>
+          </w:tcPr>
+          <w:p>
+            <w:pPr>
+              <w:jc w:val="center"/>
+              <w:spacing w:before="0" w:after="0" w:line="240" w:lineRule="auto"/>
+              <w:keepLines/>
+            </w:pPr>
+            <w:r>
+              <w:rPr>
+                <w:rFonts w:ascii="Times New Roman" w:hAnsi="Times New Roman" w:eastAsia="Times New Roman" w:cs="Times New Roman"/>
+                <w:b/>
+                <w:bCs/>
+                <w:sz w:val="17"/>
+                <w:szCs w:val="17"/>
+                <w:color w:val="FFFFFF"/>
+              </w:rPr>
+              <w:t>Элемент шага</w:t>
+            </w:r>
+          </w:p>
+        </w:tc>
+        <w:tc>
+          <w:tcPr>
+            <w:tcW w:w="6800" w:type="dxa"/>
+            <w:vAlign w:val="center"/>
+            <w:shd w:val="clear" w:fill="1C1C1C"/>
+          </w:tcPr>
+          <w:p>
+            <w:pPr>
+              <w:jc w:val="center"/>
+              <w:spacing w:before="0" w:after="0" w:line="240" w:lineRule="auto"/>
+              <w:keepLines/>
+            </w:pPr>
+            <w:r>
+              <w:rPr>
+                <w:rFonts w:ascii="Times New Roman" w:hAnsi="Times New Roman" w:eastAsia="Times New Roman" w:cs="Times New Roman"/>
+                <w:b/>
+                <w:bCs/>
+                <w:sz w:val="17"/>
+                <w:szCs w:val="17"/>
+                <w:color w:val="FFFFFF"/>
+              </w:rPr>
+              <w:t>Содержание</w:t>
+            </w:r>
+          </w:p>
+        </w:tc>
+      </w:tr>
+      <w:tr>
+        <w:trPr>
+          <w:cantSplit/>
+        </w:trPr>
+        <w:tc>
+          <w:tcPr>
+            <w:tcW w:w="2200" w:type="dxa"/>
+            <w:vAlign w:val="center"/>
+          </w:tcPr>
+          <w:p>
+            <w:pPr>
+              <w:jc w:val="center"/>
+              <w:spacing w:before="0" w:after="0" w:line="240" w:lineRule="auto"/>
+              <w:keepLines/>
+            </w:pPr>
+            <w:r>
+              <w:rPr>
+                <w:rFonts w:ascii="Times New Roman" w:hAnsi="Times New Roman" w:eastAsia="Times New Roman" w:cs="Times New Roman"/>
+                <w:b/>
+                <w:bCs/>
+                <w:sz w:val="17"/>
+                <w:szCs w:val="17"/>
+                <w:color w:val="1C1C1C"/>
+              </w:rPr>
+              <w:t>Что выполнить</w:t>
+            </w:r>
+          </w:p>
+        </w:tc>
+        <w:tc>
+          <w:tcPr>
+            <w:tcW w:w="6800" w:type="dxa"/>
+            <w:vAlign w:val="center"/>
+          </w:tcPr>
+          <w:p>
+            <w:pPr>
+              <w:jc w:val="left"/>
+              <w:spacing w:before="0" w:after="0" w:line="240" w:lineRule="auto"/>
+              <w:keepLines/>
+            </w:pPr>
+            <w:r>
+              <w:rPr>
+                <w:rFonts w:ascii="Times New Roman" w:hAnsi="Times New Roman" w:eastAsia="Times New Roman" w:cs="Times New Roman"/>
+                <w:sz w:val="17"/>
+                <w:szCs w:val="17"/>
+                <w:color w:val="1C1C1C"/>
+              </w:rPr>
+              <w:t>Выполните учебное воспроизведение и подготовьте пакет передачи.</w:t>
+            </w:r>
+          </w:p>
+        </w:tc>
+      </w:tr>
+      <w:tr>
+        <w:trPr>
+          <w:cantSplit/>
+        </w:trPr>
+        <w:tc>
+          <w:tcPr>
+            <w:tcW w:w="2200" w:type="dxa"/>
+            <w:vAlign w:val="center"/>
+            <w:shd w:val="clear" w:fill="F7F7F9"/>
+          </w:tcPr>
+          <w:p>
+            <w:pPr>
+              <w:jc w:val="center"/>
+              <w:spacing w:before="0" w:after="0" w:line="240" w:lineRule="auto"/>
+              <w:keepLines/>
+            </w:pPr>
+            <w:r>
+              <w:rPr>
+                <w:rFonts w:ascii="Times New Roman" w:hAnsi="Times New Roman" w:eastAsia="Times New Roman" w:cs="Times New Roman"/>
+                <w:b/>
+                <w:bCs/>
+                <w:sz w:val="17"/>
+                <w:szCs w:val="17"/>
+                <w:color w:val="1C1C1C"/>
+              </w:rPr>
+              <w:t>Исходные данные</w:t>
+            </w:r>
+          </w:p>
+        </w:tc>
+        <w:tc>
+          <w:tcPr>
+            <w:tcW w:w="6800" w:type="dxa"/>
+            <w:vAlign w:val="center"/>
+            <w:shd w:val="clear" w:fill="F7F7F9"/>
+          </w:tcPr>
+          <w:p>
+            <w:pPr>
+              <w:jc w:val="left"/>
+              <w:spacing w:before="0" w:after="0" w:line="240" w:lineRule="auto"/>
+              <w:keepLines/>
+            </w:pPr>
+            <w:r>
+              <w:rPr>
+                <w:rFonts w:ascii="Times New Roman" w:hAnsi="Times New Roman" w:eastAsia="Times New Roman" w:cs="Times New Roman"/>
+                <w:sz w:val="17"/>
+                <w:szCs w:val="17"/>
+                <w:color w:val="1C1C1C"/>
+              </w:rPr>
+              <w:t>Минимальный сценарий, карточка окружения и ERR-ATTACH-17.</w:t>
+            </w:r>
+          </w:p>
+        </w:tc>
+      </w:tr>
+      <w:tr>
+        <w:trPr>
+          <w:cantSplit/>
+        </w:trPr>
+        <w:tc>
+          <w:tcPr>
+            <w:tcW w:w="2200" w:type="dxa"/>
+            <w:vAlign w:val="center"/>
+          </w:tcPr>
+          <w:p>
+            <w:pPr>
+              <w:jc w:val="left"/>
+              <w:spacing w:before="0" w:after="0" w:line="240" w:lineRule="auto"/>
+              <w:keepLines/>
+            </w:pPr>
+            <w:r>
+              <w:rPr>
+                <w:rFonts w:ascii="Times New Roman" w:hAnsi="Times New Roman" w:eastAsia="Times New Roman" w:cs="Times New Roman"/>
+                <w:b/>
+                <w:bCs/>
+                <w:sz w:val="17"/>
+                <w:szCs w:val="17"/>
+                <w:color w:val="1C1C1C"/>
+              </w:rPr>
+              <w:t>Что должно получиться</w:t>
+            </w:r>
+          </w:p>
+        </w:tc>
+        <w:tc>
+          <w:tcPr>
+            <w:tcW w:w="6800" w:type="dxa"/>
+            <w:vAlign w:val="center"/>
+          </w:tcPr>
+          <w:p>
+            <w:pPr>
+              <w:jc w:val="left"/>
+              <w:spacing w:before="0" w:after="0" w:line="240" w:lineRule="auto"/>
+              <w:keepLines/>
+            </w:pPr>
+            <w:r>
+              <w:rPr>
+                <w:rFonts w:ascii="Times New Roman" w:hAnsi="Times New Roman" w:eastAsia="Times New Roman" w:cs="Times New Roman"/>
+                <w:sz w:val="17"/>
+                <w:szCs w:val="17"/>
+                <w:color w:val="1C1C1C"/>
+              </w:rPr>
+              <w:t>Фактический результат, частота повторения, доказательство и решение о передаче на L3 либо дополнительной проверке L2.</w:t>
+            </w:r>
+          </w:p>
+        </w:tc>
+      </w:tr>
+      <w:tr>
+        <w:trPr>
+          <w:cantSplit/>
+        </w:trPr>
+        <w:tc>
+          <w:tcPr>
+            <w:tcW w:w="2200" w:type="dxa"/>
+            <w:vAlign w:val="center"/>
+            <w:shd w:val="clear" w:fill="F7F7F9"/>
+          </w:tcPr>
+          <w:p>
+            <w:pPr>
+              <w:jc w:val="center"/>
+              <w:spacing w:before="0" w:after="0" w:line="240" w:lineRule="auto"/>
+              <w:keepLines/>
+            </w:pPr>
+            <w:r>
+              <w:rPr>
+                <w:rFonts w:ascii="Times New Roman" w:hAnsi="Times New Roman" w:eastAsia="Times New Roman" w:cs="Times New Roman"/>
+                <w:b/>
+                <w:bCs/>
+                <w:sz w:val="17"/>
+                <w:szCs w:val="17"/>
+                <w:color w:val="1C1C1C"/>
+              </w:rPr>
+              <w:t>Как проверить</w:t>
+            </w:r>
+          </w:p>
+        </w:tc>
+        <w:tc>
+          <w:tcPr>
+            <w:tcW w:w="6800" w:type="dxa"/>
+            <w:vAlign w:val="center"/>
+            <w:shd w:val="clear" w:fill="F7F7F9"/>
+          </w:tcPr>
+          <w:p>
+            <w:pPr>
+              <w:jc w:val="left"/>
+              <w:spacing w:before="0" w:after="0" w:line="240" w:lineRule="auto"/>
+              <w:keepLines/>
+            </w:pPr>
+            <w:r>
+              <w:rPr>
+                <w:rFonts w:ascii="Times New Roman" w:hAnsi="Times New Roman" w:eastAsia="Times New Roman" w:cs="Times New Roman"/>
+                <w:sz w:val="17"/>
+                <w:szCs w:val="17"/>
+                <w:color w:val="1C1C1C"/>
+              </w:rPr>
+              <w:t>Ошибка появляется в заданных условиях не менее двух раз; решение ссылается на конкретный недостающий или подтверждённый факт.</w:t>
+            </w:r>
+          </w:p>
+        </w:tc>
+      </w:tr>
+      <w:tr>
+        <w:trPr>
+          <w:cantSplit/>
+        </w:trPr>
+        <w:tc>
+          <w:tcPr>
+            <w:tcW w:w="2200" w:type="dxa"/>
+            <w:vAlign w:val="center"/>
+          </w:tcPr>
+          <w:p>
+            <w:pPr>
+              <w:jc w:val="left"/>
+              <w:spacing w:before="0" w:after="0" w:line="240" w:lineRule="auto"/>
+              <w:keepLines/>
+            </w:pPr>
+            <w:r>
+              <w:rPr>
+                <w:rFonts w:ascii="Times New Roman" w:hAnsi="Times New Roman" w:eastAsia="Times New Roman" w:cs="Times New Roman"/>
+                <w:b/>
+                <w:bCs/>
+                <w:sz w:val="17"/>
+                <w:szCs w:val="17"/>
+                <w:color w:val="1C1C1C"/>
+              </w:rPr>
+              <w:t>Выполнение студента</w:t>
+            </w:r>
+          </w:p>
+        </w:tc>
+        <w:tc>
+          <w:tcPr>
+            <w:tcW w:w="6800" w:type="dxa"/>
+            <w:vAlign w:val="center"/>
+          </w:tcPr>
+          <w:p>
+            <w:pPr>
+              <w:jc w:val="left"/>
+              <w:spacing w:before="0" w:after="0" w:line="240" w:lineRule="auto"/>
+              <w:keepLines/>
+            </w:pPr>
+            <w:r>
+              <w:rPr>
+                <w:rFonts w:ascii="Times New Roman" w:hAnsi="Times New Roman" w:eastAsia="Times New Roman" w:cs="Times New Roman"/>
+                <w:sz w:val="17"/>
+                <w:szCs w:val="17"/>
+                <w:color w:val="77777F"/>
+              </w:rPr>
+              <w:t>[Опишите действие и полученный промежуточный результат]</w:t>
+            </w:r>
+          </w:p>
+        </w:tc>
+      </w:tr>
+      <w:tr>
+        <w:trPr>
+          <w:cantSplit/>
+        </w:trPr>
+        <w:tc>
+          <w:tcPr>
+            <w:tcW w:w="2200" w:type="dxa"/>
+            <w:vAlign w:val="center"/>
+            <w:shd w:val="clear" w:fill="F7F7F9"/>
+          </w:tcPr>
+          <w:p>
+            <w:pPr>
+              <w:jc w:val="center"/>
+              <w:spacing w:before="0" w:after="0" w:line="240" w:lineRule="auto"/>
+              <w:keepLines/>
+            </w:pPr>
+            <w:r>
+              <w:rPr>
+                <w:rFonts w:ascii="Times New Roman" w:hAnsi="Times New Roman" w:eastAsia="Times New Roman" w:cs="Times New Roman"/>
+                <w:b/>
+                <w:bCs/>
+                <w:sz w:val="17"/>
+                <w:szCs w:val="17"/>
+                <w:color w:val="1C1C1C"/>
+              </w:rPr>
+              <w:t>Доказательство</w:t>
+            </w:r>
+          </w:p>
+        </w:tc>
+        <w:tc>
+          <w:tcPr>
+            <w:tcW w:w="6800" w:type="dxa"/>
+            <w:vAlign w:val="center"/>
+            <w:shd w:val="clear" w:fill="F7F7F9"/>
+          </w:tcPr>
+          <w:p>
+            <w:pPr>
+              <w:jc w:val="left"/>
+              <w:spacing w:before="0" w:after="0" w:line="240" w:lineRule="auto"/>
+              <w:keepLines/>
+            </w:pPr>
+            <w:r>
+              <w:rPr>
+                <w:rFonts w:ascii="Times New Roman" w:hAnsi="Times New Roman" w:eastAsia="Times New Roman" w:cs="Times New Roman"/>
+                <w:sz w:val="17"/>
+                <w:szCs w:val="17"/>
+                <w:color w:val="77777F"/>
+              </w:rPr>
+              <w:t>[Укажите таблицу, ID, рисунок или другой проверяемый фрагмент]</w:t>
+            </w:r>
+          </w:p>
+        </w:tc>
+      </w:tr>
+    </w:tbl>
+    <w:p>
+      <w:pPr>
+        <w:pStyle w:val="2"/>
+        <w:spacing w:before="120" w:after="90" w:line="276" w:lineRule="auto"/>
+        <w:keepNext/>
+        <w:keepLines/>
+        <w:pageBreakBefore/>
+      </w:pPr>
+      <w:r>
+        <w:rPr>
+          <w:rFonts w:ascii="Times New Roman" w:hAnsi="Times New Roman" w:eastAsia="Times New Roman" w:cs="Times New Roman"/>
+          <w:b/>
+          <w:bCs/>
+          <w:sz w:val="24"/>
+          <w:szCs w:val="24"/>
+          <w:color w:val="1C1C1C"/>
+        </w:rPr>
+        <w:t>Дополнительное задание</w:t>
+      </w:r>
+    </w:p>
+    <w:p>
+      <w:pPr>
+        <w:spacing w:before="0" w:after="70" w:line="276" w:lineRule="auto"/>
+      </w:pPr>
+      <w:r>
+        <w:rPr>
+          <w:rFonts w:ascii="Times New Roman" w:hAnsi="Times New Roman" w:eastAsia="Times New Roman" w:cs="Times New Roman"/>
+          <w:i/>
+          <w:iCs/>
+          <w:sz w:val="18"/>
+          <w:szCs w:val="18"/>
+          <w:color w:val="000000"/>
+        </w:rPr>
+        <w:t>Дополнительное задание выполняется после обязательной части и не заменяет ни один из шести шагов.</w:t>
+      </w:r>
+    </w:p>
+    <w:tbl>
+      <w:tblPr>
+        <w:tblW w:w="9000" w:type="dxa"/>
+        <w:tblInd w:w="120" w:type="dxa"/>
+        <w:tblLayout w:type="fixed"/>
+        <w:tblCellMar>
+          <w:top w:w="90" w:type="dxa"/>
+          <w:start w:w="120" w:type="dxa"/>
+          <w:bottom w:w="90" w:type="dxa"/>
+          <w:end w:w="120" w:type="dxa"/>
+        </w:tblCellMar>
+        <w:tblBorders>
+          <w:top w:val="single" w:sz="6" w:space="0" w:color="C7C8CD"/>
+          <w:start w:val="single" w:sz="6" w:space="0" w:color="C7C8CD"/>
+          <w:bottom w:val="single" w:sz="6" w:space="0" w:color="C7C8CD"/>
+          <w:end w:val="single" w:sz="6" w:space="0" w:color="C7C8CD"/>
+          <w:insideH w:val="single" w:sz="6" w:space="0" w:color="C7C8CD"/>
+          <w:insideV w:val="single" w:sz="6" w:space="0" w:color="C7C8CD"/>
+        </w:tblBorders>
+      </w:tblPr>
+      <w:tblGrid>
+        <w:gridCol w:w="2200"/>
+        <w:gridCol w:w="6800"/>
+      </w:tblGrid>
+      <w:tr>
+        <w:trPr>
+          <w:cantSplit/>
+          <w:tblHeader/>
+        </w:trPr>
+        <w:tc>
+          <w:tcPr>
+            <w:tcW w:w="2200" w:type="dxa"/>
+            <w:vAlign w:val="center"/>
+            <w:shd w:val="clear" w:fill="1C1C1C"/>
+          </w:tcPr>
+          <w:p>
+            <w:pPr>
+              <w:jc w:val="center"/>
+              <w:spacing w:before="0" w:after="0" w:line="240" w:lineRule="auto"/>
+              <w:keepLines/>
+            </w:pPr>
+            <w:r>
+              <w:rPr>
+                <w:rFonts w:ascii="Times New Roman" w:hAnsi="Times New Roman" w:eastAsia="Times New Roman" w:cs="Times New Roman"/>
+                <w:b/>
+                <w:bCs/>
+                <w:sz w:val="17"/>
+                <w:szCs w:val="17"/>
+                <w:color w:val="FFFFFF"/>
+              </w:rPr>
+              <w:t>Элемент</w:t>
+            </w:r>
+          </w:p>
+        </w:tc>
+        <w:tc>
+          <w:tcPr>
+            <w:tcW w:w="6800" w:type="dxa"/>
+            <w:vAlign w:val="center"/>
+            <w:shd w:val="clear" w:fill="1C1C1C"/>
+          </w:tcPr>
+          <w:p>
+            <w:pPr>
+              <w:jc w:val="center"/>
+              <w:spacing w:before="0" w:after="0" w:line="240" w:lineRule="auto"/>
+              <w:keepLines/>
+            </w:pPr>
+            <w:r>
+              <w:rPr>
+                <w:rFonts w:ascii="Times New Roman" w:hAnsi="Times New Roman" w:eastAsia="Times New Roman" w:cs="Times New Roman"/>
+                <w:b/>
+                <w:bCs/>
+                <w:sz w:val="17"/>
+                <w:szCs w:val="17"/>
+                <w:color w:val="FFFFFF"/>
+              </w:rPr>
+              <w:t>Содержание</w:t>
+            </w:r>
+          </w:p>
+        </w:tc>
+      </w:tr>
+      <w:tr>
+        <w:trPr>
+          <w:cantSplit/>
+        </w:trPr>
+        <w:tc>
+          <w:tcPr>
+            <w:tcW w:w="2200" w:type="dxa"/>
+            <w:vAlign w:val="center"/>
+          </w:tcPr>
+          <w:p>
+            <w:pPr>
+              <w:jc w:val="center"/>
+              <w:spacing w:before="0" w:after="0" w:line="240" w:lineRule="auto"/>
+              <w:keepLines/>
+            </w:pPr>
+            <w:r>
+              <w:rPr>
+                <w:rFonts w:ascii="Times New Roman" w:hAnsi="Times New Roman" w:eastAsia="Times New Roman" w:cs="Times New Roman"/>
+                <w:b/>
+                <w:bCs/>
+                <w:sz w:val="17"/>
+                <w:szCs w:val="17"/>
+                <w:color w:val="1C1C1C"/>
+              </w:rPr>
+              <w:t>Что выполнить</w:t>
+            </w:r>
+          </w:p>
+        </w:tc>
+        <w:tc>
+          <w:tcPr>
+            <w:tcW w:w="6800" w:type="dxa"/>
+            <w:vAlign w:val="center"/>
+          </w:tcPr>
+          <w:p>
+            <w:pPr>
+              <w:jc w:val="left"/>
+              <w:spacing w:before="0" w:after="0" w:line="240" w:lineRule="auto"/>
+              <w:keepLines/>
+            </w:pPr>
+            <w:r>
+              <w:rPr>
+                <w:rFonts w:ascii="Times New Roman" w:hAnsi="Times New Roman" w:eastAsia="Times New Roman" w:cs="Times New Roman"/>
+                <w:sz w:val="17"/>
+                <w:szCs w:val="17"/>
+                <w:color w:val="1C1C1C"/>
+              </w:rPr>
+              <w:t>Сравните основной сценарий с одним альтернативным окружением.</w:t>
+            </w:r>
+          </w:p>
+        </w:tc>
+      </w:tr>
+      <w:tr>
+        <w:trPr>
+          <w:cantSplit/>
+        </w:trPr>
+        <w:tc>
+          <w:tcPr>
+            <w:tcW w:w="2200" w:type="dxa"/>
+            <w:vAlign w:val="center"/>
+            <w:shd w:val="clear" w:fill="F7F7F9"/>
+          </w:tcPr>
+          <w:p>
+            <w:pPr>
+              <w:jc w:val="center"/>
+              <w:spacing w:before="0" w:after="0" w:line="240" w:lineRule="auto"/>
+              <w:keepLines/>
+            </w:pPr>
+            <w:r>
+              <w:rPr>
+                <w:rFonts w:ascii="Times New Roman" w:hAnsi="Times New Roman" w:eastAsia="Times New Roman" w:cs="Times New Roman"/>
+                <w:b/>
+                <w:bCs/>
+                <w:sz w:val="17"/>
+                <w:szCs w:val="17"/>
+                <w:color w:val="1C1C1C"/>
+              </w:rPr>
+              <w:t>Исходные данные</w:t>
+            </w:r>
+          </w:p>
+        </w:tc>
+        <w:tc>
+          <w:tcPr>
+            <w:tcW w:w="6800" w:type="dxa"/>
+            <w:vAlign w:val="center"/>
+            <w:shd w:val="clear" w:fill="F7F7F9"/>
+          </w:tcPr>
+          <w:p>
+            <w:pPr>
+              <w:jc w:val="left"/>
+              <w:spacing w:before="0" w:after="0" w:line="240" w:lineRule="auto"/>
+              <w:keepLines/>
+            </w:pPr>
+            <w:r>
+              <w:rPr>
+                <w:rFonts w:ascii="Times New Roman" w:hAnsi="Times New Roman" w:eastAsia="Times New Roman" w:cs="Times New Roman"/>
+                <w:sz w:val="17"/>
+                <w:szCs w:val="17"/>
+                <w:color w:val="1C1C1C"/>
+              </w:rPr>
+              <w:t>Сеансы A–C и минимальный сценарий.</w:t>
+            </w:r>
+          </w:p>
+        </w:tc>
+      </w:tr>
+      <w:tr>
+        <w:trPr>
+          <w:cantSplit/>
+        </w:trPr>
+        <w:tc>
+          <w:tcPr>
+            <w:tcW w:w="2200" w:type="dxa"/>
+            <w:vAlign w:val="center"/>
+          </w:tcPr>
+          <w:p>
+            <w:pPr>
+              <w:jc w:val="left"/>
+              <w:spacing w:before="0" w:after="0" w:line="240" w:lineRule="auto"/>
+              <w:keepLines/>
+            </w:pPr>
+            <w:r>
+              <w:rPr>
+                <w:rFonts w:ascii="Times New Roman" w:hAnsi="Times New Roman" w:eastAsia="Times New Roman" w:cs="Times New Roman"/>
+                <w:b/>
+                <w:bCs/>
+                <w:sz w:val="17"/>
+                <w:szCs w:val="17"/>
+                <w:color w:val="1C1C1C"/>
+              </w:rPr>
+              <w:t>Что должно получиться</w:t>
+            </w:r>
+          </w:p>
+        </w:tc>
+        <w:tc>
+          <w:tcPr>
+            <w:tcW w:w="6800" w:type="dxa"/>
+            <w:vAlign w:val="center"/>
+          </w:tcPr>
+          <w:p>
+            <w:pPr>
+              <w:jc w:val="left"/>
+              <w:spacing w:before="0" w:after="0" w:line="240" w:lineRule="auto"/>
+              <w:keepLines/>
+            </w:pPr>
+            <w:r>
+              <w:rPr>
+                <w:rFonts w:ascii="Times New Roman" w:hAnsi="Times New Roman" w:eastAsia="Times New Roman" w:cs="Times New Roman"/>
+                <w:sz w:val="17"/>
+                <w:szCs w:val="17"/>
+                <w:color w:val="1C1C1C"/>
+              </w:rPr>
+              <w:t>Таблица одного контролируемого различия и результата.</w:t>
+            </w:r>
+          </w:p>
+        </w:tc>
+      </w:tr>
+      <w:tr>
+        <w:trPr>
+          <w:cantSplit/>
+        </w:trPr>
+        <w:tc>
+          <w:tcPr>
+            <w:tcW w:w="2200" w:type="dxa"/>
+            <w:vAlign w:val="center"/>
+            <w:shd w:val="clear" w:fill="F7F7F9"/>
+          </w:tcPr>
+          <w:p>
+            <w:pPr>
+              <w:jc w:val="center"/>
+              <w:spacing w:before="0" w:after="0" w:line="240" w:lineRule="auto"/>
+              <w:keepLines/>
+            </w:pPr>
+            <w:r>
+              <w:rPr>
+                <w:rFonts w:ascii="Times New Roman" w:hAnsi="Times New Roman" w:eastAsia="Times New Roman" w:cs="Times New Roman"/>
+                <w:b/>
+                <w:bCs/>
+                <w:sz w:val="17"/>
+                <w:szCs w:val="17"/>
+                <w:color w:val="1C1C1C"/>
+              </w:rPr>
+              <w:t>Как проверить</w:t>
+            </w:r>
+          </w:p>
+        </w:tc>
+        <w:tc>
+          <w:tcPr>
+            <w:tcW w:w="6800" w:type="dxa"/>
+            <w:vAlign w:val="center"/>
+            <w:shd w:val="clear" w:fill="F7F7F9"/>
+          </w:tcPr>
+          <w:p>
+            <w:pPr>
+              <w:jc w:val="left"/>
+              <w:spacing w:before="0" w:after="0" w:line="240" w:lineRule="auto"/>
+              <w:keepLines/>
+            </w:pPr>
+            <w:r>
+              <w:rPr>
+                <w:rFonts w:ascii="Times New Roman" w:hAnsi="Times New Roman" w:eastAsia="Times New Roman" w:cs="Times New Roman"/>
+                <w:sz w:val="17"/>
+                <w:szCs w:val="17"/>
+                <w:color w:val="1C1C1C"/>
+              </w:rPr>
+              <w:t>Одновременно изменён только один фактор.</w:t>
+            </w:r>
+          </w:p>
+        </w:tc>
+      </w:tr>
+      <w:tr>
+        <w:trPr>
+          <w:cantSplit/>
+        </w:trPr>
+        <w:tc>
+          <w:tcPr>
+            <w:tcW w:w="2200" w:type="dxa"/>
+            <w:vAlign w:val="center"/>
+          </w:tcPr>
+          <w:p>
+            <w:pPr>
+              <w:jc w:val="left"/>
+              <w:spacing w:before="0" w:after="0" w:line="240" w:lineRule="auto"/>
+              <w:keepLines/>
+            </w:pPr>
+            <w:r>
+              <w:rPr>
+                <w:rFonts w:ascii="Times New Roman" w:hAnsi="Times New Roman" w:eastAsia="Times New Roman" w:cs="Times New Roman"/>
+                <w:b/>
+                <w:bCs/>
+                <w:sz w:val="17"/>
+                <w:szCs w:val="17"/>
+                <w:color w:val="1C1C1C"/>
+              </w:rPr>
+              <w:t>Результат студента</w:t>
+            </w:r>
+          </w:p>
+        </w:tc>
+        <w:tc>
+          <w:tcPr>
+            <w:tcW w:w="6800" w:type="dxa"/>
+            <w:vAlign w:val="center"/>
+          </w:tcPr>
+          <w:p>
+            <w:pPr>
+              <w:jc w:val="left"/>
+              <w:spacing w:before="0" w:after="0" w:line="240" w:lineRule="auto"/>
+              <w:keepLines/>
+            </w:pPr>
+            <w:r>
+              <w:rPr>
+                <w:rFonts w:ascii="Times New Roman" w:hAnsi="Times New Roman" w:eastAsia="Times New Roman" w:cs="Times New Roman"/>
+                <w:sz w:val="17"/>
+                <w:szCs w:val="17"/>
+                <w:color w:val="77777F"/>
+              </w:rPr>
+              <w:t>[Заполните, если выполняли дополнительное задание]</w:t>
             </w:r>
           </w:p>
         </w:tc>
@@ -5073,7 +7717,7 @@
                 <w:szCs w:val="18"/>
                 <w:color w:val="77777F"/>
               </w:rPr>
-              <w:t>[Ответьте на вопрос: Определите, достаточно ли сведений для эскалации на L3 или сначала нужна дополнительная проверка L2; укажите конкретный недостающий факт.]</w:t>
+              <w:t>[Ответьте на вопрос: Определите, достаточно ли сведений для эскалации на третью линию поддержки (L3) или сначала нужна дополнительная проверка второй линии поддержки (L2); укажите конкретный недостающий факт.]</w:t>
             </w:r>
           </w:p>
         </w:tc>
@@ -5861,6 +8505,304 @@
         <w:t>7. Доказательства</w:t>
       </w:r>
     </w:p>
+    <w:p>
+      <w:pPr>
+        <w:spacing w:before="0" w:after="70" w:line="276" w:lineRule="auto"/>
+        <w:keepNext/>
+      </w:pPr>
+      <w:r>
+        <w:rPr>
+          <w:rFonts w:ascii="Times New Roman" w:hAnsi="Times New Roman" w:eastAsia="Times New Roman" w:cs="Times New Roman"/>
+          <w:i/>
+          <w:iCs/>
+          <w:sz w:val="18"/>
+          <w:szCs w:val="18"/>
+          <w:color w:val="55555C"/>
+        </w:rPr>
+        <w:t>Обязательные ссылки на исходные данные</w:t>
+      </w:r>
+    </w:p>
+    <w:tbl>
+      <w:tblPr>
+        <w:tblW w:w="9000" w:type="dxa"/>
+        <w:tblInd w:w="120" w:type="dxa"/>
+        <w:tblLayout w:type="fixed"/>
+        <w:tblCellMar>
+          <w:top w:w="90" w:type="dxa"/>
+          <w:start w:w="120" w:type="dxa"/>
+          <w:bottom w:w="90" w:type="dxa"/>
+          <w:end w:w="120" w:type="dxa"/>
+        </w:tblCellMar>
+        <w:tblBorders>
+          <w:top w:val="single" w:sz="6" w:space="0" w:color="C7C8CD"/>
+          <w:start w:val="single" w:sz="6" w:space="0" w:color="C7C8CD"/>
+          <w:bottom w:val="single" w:sz="6" w:space="0" w:color="C7C8CD"/>
+          <w:end w:val="single" w:sz="6" w:space="0" w:color="C7C8CD"/>
+          <w:insideH w:val="single" w:sz="6" w:space="0" w:color="C7C8CD"/>
+          <w:insideV w:val="single" w:sz="6" w:space="0" w:color="C7C8CD"/>
+        </w:tblBorders>
+      </w:tblPr>
+      <w:tblGrid>
+        <w:gridCol w:w="4800"/>
+        <w:gridCol w:w="4200"/>
+      </w:tblGrid>
+      <w:tr>
+        <w:trPr>
+          <w:cantSplit/>
+          <w:tblHeader/>
+        </w:trPr>
+        <w:tc>
+          <w:tcPr>
+            <w:tcW w:w="4800" w:type="dxa"/>
+            <w:vAlign w:val="center"/>
+            <w:shd w:val="clear" w:fill="1C1C1C"/>
+          </w:tcPr>
+          <w:p>
+            <w:pPr>
+              <w:jc w:val="center"/>
+              <w:spacing w:before="0" w:after="0" w:line="240" w:lineRule="auto"/>
+              <w:keepLines/>
+            </w:pPr>
+            <w:r>
+              <w:rPr>
+                <w:rFonts w:ascii="Times New Roman" w:hAnsi="Times New Roman" w:eastAsia="Times New Roman" w:cs="Times New Roman"/>
+                <w:b/>
+                <w:bCs/>
+                <w:sz w:val="18"/>
+                <w:szCs w:val="18"/>
+                <w:color w:val="FFFFFF"/>
+              </w:rPr>
+              <w:t>Исходный материал</w:t>
+            </w:r>
+          </w:p>
+        </w:tc>
+        <w:tc>
+          <w:tcPr>
+            <w:tcW w:w="4200" w:type="dxa"/>
+            <w:vAlign w:val="center"/>
+            <w:shd w:val="clear" w:fill="1C1C1C"/>
+          </w:tcPr>
+          <w:p>
+            <w:pPr>
+              <w:jc w:val="center"/>
+              <w:spacing w:before="0" w:after="0" w:line="240" w:lineRule="auto"/>
+              <w:keepLines/>
+            </w:pPr>
+            <w:r>
+              <w:rPr>
+                <w:rFonts w:ascii="Times New Roman" w:hAnsi="Times New Roman" w:eastAsia="Times New Roman" w:cs="Times New Roman"/>
+                <w:b/>
+                <w:bCs/>
+                <w:sz w:val="18"/>
+                <w:szCs w:val="18"/>
+                <w:color w:val="FFFFFF"/>
+              </w:rPr>
+              <w:t>Где использован</w:t>
+            </w:r>
+          </w:p>
+        </w:tc>
+      </w:tr>
+      <w:tr>
+        <w:trPr>
+          <w:cantSplit/>
+        </w:trPr>
+        <w:tc>
+          <w:tcPr>
+            <w:tcW w:w="4800" w:type="dxa"/>
+            <w:vAlign w:val="center"/>
+          </w:tcPr>
+          <w:p>
+            <w:pPr>
+              <w:jc w:val="left"/>
+              <w:spacing w:before="0" w:after="0" w:line="240" w:lineRule="auto"/>
+              <w:keepLines/>
+            </w:pPr>
+            <w:r>
+              <w:rPr>
+                <w:rFonts w:ascii="Times New Roman" w:hAnsi="Times New Roman" w:eastAsia="Times New Roman" w:cs="Times New Roman"/>
+                <w:sz w:val="18"/>
+                <w:szCs w:val="18"/>
+                <w:color w:val="1C1C1C"/>
+              </w:rPr>
+              <w:t>Карточка проблемы ЛР 3</w:t>
+            </w:r>
+          </w:p>
+        </w:tc>
+        <w:tc>
+          <w:tcPr>
+            <w:tcW w:w="4200" w:type="dxa"/>
+            <w:vAlign w:val="center"/>
+          </w:tcPr>
+          <w:p>
+            <w:pPr>
+              <w:jc w:val="left"/>
+              <w:spacing w:before="0" w:after="0" w:line="240" w:lineRule="auto"/>
+              <w:keepLines/>
+            </w:pPr>
+            <w:r>
+              <w:rPr>
+                <w:rFonts w:ascii="Times New Roman" w:hAnsi="Times New Roman" w:eastAsia="Times New Roman" w:cs="Times New Roman"/>
+                <w:sz w:val="18"/>
+                <w:szCs w:val="18"/>
+                <w:color w:val="77777F"/>
+              </w:rPr>
+              <w:t>[Укажите раздел отчёта, таблицу или рисунок]</w:t>
+            </w:r>
+          </w:p>
+        </w:tc>
+      </w:tr>
+      <w:tr>
+        <w:trPr>
+          <w:cantSplit/>
+        </w:trPr>
+        <w:tc>
+          <w:tcPr>
+            <w:tcW w:w="4800" w:type="dxa"/>
+            <w:vAlign w:val="center"/>
+            <w:shd w:val="clear" w:fill="F7F7F9"/>
+          </w:tcPr>
+          <w:p>
+            <w:pPr>
+              <w:jc w:val="center"/>
+              <w:spacing w:before="0" w:after="0" w:line="240" w:lineRule="auto"/>
+              <w:keepLines/>
+            </w:pPr>
+            <w:r>
+              <w:rPr>
+                <w:rFonts w:ascii="Times New Roman" w:hAnsi="Times New Roman" w:eastAsia="Times New Roman" w:cs="Times New Roman"/>
+                <w:sz w:val="18"/>
+                <w:szCs w:val="18"/>
+                <w:color w:val="1C1C1C"/>
+              </w:rPr>
+              <w:t>Сеансы A–C</w:t>
+            </w:r>
+          </w:p>
+        </w:tc>
+        <w:tc>
+          <w:tcPr>
+            <w:tcW w:w="4200" w:type="dxa"/>
+            <w:vAlign w:val="center"/>
+            <w:shd w:val="clear" w:fill="F7F7F9"/>
+          </w:tcPr>
+          <w:p>
+            <w:pPr>
+              <w:jc w:val="left"/>
+              <w:spacing w:before="0" w:after="0" w:line="240" w:lineRule="auto"/>
+              <w:keepLines/>
+            </w:pPr>
+            <w:r>
+              <w:rPr>
+                <w:rFonts w:ascii="Times New Roman" w:hAnsi="Times New Roman" w:eastAsia="Times New Roman" w:cs="Times New Roman"/>
+                <w:sz w:val="18"/>
+                <w:szCs w:val="18"/>
+                <w:color w:val="77777F"/>
+              </w:rPr>
+              <w:t>[Укажите раздел отчёта, таблицу или рисунок]</w:t>
+            </w:r>
+          </w:p>
+        </w:tc>
+      </w:tr>
+      <w:tr>
+        <w:trPr>
+          <w:cantSplit/>
+        </w:trPr>
+        <w:tc>
+          <w:tcPr>
+            <w:tcW w:w="4800" w:type="dxa"/>
+            <w:vAlign w:val="center"/>
+          </w:tcPr>
+          <w:p>
+            <w:pPr>
+              <w:jc w:val="center"/>
+              <w:spacing w:before="0" w:after="0" w:line="240" w:lineRule="auto"/>
+              <w:keepLines/>
+            </w:pPr>
+            <w:r>
+              <w:rPr>
+                <w:rFonts w:ascii="Times New Roman" w:hAnsi="Times New Roman" w:eastAsia="Times New Roman" w:cs="Times New Roman"/>
+                <w:sz w:val="18"/>
+                <w:szCs w:val="18"/>
+                <w:color w:val="1C1C1C"/>
+              </w:rPr>
+              <w:t>ERR-ATTACH-17</w:t>
+            </w:r>
+          </w:p>
+        </w:tc>
+        <w:tc>
+          <w:tcPr>
+            <w:tcW w:w="4200" w:type="dxa"/>
+            <w:vAlign w:val="center"/>
+          </w:tcPr>
+          <w:p>
+            <w:pPr>
+              <w:jc w:val="left"/>
+              <w:spacing w:before="0" w:after="0" w:line="240" w:lineRule="auto"/>
+              <w:keepLines/>
+            </w:pPr>
+            <w:r>
+              <w:rPr>
+                <w:rFonts w:ascii="Times New Roman" w:hAnsi="Times New Roman" w:eastAsia="Times New Roman" w:cs="Times New Roman"/>
+                <w:sz w:val="18"/>
+                <w:szCs w:val="18"/>
+                <w:color w:val="77777F"/>
+              </w:rPr>
+              <w:t>[Укажите раздел отчёта, таблицу или рисунок]</w:t>
+            </w:r>
+          </w:p>
+        </w:tc>
+      </w:tr>
+      <w:tr>
+        <w:trPr>
+          <w:cantSplit/>
+        </w:trPr>
+        <w:tc>
+          <w:tcPr>
+            <w:tcW w:w="4800" w:type="dxa"/>
+            <w:vAlign w:val="center"/>
+            <w:shd w:val="clear" w:fill="F7F7F9"/>
+          </w:tcPr>
+          <w:p>
+            <w:pPr>
+              <w:jc w:val="left"/>
+              <w:spacing w:before="0" w:after="0" w:line="240" w:lineRule="auto"/>
+              <w:keepLines/>
+            </w:pPr>
+            <w:r>
+              <w:rPr>
+                <w:rFonts w:ascii="Times New Roman" w:hAnsi="Times New Roman" w:eastAsia="Times New Roman" w:cs="Times New Roman"/>
+                <w:sz w:val="18"/>
+                <w:szCs w:val="18"/>
+                <w:color w:val="1C1C1C"/>
+              </w:rPr>
+              <w:t>Шаги 1–6 чернового сценария</w:t>
+            </w:r>
+          </w:p>
+        </w:tc>
+        <w:tc>
+          <w:tcPr>
+            <w:tcW w:w="4200" w:type="dxa"/>
+            <w:vAlign w:val="center"/>
+            <w:shd w:val="clear" w:fill="F7F7F9"/>
+          </w:tcPr>
+          <w:p>
+            <w:pPr>
+              <w:jc w:val="left"/>
+              <w:spacing w:before="0" w:after="0" w:line="240" w:lineRule="auto"/>
+              <w:keepLines/>
+            </w:pPr>
+            <w:r>
+              <w:rPr>
+                <w:rFonts w:ascii="Times New Roman" w:hAnsi="Times New Roman" w:eastAsia="Times New Roman" w:cs="Times New Roman"/>
+                <w:sz w:val="18"/>
+                <w:szCs w:val="18"/>
+                <w:color w:val="77777F"/>
+              </w:rPr>
+              <w:t>[Укажите раздел отчёта, таблицу или рисунок]</w:t>
+            </w:r>
+          </w:p>
+        </w:tc>
+      </w:tr>
+    </w:tbl>
     <w:p>
       <w:pPr>
         <w:spacing w:before="50" w:after="100" w:line="250" w:lineRule="auto"/>
@@ -6565,7 +9507,7 @@
                 <w:szCs w:val="18"/>
                 <w:color w:val="FFFFFF"/>
               </w:rPr>
-              <w:t>Контрольный вопрос</w:t>
+              <w:t>Проверяемое утверждение</w:t>
             </w:r>
           </w:p>
         </w:tc>
@@ -6639,7 +9581,7 @@
                 <w:szCs w:val="18"/>
                 <w:color w:val="1C1C1C"/>
               </w:rPr>
-              <w:t>Вопросы не требуют пароль</w:t>
+              <w:t>Список содержит не менее восьми недублирующих вопросов</w:t>
             </w:r>
           </w:p>
         </w:tc>
@@ -6712,7 +9654,7 @@
                 <w:szCs w:val="18"/>
                 <w:color w:val="1C1C1C"/>
               </w:rPr>
-              <w:t>Версия и роль указаны</w:t>
+              <w:t>Ни один вопрос не запрашивает пароль или персональные данные</w:t>
             </w:r>
           </w:p>
         </w:tc>
@@ -6784,7 +9726,7 @@
                 <w:szCs w:val="18"/>
                 <w:color w:val="1C1C1C"/>
               </w:rPr>
-              <w:t>Сценарий начинается с воспроизводимых предусловий</w:t>
+              <w:t>Карточка окружения указывает версию, роль и тип записи</w:t>
             </w:r>
           </w:p>
         </w:tc>
@@ -6857,7 +9799,7 @@
                 <w:szCs w:val="18"/>
                 <w:color w:val="1C1C1C"/>
               </w:rPr>
-              <w:t>Каждый шаг имеет одно действие</w:t>
+              <w:t>Каждый шаг сценария содержит одно действие и ожидаемый результат</w:t>
             </w:r>
           </w:p>
         </w:tc>
@@ -6929,7 +9871,7 @@
                 <w:szCs w:val="18"/>
                 <w:color w:val="1C1C1C"/>
               </w:rPr>
-              <w:t>Ошибка повторяется в выбранных условиях</w:t>
+              <w:t>Для каждого удалённого шага записан результат повторной проверки</w:t>
             </w:r>
           </w:p>
         </w:tc>
@@ -6937,6 +9879,80 @@
           <w:tcPr>
             <w:tcW w:w="3000" w:type="dxa"/>
             <w:vAlign w:val="center"/>
+          </w:tcPr>
+          <w:p>
+            <w:pPr>
+              <w:jc w:val="left"/>
+              <w:spacing w:before="0" w:after="0" w:line="240" w:lineRule="auto"/>
+              <w:keepLines/>
+            </w:pPr>
+            <w:r>
+              <w:rPr>
+                <w:rFonts w:ascii="Times New Roman" w:hAnsi="Times New Roman" w:eastAsia="Times New Roman" w:cs="Times New Roman"/>
+                <w:sz w:val="18"/>
+                <w:szCs w:val="18"/>
+                <w:color w:val="77777F"/>
+              </w:rPr>
+              <w:t>[Примечание при необходимости]</w:t>
+            </w:r>
+          </w:p>
+        </w:tc>
+      </w:tr>
+      <w:tr>
+        <w:trPr>
+          <w:cantSplit/>
+        </w:trPr>
+        <w:tc>
+          <w:tcPr>
+            <w:tcW w:w="1000" w:type="dxa"/>
+            <w:vAlign w:val="center"/>
+            <w:shd w:val="clear" w:fill="F7F7F9"/>
+          </w:tcPr>
+          <w:p>
+            <w:pPr>
+              <w:jc w:val="center"/>
+              <w:spacing w:before="0" w:after="0" w:line="240" w:lineRule="auto"/>
+              <w:keepLines/>
+            </w:pPr>
+            <w:r>
+              <w:rPr>
+                <w:rFonts w:ascii="Times New Roman" w:hAnsi="Times New Roman" w:eastAsia="Times New Roman" w:cs="Times New Roman"/>
+                <w:sz w:val="18"/>
+                <w:szCs w:val="18"/>
+                <w:color w:val="1C1C1C"/>
+              </w:rPr>
+              <w:t>☐</w:t>
+            </w:r>
+          </w:p>
+        </w:tc>
+        <w:tc>
+          <w:tcPr>
+            <w:tcW w:w="5000" w:type="dxa"/>
+            <w:vAlign w:val="center"/>
+            <w:shd w:val="clear" w:fill="F7F7F9"/>
+          </w:tcPr>
+          <w:p>
+            <w:pPr>
+              <w:jc w:val="left"/>
+              <w:spacing w:before="0" w:after="0" w:line="240" w:lineRule="auto"/>
+              <w:keepLines/>
+            </w:pPr>
+            <w:r>
+              <w:rPr>
+                <w:rFonts w:ascii="Times New Roman" w:hAnsi="Times New Roman" w:eastAsia="Times New Roman" w:cs="Times New Roman"/>
+                <w:sz w:val="18"/>
+                <w:szCs w:val="18"/>
+                <w:color w:val="1C1C1C"/>
+              </w:rPr>
+              <w:t>Фактический результат содержит ERR-ATTACH-17 и число успешных повторов</w:t>
+            </w:r>
+          </w:p>
+        </w:tc>
+        <w:tc>
+          <w:tcPr>
+            <w:tcW w:w="3000" w:type="dxa"/>
+            <w:vAlign w:val="center"/>
+            <w:shd w:val="clear" w:fill="F7F7F9"/>
           </w:tcPr>
           <w:p>
             <w:pPr>

--- a/public/reports/S7_LR04_template.docx
+++ b/public/reports/S7_LR04_template.docx
@@ -1,87 +1,84 @@
 
 <file path=word/document.xml><?xml version="1.0" encoding="utf-8"?>
-<w:document xmlns:wpc="http://schemas.microsoft.com/office/word/2010/wordprocessingCanvas" xmlns:cx="http://schemas.microsoft.com/office/drawing/2014/chartex" xmlns:cx1="http://schemas.microsoft.com/office/drawing/2015/9/8/chartex" xmlns:cx2="http://schemas.microsoft.com/office/drawing/2015/10/21/chartex" xmlns:cx3="http://schemas.microsoft.com/office/drawing/2016/5/9/chartex" xmlns:cx4="http://schemas.microsoft.com/office/drawing/2016/5/10/chartex" xmlns:cx5="http://schemas.microsoft.com/office/drawing/2016/5/11/chartex" xmlns:cx6="http://schemas.microsoft.com/office/drawing/2016/5/12/chartex" xmlns:cx7="http://schemas.microsoft.com/office/drawing/2016/5/13/chartex" xmlns:cx8="http://schemas.microsoft.com/office/drawing/2016/5/14/chartex" xmlns:mc="http://schemas.openxmlformats.org/markup-compatibility/2006" xmlns:aink="http://schemas.microsoft.com/office/drawing/2016/ink" xmlns:am3d="http://schemas.microsoft.com/office/drawing/2017/model3d" xmlns:o="urn:schemas-microsoft-com:office:office" xmlns:r="http://schemas.openxmlformats.org/officeDocument/2006/relationships" xmlns:m="http://schemas.openxmlformats.org/officeDocument/2006/math" xmlns:v="urn:schemas-microsoft-com:vml" xmlns:wp14="http://schemas.microsoft.com/office/word/2010/wordprocessingDrawing" xmlns:wp="http://schemas.openxmlformats.org/drawingml/2006/wordprocessingDrawing" xmlns:w10="urn:schemas-microsoft-com:office:word" xmlns:w="http://schemas.openxmlformats.org/wordprocessingml/2006/main" xmlns:w14="http://schemas.microsoft.com/office/word/2010/wordml" xmlns:w15="http://schemas.microsoft.com/office/word/2012/wordml" xmlns:w16cex="http://schemas.microsoft.com/office/word/2018/wordml/cex" xmlns:w16cid="http://schemas.microsoft.com/office/word/2016/wordml/cid" xmlns:w16="http://schemas.microsoft.com/office/word/2018/wordml" xmlns:w16sdtdh="http://schemas.microsoft.com/office/word/2020/wordml/sdtdatahash" xmlns:w16se="http://schemas.microsoft.com/office/word/2015/wordml/symex" xmlns:wpg="http://schemas.microsoft.com/office/word/2010/wordprocessingGroup" xmlns:wpi="http://schemas.microsoft.com/office/word/2010/wordprocessingInk" xmlns:wne="http://schemas.microsoft.com/office/word/2006/wordml" xmlns:wps="http://schemas.microsoft.com/office/word/2010/wordprocessingShape" mc:Ignorable="w14 w15 w16se w16cid w16 w16cex w16sdtdh wp14">
+<w:document xmlns:wpc="http://schemas.microsoft.com/office/word/2010/wordprocessingCanvas" xmlns:cx="http://schemas.microsoft.com/office/drawing/2014/chartex" xmlns:mc="http://schemas.openxmlformats.org/markup-compatibility/2006" xmlns:o="urn:schemas-microsoft-com:office:office" xmlns:r="http://schemas.openxmlformats.org/officeDocument/2006/relationships" xmlns:m="http://schemas.openxmlformats.org/officeDocument/2006/math" xmlns:v="urn:schemas-microsoft-com:vml" xmlns:wp14="http://schemas.microsoft.com/office/word/2010/wordprocessingDrawing" xmlns:wp="http://schemas.openxmlformats.org/drawingml/2006/wordprocessingDrawing" xmlns:w10="urn:schemas-microsoft-com:office:word" xmlns:w="http://schemas.openxmlformats.org/wordprocessingml/2006/main" xmlns:w14="http://schemas.microsoft.com/office/word/2010/wordml" xmlns:w15="http://schemas.microsoft.com/office/word/2012/wordml" xmlns:w16se="http://schemas.microsoft.com/office/word/2015/wordml/symex" xmlns:wpg="http://schemas.microsoft.com/office/word/2010/wordprocessingGroup" xmlns:wpi="http://schemas.microsoft.com/office/word/2010/wordprocessingInk" xmlns:wne="http://schemas.microsoft.com/office/word/2006/wordml" xmlns:wps="http://schemas.microsoft.com/office/word/2010/wordprocessingShape" mc:Ignorable="w14 w15 w16se wp14">
   <w:body>
     <w:p>
       <w:pPr>
-        <w:ind w:right="-850" w:hanging="1701"/>
+        <w:pStyle w:val="afc"/>
+        <w:jc w:val="center"/>
+        <w:rPr>
+          <w:color w:val="0F1115"/>
+          <w:sz w:val="24"/>
+          <w:szCs w:val="24"/>
+          <w:shd w:val="clear" w:color="auto" w:fill="FFFFFF"/>
+        </w:rPr>
       </w:pPr>
       <w:r>
         <w:rPr>
-          <w:noProof/>
-          <w:lang w:eastAsia="ru-RU"/>
+          <w:rStyle w:val="afd"/>
+          <w:rFonts w:eastAsia="Arial"/>
+          <w:color w:val="0F1115"/>
+          <w:sz w:val="24"/>
+          <w:szCs w:val="24"/>
+          <w:shd w:val="clear" w:color="auto" w:fill="FFFFFF"/>
+        </w:rPr>
+        <w:t>Г</w:t>
+      </w:r>
+      <w:r>
+        <w:rPr>
+          <w:rStyle w:val="afd"/>
+          <w:rFonts w:eastAsia="Arial"/>
+          <w:color w:val="0F1115"/>
+          <w:sz w:val="24"/>
+          <w:szCs w:val="24"/>
+          <w:shd w:val="clear" w:color="auto" w:fill="FFFFFF"/>
+        </w:rPr>
+        <w:t>ОСУДАРСТВЕННОЕ АВТОНОМНОЕ ПРОФЕССИОНАЛЬНОЕ ОБРАЗОВАТЕЛЬНОЕ УЧРЕЖДЕНИЕ СВЕРДЛОВСКОЙ ОБЛАСТИ</w:t>
+      </w:r>
+      <w:r>
+        <w:rPr>
+          <w:rStyle w:val="a7"/>
+          <w:color w:val="0F1115"/>
+          <w:sz w:val="24"/>
+          <w:szCs w:val="24"/>
+          <w:shd w:val="clear" w:color="auto" w:fill="FFFFFF"/>
+        </w:rPr>
+        <w:t xml:space="preserve"> </w:t>
+      </w:r>
+      <w:r>
+        <w:rPr>
+          <w:b/>
+          <w:color w:val="0F1115"/>
+          <w:sz w:val="24"/>
+          <w:szCs w:val="24"/>
+          <w:shd w:val="clear" w:color="auto" w:fill="FFFFFF"/>
+        </w:rPr>
+        <w:t>«БЕРЁЗОВСКИЙ ТЕХНИКУМ «ПРОФИ</w:t>
+      </w:r>
+      <w:r>
+        <w:rPr>
+          <w:b/>
+          <w:color w:val="0F1115"/>
+          <w:sz w:val="24"/>
+          <w:szCs w:val="24"/>
+          <w:shd w:val="clear" w:color="auto" w:fill="FFFFFF"/>
+        </w:rPr>
+        <w:t>»</w:t>
+      </w:r>
+    </w:p>
+    <w:p>
+      <w:pPr>
+        <w:spacing w:after="0"/>
+        <w:ind w:right="-1"/>
+        <w:rPr>
+          <w:rFonts w:ascii="TimesNewRomanPS-BoldMT" w:hAnsi="TimesNewRomanPS-BoldMT"/>
+          <w:b/>
+          <w:bCs/>
+          <w:color w:val="000000"/>
           <w:sz w:val="24"/>
           <w:szCs w:val="24"/>
         </w:rPr>
-        <mc:AlternateContent>
-          <mc:Choice Requires="wpg">
-            <w:drawing>
-              <wp:inline distT="0" distB="0" distL="0" distR="0" wp14:anchorId="3949C3CE" wp14:editId="5DE9960B">
-                <wp:extent cx="7574280" cy="914400"/>
-                <wp:effectExtent l="0" t="0" r="7620" b="0"/>
-                <wp:docPr id="1" name="Рисунок 1" descr="Логотип Университета Синергия" title="Фирменный знак"/>
-                <wp:cNvGraphicFramePr>
-                  <a:graphicFrameLocks xmlns:a="http://schemas.openxmlformats.org/drawingml/2006/main" noChangeAspect="1"/>
-                </wp:cNvGraphicFramePr>
-                <a:graphic xmlns:a="http://schemas.openxmlformats.org/drawingml/2006/main">
-                  <a:graphicData uri="http://schemas.openxmlformats.org/drawingml/2006/picture">
-                    <pic:pic xmlns:pic="http://schemas.openxmlformats.org/drawingml/2006/picture">
-                      <pic:nvPicPr>
-                        <pic:cNvPr id="0" name="Рисунок 1" descr="Фирменный знак учебного практикума" title="Фирменный знак"/>
-                        <pic:cNvPicPr>
-                          <a:picLocks noChangeAspect="1"/>
-                        </pic:cNvPicPr>
-                      </pic:nvPicPr>
-                      <pic:blipFill>
-                        <a:blip r:embed="rId6"/>
-                        <a:stretch/>
-                      </pic:blipFill>
-                      <pic:spPr bwMode="auto">
-                        <a:xfrm>
-                          <a:off x="0" y="0"/>
-                          <a:ext cx="7574280" cy="914400"/>
-                        </a:xfrm>
-                        <a:prstGeom prst="rect">
-                          <a:avLst/>
-                        </a:prstGeom>
-                        <a:noFill/>
-                        <a:ln>
-                          <a:noFill/>
-                          <a:miter/>
-                        </a:ln>
-                      </pic:spPr>
-                    </pic:pic>
-                  </a:graphicData>
-                </a:graphic>
-              </wp:inline>
-            </w:drawing>
-          </mc:Choice>
-          <mc:Fallback xmlns:a="http://schemas.openxmlformats.org/drawingml/2006/main">
-            <w:pict>
-              <v:shapetype type="#_x0000_t75" o:spt="75" coordsize="21600,21600" o:preferrelative="t" path="m@4@5l@4@11@9@11@9@5xe">
-                <v:formulas>
-                  <v:f eqn="if lineDrawn pixelLineWidth 0"/>
-                  <v:f eqn="sum @0 1 0"/>
-                  <v:f eqn="sum 0 0 @1"/>
-                  <v:f eqn="prod @2 1 2"/>
-                  <v:f eqn="prod @3 21600 pixelWidth"/>
-                  <v:f eqn="prod @3 21600 pixelHeight"/>
-                  <v:f eqn="sum @0 0 1"/>
-                  <v:f eqn="prod @6 1 2"/>
-                  <v:f eqn="prod @7 21600 pixelWidth"/>
-                  <v:f eqn="sum @8 21600 0"/>
-                  <v:f eqn="prod @7 21600 pixelHeight"/>
-                  <v:f eqn="sum @10 21600 0"/>
-                </v:formulas>
-              </v:shapetype>
-              <v:shape id="_x0000_i0" o:spid="_x0000_s0" type="#_x0000_t75" style="width:596.40pt;height:72.00pt;mso-wrap-distance-left:0.00pt;mso-wrap-distance-top:0.00pt;mso-wrap-distance-right:0.00pt;mso-wrap-distance-bottom:0.00pt;" stroked="f">
-                <v:path textboxrect="0,0,0,0"/>
-                <v:imagedata r:id="rId8" o:title=""/>
-              </v:shape>
-            </w:pict>
-          </mc:Fallback>
-        </mc:AlternateContent>
-      </w:r>
+      </w:pPr>
     </w:p>
     <w:p>
       <w:pPr>
@@ -97,69 +94,6 @@
           <w:szCs w:val="24"/>
         </w:rPr>
       </w:pPr>
-      <w:r>
-        <w:rPr>
-          <w:rFonts w:ascii="TimesNewRomanPS-BoldMT" w:hAnsi="TimesNewRomanPS-BoldMT"/>
-          <w:b/>
-          <w:bCs/>
-          <w:color w:val="000000"/>
-          <w:sz w:val="24"/>
-          <w:szCs w:val="24"/>
-        </w:rPr>
-        <w:t xml:space="preserve">АВТОНОМНАЯ НЕКОММЕРЧЕСКАЯ ОРГАНИЗАЦИЯ</w:t>
-      </w:r>
-    </w:p>
-    <w:p>
-      <w:pPr>
-        <w:spacing w:after="0"/>
-        <w:ind w:right="-1"/>
-        <w:jc w:val="center"/>
-        <w:rPr>
-          <w:rFonts w:ascii="TimesNewRomanPS-BoldMT" w:hAnsi="TimesNewRomanPS-BoldMT"/>
-          <w:b/>
-          <w:bCs/>
-          <w:color w:val="000000"/>
-          <w:sz w:val="24"/>
-          <w:szCs w:val="24"/>
-        </w:rPr>
-      </w:pPr>
-      <w:r>
-        <w:rPr>
-          <w:rFonts w:ascii="TimesNewRomanPS-BoldMT" w:hAnsi="TimesNewRomanPS-BoldMT"/>
-          <w:b/>
-          <w:bCs/>
-          <w:color w:val="000000"/>
-          <w:sz w:val="24"/>
-          <w:szCs w:val="24"/>
-        </w:rPr>
-        <w:t xml:space="preserve"> ВЫСШЕГО ОБРАЗОВАНИЯ</w:t>
-      </w:r>
-    </w:p>
-    <w:p>
-      <w:pPr>
-        <w:spacing w:after="0"/>
-        <w:ind w:right="-1"/>
-        <w:jc w:val="center"/>
-        <w:rPr>
-          <w:rFonts w:ascii="TimesNewRomanPS-BoldMT" w:hAnsi="TimesNewRomanPS-BoldMT"/>
-          <w:b/>
-          <w:bCs/>
-          <w:color w:val="000000"/>
-          <w:sz w:val="24"/>
-          <w:szCs w:val="24"/>
-        </w:rPr>
-      </w:pPr>
-      <w:r>
-        <w:rPr>
-          <w:rFonts w:ascii="TimesNewRomanPS-BoldMT" w:hAnsi="TimesNewRomanPS-BoldMT"/>
-          <w:b/>
-          <w:bCs/>
-          <w:color w:val="000000"/>
-          <w:sz w:val="24"/>
-          <w:szCs w:val="24"/>
-        </w:rPr>
-        <w:t xml:space="preserve">«МОСКОВСКИЙ УНИВЕРСИТЕТ «СИНЕРГИЯ» </w:t>
-      </w:r>
     </w:p>
     <w:tbl>
       <w:tblPr>
@@ -171,161 +105,6 @@
         <w:gridCol w:w="282"/>
         <w:gridCol w:w="5948"/>
       </w:tblGrid>
-      <w:tr>
-        <w:tc>
-          <w:tcPr>
-            <w:tcW w:w="3115" w:type="dxa"/>
-            <w:shd w:val="clear" w:color="auto" w:fill="auto"/>
-          </w:tcPr>
-          <w:p>
-            <w:pPr>
-              <w:spacing w:after="0" w:line="240" w:lineRule="auto"/>
-              <w:ind w:right="-1"/>
-              <w:jc w:val="center"/>
-              <w:rPr>
-                <w:rFonts w:ascii="TimesNewRomanPS-BoldMT" w:hAnsi="TimesNewRomanPS-BoldMT"/>
-                <w:color w:val="000000"/>
-                <w:sz w:val="24"/>
-                <w:szCs w:val="24"/>
-              </w:rPr>
-            </w:pPr>
-            <w:r>
-              <w:rPr>
-                <w:rFonts w:ascii="TimesNewRomanPS-BoldMT" w:hAnsi="TimesNewRomanPS-BoldMT"/>
-                <w:b/>
-                <w:bCs/>
-                <w:color w:val="000000"/>
-                <w:sz w:val="24"/>
-                <w:szCs w:val="24"/>
-              </w:rPr>
-              <w:t>Факультет/Институт</w:t>
-            </w:r>
-          </w:p>
-        </w:tc>
-        <w:tc>
-          <w:tcPr>
-            <w:tcW w:w="282" w:type="dxa"/>
-            <w:shd w:val="clear" w:color="auto" w:fill="auto"/>
-          </w:tcPr>
-          <w:p>
-            <w:pPr>
-              <w:spacing w:after="0" w:line="240" w:lineRule="auto"/>
-              <w:ind w:right="-1"/>
-              <w:jc w:val="center"/>
-              <w:rPr>
-                <w:rFonts w:ascii="TimesNewRomanPS-BoldMT" w:hAnsi="TimesNewRomanPS-BoldMT"/>
-                <w:color w:val="000000"/>
-                <w:sz w:val="24"/>
-                <w:szCs w:val="24"/>
-              </w:rPr>
-            </w:pPr>
-          </w:p>
-        </w:tc>
-        <w:tc>
-          <w:tcPr>
-            <w:tcW w:w="5948" w:type="dxa"/>
-            <w:tcBorders>
-              <w:bottom w:val="single" w:sz="4" w:space="0" w:color="000000"/>
-            </w:tcBorders>
-            <w:shd w:val="clear" w:color="auto" w:fill="auto"/>
-          </w:tcPr>
-          <w:p>
-            <w:pPr>
-              <w:spacing w:after="0" w:line="240" w:lineRule="auto"/>
-              <w:ind w:right="-1"/>
-              <w:jc w:val="center"/>
-              <w:rPr>
-                <w:rFonts w:ascii="Times New Roman" w:hAnsi="Times New Roman"/>
-                <w:color w:val="000000"/>
-                <w:sz w:val="24"/>
-                <w:szCs w:val="24"/>
-              </w:rPr>
-            </w:pPr>
-            <w:r>
-              <w:rPr>
-                <w:rFonts w:ascii="Times New Roman" w:hAnsi="Times New Roman"/>
-                <w:color w:val="000000"/>
-                <w:sz w:val="24"/>
-                <w:szCs w:val="24"/>
-              </w:rPr>
-              <w:t>Информационных технологий</w:t>
-            </w:r>
-          </w:p>
-        </w:tc>
-      </w:tr>
-      <w:tr>
-        <w:tc>
-          <w:tcPr>
-            <w:tcW w:w="3115" w:type="dxa"/>
-            <w:shd w:val="clear" w:color="auto" w:fill="auto"/>
-          </w:tcPr>
-          <w:p>
-            <w:pPr>
-              <w:spacing w:after="0" w:line="240" w:lineRule="auto"/>
-              <w:ind w:right="-1"/>
-              <w:jc w:val="center"/>
-              <w:rPr>
-                <w:rFonts w:ascii="TimesNewRomanPS-BoldMT" w:hAnsi="TimesNewRomanPS-BoldMT"/>
-                <w:b/>
-                <w:bCs/>
-                <w:color w:val="000000"/>
-                <w:sz w:val="24"/>
-                <w:szCs w:val="24"/>
-              </w:rPr>
-            </w:pPr>
-          </w:p>
-        </w:tc>
-        <w:tc>
-          <w:tcPr>
-            <w:tcW w:w="282" w:type="dxa"/>
-            <w:shd w:val="clear" w:color="auto" w:fill="auto"/>
-          </w:tcPr>
-          <w:p>
-            <w:pPr>
-              <w:spacing w:after="0" w:line="240" w:lineRule="auto"/>
-              <w:ind w:right="-1"/>
-              <w:jc w:val="center"/>
-              <w:rPr>
-                <w:rFonts w:ascii="TimesNewRomanPS-BoldMT" w:hAnsi="TimesNewRomanPS-BoldMT"/>
-                <w:color w:val="000000"/>
-                <w:sz w:val="24"/>
-                <w:szCs w:val="24"/>
-              </w:rPr>
-            </w:pPr>
-          </w:p>
-        </w:tc>
-        <w:tc>
-          <w:tcPr>
-            <w:tcW w:w="5948" w:type="dxa"/>
-            <w:tcBorders>
-              <w:top w:val="single" w:sz="4" w:space="0" w:color="000000"/>
-            </w:tcBorders>
-            <w:shd w:val="clear" w:color="auto" w:fill="auto"/>
-          </w:tcPr>
-          <w:p>
-            <w:pPr>
-              <w:spacing w:after="0" w:line="240" w:lineRule="auto"/>
-              <w:ind w:right="-1"/>
-              <w:jc w:val="center"/>
-              <w:rPr>
-                <w:rFonts w:ascii="TimesNewRomanPS-BoldMT" w:hAnsi="TimesNewRomanPS-BoldMT"/>
-                <w:color w:val="000000"/>
-                <w:sz w:val="24"/>
-                <w:szCs w:val="24"/>
-              </w:rPr>
-            </w:pPr>
-            <w:r>
-              <w:rPr>
-                <w:rFonts w:ascii="TimesNewRomanPSMT" w:hAnsi="TimesNewRomanPSMT"/>
-                <w:color w:val="000000"/>
-                <w:sz w:val="24"/>
-                <w:szCs w:val="24"/>
-              </w:rPr>
-              <w:t>(наименование факультета/ Института)</w:t>
-            </w:r>
-          </w:p>
-        </w:tc>
-      </w:tr>
       <w:tr>
         <w:tc>
           <w:tcPr>
@@ -720,17 +499,7 @@
           <w:sz w:val="24"/>
           <w:szCs w:val="24"/>
         </w:rPr>
-        <w:t xml:space="preserve">Отчёт по лабораторной работе № 4</w:t>
-      </w:r>
-      <w:r>
-        <w:rPr>
-          <w:rFonts w:ascii="TimesNewRomanPS-BoldMT" w:hAnsi="TimesNewRomanPS-BoldMT"/>
-          <w:b/>
-          <w:bCs/>
-          <w:sz w:val="24"/>
-          <w:szCs w:val="24"/>
-        </w:rPr>
-        <w:t xml:space="preserve"/>
+        <w:t>Отчёт по лабораторной работе № 4</w:t>
       </w:r>
     </w:p>
     <w:tbl>
@@ -809,18 +578,27 @@
           </w:tcPr>
           <w:p>
             <w:pPr>
+              <w:keepLines/>
+              <w:spacing w:after="0" w:line="240" w:lineRule="auto"/>
               <w:jc w:val="center"/>
-              <w:spacing w:before="0" w:after="0" w:line="240" w:lineRule="auto"/>
-              <w:keepLines/>
             </w:pPr>
             <w:r>
               <w:rPr>
-                <w:rFonts w:ascii="Times New Roman" w:hAnsi="Times New Roman" w:eastAsia="Times New Roman" w:cs="Times New Roman"/>
+                <w:rFonts w:ascii="Times New Roman" w:eastAsia="Times New Roman" w:hAnsi="Times New Roman"/>
+                <w:color w:val="000000"/>
                 <w:sz w:val="24"/>
                 <w:szCs w:val="24"/>
+              </w:rPr>
+              <w:t xml:space="preserve">Воспроизведение проблемы по описанию пользователя и </w:t>
+            </w:r>
+            <w:r>
+              <w:rPr>
+                <w:rFonts w:ascii="Times New Roman" w:eastAsia="Times New Roman" w:hAnsi="Times New Roman"/>
                 <w:color w:val="000000"/>
+                <w:sz w:val="24"/>
+                <w:szCs w:val="24"/>
               </w:rPr>
-              <w:t>Воспроизведение проблемы по описанию пользователя и составление сценария воспроизведения</w:t>
+              <w:t>составление сценария воспроизведения</w:t>
             </w:r>
           </w:p>
         </w:tc>
@@ -1071,16 +849,16 @@
           </w:tcPr>
           <w:p>
             <w:pPr>
+              <w:keepLines/>
+              <w:spacing w:after="0" w:line="240" w:lineRule="auto"/>
               <w:jc w:val="center"/>
-              <w:spacing w:before="0" w:after="0" w:line="240" w:lineRule="auto"/>
-              <w:keepLines/>
             </w:pPr>
             <w:r>
               <w:rPr>
-                <w:rFonts w:ascii="Times New Roman" w:hAnsi="Times New Roman" w:eastAsia="Times New Roman" w:cs="Times New Roman"/>
+                <w:rFonts w:ascii="Times New Roman" w:eastAsia="Times New Roman" w:hAnsi="Times New Roman"/>
+                <w:color w:val="000000"/>
                 <w:sz w:val="24"/>
                 <w:szCs w:val="24"/>
-                <w:color w:val="000000"/>
               </w:rPr>
               <w:t>МДК.06.02 «Инженерно-техническая поддержка сопровождения информационных систем»</w:t>
             </w:r>
@@ -1370,7 +1148,6 @@
               </w:rPr>
               <w:t>(</w:t>
             </w:r>
-            <w:proofErr w:type="gramStart"/>
             <w:r>
               <w:rPr>
                 <w:rFonts w:ascii="TimesNewRomanPSMT" w:hAnsi="TimesNewRomanPSMT"/>
@@ -1378,17 +1155,7 @@
                 <w:sz w:val="24"/>
                 <w:szCs w:val="24"/>
               </w:rPr>
-              <w:t xml:space="preserve">ФИО)   </w:t>
-            </w:r>
-            <w:proofErr w:type="gramEnd"/>
-            <w:r>
-              <w:rPr>
-                <w:rFonts w:ascii="TimesNewRomanPSMT" w:hAnsi="TimesNewRomanPSMT"/>
-                <w:color w:val="000000"/>
-                <w:sz w:val="24"/>
-                <w:szCs w:val="24"/>
-              </w:rPr>
-              <w:t xml:space="preserve">                                                                              </w:t>
+              <w:t xml:space="preserve">ФИО)                                                                                 </w:t>
             </w:r>
           </w:p>
         </w:tc>
@@ -1734,7 +1501,6 @@
               </w:rPr>
               <w:t>(</w:t>
             </w:r>
-            <w:proofErr w:type="gramStart"/>
             <w:r>
               <w:rPr>
                 <w:rFonts w:ascii="TimesNewRomanPSMT" w:hAnsi="TimesNewRomanPSMT"/>
@@ -1742,17 +1508,7 @@
                 <w:sz w:val="24"/>
                 <w:szCs w:val="24"/>
               </w:rPr>
-              <w:t xml:space="preserve">ФИО)   </w:t>
-            </w:r>
-            <w:proofErr w:type="gramEnd"/>
-            <w:r>
-              <w:rPr>
-                <w:rFonts w:ascii="TimesNewRomanPSMT" w:hAnsi="TimesNewRomanPSMT"/>
-                <w:color w:val="000000"/>
-                <w:sz w:val="24"/>
-                <w:szCs w:val="24"/>
-              </w:rPr>
-              <w:t xml:space="preserve">                                                                              </w:t>
+              <w:t xml:space="preserve">ФИО)                                                                                 </w:t>
             </w:r>
           </w:p>
         </w:tc>
@@ -1818,6 +1574,58 @@
           <w:szCs w:val="24"/>
         </w:rPr>
       </w:pPr>
+    </w:p>
+    <w:p>
+      <w:pPr>
+        <w:jc w:val="center"/>
+        <w:rPr>
+          <w:rFonts w:ascii="TimesNewRomanPS-BoldMT" w:hAnsi="TimesNewRomanPS-BoldMT"/>
+          <w:b/>
+          <w:bCs/>
+          <w:color w:val="000000"/>
+          <w:sz w:val="24"/>
+          <w:szCs w:val="24"/>
+        </w:rPr>
+      </w:pPr>
+    </w:p>
+    <w:p>
+      <w:pPr>
+        <w:jc w:val="center"/>
+        <w:rPr>
+          <w:rFonts w:ascii="TimesNewRomanPS-BoldMT" w:hAnsi="TimesNewRomanPS-BoldMT"/>
+          <w:b/>
+          <w:bCs/>
+          <w:color w:val="000000"/>
+          <w:sz w:val="24"/>
+          <w:szCs w:val="24"/>
+        </w:rPr>
+      </w:pPr>
+    </w:p>
+    <w:p>
+      <w:pPr>
+        <w:jc w:val="center"/>
+        <w:rPr>
+          <w:rFonts w:ascii="TimesNewRomanPS-BoldMT" w:hAnsi="TimesNewRomanPS-BoldMT"/>
+          <w:b/>
+          <w:bCs/>
+          <w:color w:val="000000"/>
+          <w:sz w:val="24"/>
+          <w:szCs w:val="24"/>
+        </w:rPr>
+      </w:pPr>
+    </w:p>
+    <w:p>
+      <w:pPr>
+        <w:jc w:val="center"/>
+        <w:rPr>
+          <w:rFonts w:ascii="TimesNewRomanPS-BoldMT" w:hAnsi="TimesNewRomanPS-BoldMT"/>
+          <w:b/>
+          <w:bCs/>
+          <w:color w:val="000000"/>
+          <w:sz w:val="24"/>
+          <w:szCs w:val="24"/>
+        </w:rPr>
+      </w:pPr>
       <w:r>
         <w:rPr>
           <w:rFonts w:ascii="TimesNewRomanPS-BoldMT" w:hAnsi="TimesNewRomanPS-BoldMT"/>
@@ -1827,7 +1635,7 @@
           <w:sz w:val="24"/>
           <w:szCs w:val="24"/>
         </w:rPr>
-        <w:t xml:space="preserve">Москва, 2026</w:t>
+        <w:t>Берёзовский</w:t>
       </w:r>
       <w:r>
         <w:rPr>
@@ -1838,7 +1646,7 @@
           <w:sz w:val="24"/>
           <w:szCs w:val="24"/>
         </w:rPr>
-        <w:t/>
+        <w:t>, 2026</w:t>
       </w:r>
       <w:r>
         <w:rPr>
@@ -1883,7 +1691,21 @@
           <w:szCs w:val="24"/>
           <w:color w:val="000000"/>
         </w:rPr>
-        <w:t>Семестр 7 · ЛР 4 · Максимум 7 баллов</w:t>
+        <w:t>МДК.06.02-ЛР04</w:t>
+      </w:r>
+    </w:p>
+    <w:p>
+      <w:pPr>
+        <w:spacing w:before="0" w:after="110" w:line="276" w:lineRule="auto"/>
+      </w:pPr>
+      <w:r>
+        <w:rPr>
+          <w:rFonts w:ascii="Times New Roman" w:hAnsi="Times New Roman" w:eastAsia="Times New Roman" w:cs="Times New Roman"/>
+          <w:sz w:val="24"/>
+          <w:szCs w:val="24"/>
+          <w:color w:val="000000"/>
+        </w:rPr>
+        <w:t>Рекомендуемое имя файла: Фамилия_Группа_МДК0602_ЛР04.docx</w:t>
       </w:r>
     </w:p>
     <w:p>
@@ -4078,7 +3900,7 @@
 </file>
 
 <file path=word/endnotes.xml><?xml version="1.0" encoding="utf-8"?>
-<w:endnotes xmlns:wpc="http://schemas.microsoft.com/office/word/2010/wordprocessingCanvas" xmlns:cx="http://schemas.microsoft.com/office/drawing/2014/chartex" xmlns:cx1="http://schemas.microsoft.com/office/drawing/2015/9/8/chartex" xmlns:cx2="http://schemas.microsoft.com/office/drawing/2015/10/21/chartex" xmlns:cx3="http://schemas.microsoft.com/office/drawing/2016/5/9/chartex" xmlns:cx4="http://schemas.microsoft.com/office/drawing/2016/5/10/chartex" xmlns:cx5="http://schemas.microsoft.com/office/drawing/2016/5/11/chartex" xmlns:cx6="http://schemas.microsoft.com/office/drawing/2016/5/12/chartex" xmlns:cx7="http://schemas.microsoft.com/office/drawing/2016/5/13/chartex" xmlns:cx8="http://schemas.microsoft.com/office/drawing/2016/5/14/chartex" xmlns:mc="http://schemas.openxmlformats.org/markup-compatibility/2006" xmlns:aink="http://schemas.microsoft.com/office/drawing/2016/ink" xmlns:am3d="http://schemas.microsoft.com/office/drawing/2017/model3d" xmlns:o="urn:schemas-microsoft-com:office:office" xmlns:r="http://schemas.openxmlformats.org/officeDocument/2006/relationships" xmlns:m="http://schemas.openxmlformats.org/officeDocument/2006/math" xmlns:v="urn:schemas-microsoft-com:vml" xmlns:wp14="http://schemas.microsoft.com/office/word/2010/wordprocessingDrawing" xmlns:wp="http://schemas.openxmlformats.org/drawingml/2006/wordprocessingDrawing" xmlns:w10="urn:schemas-microsoft-com:office:word" xmlns:w="http://schemas.openxmlformats.org/wordprocessingml/2006/main" xmlns:w14="http://schemas.microsoft.com/office/word/2010/wordml" xmlns:w15="http://schemas.microsoft.com/office/word/2012/wordml" xmlns:w16cex="http://schemas.microsoft.com/office/word/2018/wordml/cex" xmlns:w16cid="http://schemas.microsoft.com/office/word/2016/wordml/cid" xmlns:w16="http://schemas.microsoft.com/office/word/2018/wordml" xmlns:w16sdtdh="http://schemas.microsoft.com/office/word/2020/wordml/sdtdatahash" xmlns:w16se="http://schemas.microsoft.com/office/word/2015/wordml/symex" xmlns:wpg="http://schemas.microsoft.com/office/word/2010/wordprocessingGroup" xmlns:wpi="http://schemas.microsoft.com/office/word/2010/wordprocessingInk" xmlns:wne="http://schemas.microsoft.com/office/word/2006/wordml" xmlns:wps="http://schemas.microsoft.com/office/word/2010/wordprocessingShape" mc:Ignorable="w14 w15 w16se w16cid w16 w16cex w16sdtdh wp14">
+<w:endnotes xmlns:wpc="http://schemas.microsoft.com/office/word/2010/wordprocessingCanvas" xmlns:cx="http://schemas.microsoft.com/office/drawing/2014/chartex" xmlns:mc="http://schemas.openxmlformats.org/markup-compatibility/2006" xmlns:o="urn:schemas-microsoft-com:office:office" xmlns:r="http://schemas.openxmlformats.org/officeDocument/2006/relationships" xmlns:m="http://schemas.openxmlformats.org/officeDocument/2006/math" xmlns:v="urn:schemas-microsoft-com:vml" xmlns:wp14="http://schemas.microsoft.com/office/word/2010/wordprocessingDrawing" xmlns:wp="http://schemas.openxmlformats.org/drawingml/2006/wordprocessingDrawing" xmlns:w10="urn:schemas-microsoft-com:office:word" xmlns:w="http://schemas.openxmlformats.org/wordprocessingml/2006/main" xmlns:w14="http://schemas.microsoft.com/office/word/2010/wordml" xmlns:w15="http://schemas.microsoft.com/office/word/2012/wordml" xmlns:w16se="http://schemas.microsoft.com/office/word/2015/wordml/symex" xmlns:wpg="http://schemas.microsoft.com/office/word/2010/wordprocessingGroup" xmlns:wpi="http://schemas.microsoft.com/office/word/2010/wordprocessingInk" xmlns:wne="http://schemas.microsoft.com/office/word/2006/wordml" xmlns:wps="http://schemas.microsoft.com/office/word/2010/wordprocessingShape" mc:Ignorable="w14 w15 w16se wp14">
   <w:endnote w:type="separator" w:id="-1">
     <w:p>
       <w:pPr>
@@ -4103,7 +3925,7 @@
 </file>
 
 <file path=word/footnotes.xml><?xml version="1.0" encoding="utf-8"?>
-<w:footnotes xmlns:wpc="http://schemas.microsoft.com/office/word/2010/wordprocessingCanvas" xmlns:cx="http://schemas.microsoft.com/office/drawing/2014/chartex" xmlns:cx1="http://schemas.microsoft.com/office/drawing/2015/9/8/chartex" xmlns:cx2="http://schemas.microsoft.com/office/drawing/2015/10/21/chartex" xmlns:cx3="http://schemas.microsoft.com/office/drawing/2016/5/9/chartex" xmlns:cx4="http://schemas.microsoft.com/office/drawing/2016/5/10/chartex" xmlns:cx5="http://schemas.microsoft.com/office/drawing/2016/5/11/chartex" xmlns:cx6="http://schemas.microsoft.com/office/drawing/2016/5/12/chartex" xmlns:cx7="http://schemas.microsoft.com/office/drawing/2016/5/13/chartex" xmlns:cx8="http://schemas.microsoft.com/office/drawing/2016/5/14/chartex" xmlns:mc="http://schemas.openxmlformats.org/markup-compatibility/2006" xmlns:aink="http://schemas.microsoft.com/office/drawing/2016/ink" xmlns:am3d="http://schemas.microsoft.com/office/drawing/2017/model3d" xmlns:o="urn:schemas-microsoft-com:office:office" xmlns:r="http://schemas.openxmlformats.org/officeDocument/2006/relationships" xmlns:m="http://schemas.openxmlformats.org/officeDocument/2006/math" xmlns:v="urn:schemas-microsoft-com:vml" xmlns:wp14="http://schemas.microsoft.com/office/word/2010/wordprocessingDrawing" xmlns:wp="http://schemas.openxmlformats.org/drawingml/2006/wordprocessingDrawing" xmlns:w10="urn:schemas-microsoft-com:office:word" xmlns:w="http://schemas.openxmlformats.org/wordprocessingml/2006/main" xmlns:w14="http://schemas.microsoft.com/office/word/2010/wordml" xmlns:w15="http://schemas.microsoft.com/office/word/2012/wordml" xmlns:w16cex="http://schemas.microsoft.com/office/word/2018/wordml/cex" xmlns:w16cid="http://schemas.microsoft.com/office/word/2016/wordml/cid" xmlns:w16="http://schemas.microsoft.com/office/word/2018/wordml" xmlns:w16sdtdh="http://schemas.microsoft.com/office/word/2020/wordml/sdtdatahash" xmlns:w16se="http://schemas.microsoft.com/office/word/2015/wordml/symex" xmlns:wpg="http://schemas.microsoft.com/office/word/2010/wordprocessingGroup" xmlns:wpi="http://schemas.microsoft.com/office/word/2010/wordprocessingInk" xmlns:wne="http://schemas.microsoft.com/office/word/2006/wordml" xmlns:wps="http://schemas.microsoft.com/office/word/2010/wordprocessingShape" mc:Ignorable="w14 w15 w16se w16cid w16 w16cex w16sdtdh wp14">
+<w:footnotes xmlns:wpc="http://schemas.microsoft.com/office/word/2010/wordprocessingCanvas" xmlns:cx="http://schemas.microsoft.com/office/drawing/2014/chartex" xmlns:mc="http://schemas.openxmlformats.org/markup-compatibility/2006" xmlns:o="urn:schemas-microsoft-com:office:office" xmlns:r="http://schemas.openxmlformats.org/officeDocument/2006/relationships" xmlns:m="http://schemas.openxmlformats.org/officeDocument/2006/math" xmlns:v="urn:schemas-microsoft-com:vml" xmlns:wp14="http://schemas.microsoft.com/office/word/2010/wordprocessingDrawing" xmlns:wp="http://schemas.openxmlformats.org/drawingml/2006/wordprocessingDrawing" xmlns:w10="urn:schemas-microsoft-com:office:word" xmlns:w="http://schemas.openxmlformats.org/wordprocessingml/2006/main" xmlns:w14="http://schemas.microsoft.com/office/word/2010/wordml" xmlns:w15="http://schemas.microsoft.com/office/word/2012/wordml" xmlns:w16se="http://schemas.microsoft.com/office/word/2015/wordml/symex" xmlns:wpg="http://schemas.microsoft.com/office/word/2010/wordprocessingGroup" xmlns:wpi="http://schemas.microsoft.com/office/word/2010/wordprocessingInk" xmlns:wne="http://schemas.microsoft.com/office/word/2006/wordml" xmlns:wps="http://schemas.microsoft.com/office/word/2010/wordprocessingShape" mc:Ignorable="w14 w15 w16se wp14">
   <w:footnote w:type="separator" w:id="-1">
     <w:p>
       <w:pPr>
@@ -4128,7 +3950,7 @@
 </file>
 
 <file path=word/styles.xml><?xml version="1.0" encoding="utf-8"?>
-<w:styles xmlns:mc="http://schemas.openxmlformats.org/markup-compatibility/2006" xmlns:r="http://schemas.openxmlformats.org/officeDocument/2006/relationships" xmlns:w="http://schemas.openxmlformats.org/wordprocessingml/2006/main" xmlns:w14="http://schemas.microsoft.com/office/word/2010/wordml" xmlns:w15="http://schemas.microsoft.com/office/word/2012/wordml" xmlns:w16cex="http://schemas.microsoft.com/office/word/2018/wordml/cex" xmlns:w16cid="http://schemas.microsoft.com/office/word/2016/wordml/cid" xmlns:w16="http://schemas.microsoft.com/office/word/2018/wordml" xmlns:w16sdtdh="http://schemas.microsoft.com/office/word/2020/wordml/sdtdatahash" xmlns:w16se="http://schemas.microsoft.com/office/word/2015/wordml/symex" mc:Ignorable="w14 w15 w16se w16cid w16 w16cex w16sdtdh">
+<w:styles xmlns:mc="http://schemas.openxmlformats.org/markup-compatibility/2006" xmlns:r="http://schemas.openxmlformats.org/officeDocument/2006/relationships" xmlns:w="http://schemas.openxmlformats.org/wordprocessingml/2006/main" xmlns:w14="http://schemas.microsoft.com/office/word/2010/wordml" xmlns:w15="http://schemas.microsoft.com/office/word/2012/wordml" xmlns:w16se="http://schemas.microsoft.com/office/word/2015/wordml/symex" mc:Ignorable="w14 w15 w16se">
   <w:docDefaults>
     <w:rPrDefault>
       <w:rPr>
@@ -4144,7 +3966,7 @@
       </w:pPr>
     </w:pPrDefault>
   </w:docDefaults>
-  <w:latentStyles w:defLockedState="0" w:defUIPriority="99" w:defSemiHidden="0" w:defUnhideWhenUsed="0" w:defQFormat="0" w:count="376">
+  <w:latentStyles w:defLockedState="0" w:defUIPriority="99" w:defSemiHidden="0" w:defUnhideWhenUsed="0" w:defQFormat="0" w:count="371">
     <w:lsdException w:name="Normal" w:uiPriority="0" w:qFormat="1"/>
     <w:lsdException w:name="heading 1" w:uiPriority="9" w:qFormat="1"/>
     <w:lsdException w:name="heading 2" w:semiHidden="1" w:uiPriority="9" w:unhideWhenUsed="1" w:qFormat="1"/>
@@ -4516,11 +4338,6 @@
     <w:lsdException w:name="List Table 5 Dark Accent 6" w:uiPriority="50"/>
     <w:lsdException w:name="List Table 6 Colorful Accent 6" w:uiPriority="51"/>
     <w:lsdException w:name="List Table 7 Colorful Accent 6" w:uiPriority="52"/>
-    <w:lsdException w:name="Mention" w:semiHidden="1" w:unhideWhenUsed="1"/>
-    <w:lsdException w:name="Smart Hyperlink" w:semiHidden="1" w:unhideWhenUsed="1"/>
-    <w:lsdException w:name="Hashtag" w:semiHidden="1" w:unhideWhenUsed="1"/>
-    <w:lsdException w:name="Unresolved Mention" w:semiHidden="1" w:unhideWhenUsed="1"/>
-    <w:lsdException w:name="Smart Link" w:semiHidden="1" w:unhideWhenUsed="1"/>
   </w:latentStyles>
   <w:style w:type="paragraph" w:default="1" w:styleId="a">
     <w:name w:val="Normal"/>
@@ -16238,6 +16055,34 @@
         <w:vAlign w:val="bottom"/>
       </w:tcPr>
     </w:tblStylePr>
+  </w:style>
+  <w:style w:type="paragraph" w:styleId="afc">
+    <w:name w:val="Normal (Web)"/>
+    <w:basedOn w:val="a"/>
+    <w:uiPriority w:val="99"/>
+    <w:semiHidden/>
+    <w:unhideWhenUsed/>
+    <w:rsid w:val="00217E38"/>
+    <w:pPr>
+      <w:spacing w:before="100" w:beforeAutospacing="1" w:after="100" w:afterAutospacing="1" w:line="240" w:lineRule="auto"/>
+    </w:pPr>
+    <w:rPr>
+      <w:rFonts w:ascii="Times New Roman" w:eastAsia="Times New Roman" w:hAnsi="Times New Roman"/>
+      <w:sz w:val="24"/>
+      <w:szCs w:val="24"/>
+      <w:lang w:eastAsia="ru-RU"/>
+    </w:rPr>
+  </w:style>
+  <w:style w:type="character" w:styleId="afd">
+    <w:name w:val="Strong"/>
+    <w:basedOn w:val="a0"/>
+    <w:uiPriority w:val="22"/>
+    <w:qFormat/>
+    <w:rsid w:val="00217E38"/>
+    <w:rPr>
+      <w:b/>
+      <w:bCs/>
+    </w:rPr>
   </w:style>
 </w:styles>
 </file>
